--- a/บทที่ 4 ผลการดำเนินงาน.docx
+++ b/บทที่ 4 ผลการดำเนินงาน.docx
@@ -248,7 +248,6 @@
         <w:ind w:firstLine="540"/>
         <w:jc w:val="thaiDistribute"/>
         <w:rPr>
-          <w:rFonts w:hint="cs"/>
           <w:sz w:val="32"/>
           <w:cs/>
         </w:rPr>
@@ -361,7 +360,6 @@
         <w:ind w:firstLine="426"/>
         <w:jc w:val="thaiDistribute"/>
         <w:rPr>
-          <w:rFonts w:hint="cs"/>
           <w:sz w:val="32"/>
         </w:rPr>
       </w:pPr>
@@ -497,6 +495,14 @@
         </w:rPr>
         <w:t>PostgreSQL</w:t>
       </w:r>
+      <w:r>
+        <w:rPr>
+          <w:sz w:val="32"/>
+        </w:rPr>
+        <w:t xml:space="preserve"> </w:t>
+      </w:r>
+      <w:bookmarkStart w:id="3" w:name="_GoBack"/>
+      <w:bookmarkEnd w:id="3"/>
     </w:p>
     <w:p>
       <w:pPr>
@@ -649,7 +655,6 @@
         <w:spacing w:after="0" w:line="240" w:lineRule="auto"/>
         <w:ind w:firstLine="720"/>
         <w:rPr>
-          <w:rFonts w:hint="cs"/>
           <w:sz w:val="32"/>
         </w:rPr>
         <w:sectPr>
@@ -669,7 +674,7 @@
           <w:sz w:val="32"/>
         </w:rPr>
       </w:pPr>
-      <w:bookmarkStart w:id="3" w:name="_Hlk226311584"/>
+      <w:bookmarkStart w:id="4" w:name="_Hlk226311584"/>
       <w:r>
         <w:rPr>
           <w:sz w:val="32"/>
@@ -712,7 +717,7 @@
         <w:t>)</w:t>
       </w:r>
     </w:p>
-    <w:bookmarkEnd w:id="3"/>
+    <w:bookmarkEnd w:id="4"/>
     <w:p>
       <w:pPr>
         <w:tabs>
@@ -965,7 +970,6 @@
         </w:tabs>
         <w:spacing w:after="0" w:line="240" w:lineRule="auto"/>
         <w:rPr>
-          <w:rFonts w:hint="cs"/>
           <w:sz w:val="32"/>
           <w:cs/>
         </w:rPr>
@@ -1388,7 +1392,6 @@
         <w:ind w:firstLine="810"/>
         <w:jc w:val="thaiDistribute"/>
         <w:rPr>
-          <w:rFonts w:hint="cs"/>
           <w:sz w:val="32"/>
           <w:cs/>
         </w:rPr>
@@ -1405,13 +1408,7 @@
         <w:rPr>
           <w:sz w:val="32"/>
         </w:rPr>
-        <w:t xml:space="preserve"> 4-</w:t>
-      </w:r>
-      <w:r>
-        <w:rPr>
-          <w:sz w:val="32"/>
-        </w:rPr>
-        <w:t>3</w:t>
+        <w:t xml:space="preserve"> 4-3</w:t>
       </w:r>
       <w:r>
         <w:rPr>
@@ -1426,15 +1423,7 @@
           <w:sz w:val="32"/>
           <w:cs/>
         </w:rPr>
-        <w:t>ผู้ดูแลระบบ</w:t>
-      </w:r>
-      <w:r>
-        <w:rPr>
-          <w:rFonts w:hint="cs"/>
-          <w:sz w:val="32"/>
-          <w:cs/>
-        </w:rPr>
-        <w:t>ต้องใส่รหัสยืนยัน</w:t>
+        <w:t>ผู้ดูแลระบบต้องใส่รหัสยืนยัน</w:t>
       </w:r>
       <w:r>
         <w:rPr>
@@ -1509,7 +1498,6 @@
         <w:spacing w:after="0" w:line="240" w:lineRule="auto"/>
         <w:jc w:val="thaiDistribute"/>
         <w:rPr>
-          <w:rFonts w:hint="cs"/>
           <w:sz w:val="32"/>
           <w:cs/>
         </w:rPr>
@@ -1666,7 +1654,6 @@
         <w:ind w:left="-142" w:firstLine="993"/>
         <w:jc w:val="thaiDistribute"/>
         <w:rPr>
-          <w:rFonts w:hint="cs"/>
           <w:sz w:val="32"/>
           <w:cs/>
         </w:rPr>
@@ -1939,7 +1926,6 @@
         <w:ind w:firstLine="900"/>
         <w:jc w:val="thaiDistribute"/>
         <w:rPr>
-          <w:rFonts w:hint="cs"/>
           <w:sz w:val="32"/>
           <w:cs/>
         </w:rPr>
@@ -2166,7 +2152,7 @@
         </w:rPr>
         <w:t xml:space="preserve"> 4-</w:t>
       </w:r>
-      <w:bookmarkStart w:id="4" w:name="_Hlk175149529"/>
+      <w:bookmarkStart w:id="5" w:name="_Hlk175149529"/>
       <w:r>
         <w:rPr>
           <w:b/>
@@ -2182,7 +2168,7 @@
         </w:rPr>
         <w:t>**</w:t>
       </w:r>
-      <w:bookmarkEnd w:id="4"/>
+      <w:bookmarkEnd w:id="5"/>
       <w:r>
         <w:rPr>
           <w:rFonts w:hint="cs"/>
@@ -2209,7 +2195,6 @@
         <w:ind w:firstLine="851"/>
         <w:jc w:val="thaiDistribute"/>
         <w:rPr>
-          <w:rFonts w:hint="cs"/>
           <w:sz w:val="32"/>
           <w:cs/>
         </w:rPr>
@@ -2656,7 +2641,6 @@
         <w:ind w:firstLine="900"/>
         <w:jc w:val="thaiDistribute"/>
         <w:rPr>
-          <w:rFonts w:hint="cs"/>
           <w:sz w:val="32"/>
           <w:cs/>
         </w:rPr>
@@ -2826,7 +2810,6 @@
         <w:spacing w:after="0" w:line="240" w:lineRule="auto"/>
         <w:jc w:val="thaiDistribute"/>
         <w:rPr>
-          <w:rFonts w:hint="cs"/>
           <w:sz w:val="32"/>
         </w:rPr>
       </w:pPr>
@@ -2894,7 +2877,6 @@
         <w:spacing w:after="0" w:line="240" w:lineRule="auto"/>
         <w:ind w:left="2070"/>
         <w:rPr>
-          <w:rFonts w:hint="cs"/>
           <w:sz w:val="32"/>
           <w:cs/>
         </w:rPr>
@@ -3234,7 +3216,6 @@
         <w:spacing w:after="0" w:line="240" w:lineRule="auto"/>
         <w:jc w:val="thaiDistribute"/>
         <w:rPr>
-          <w:rFonts w:hint="cs"/>
           <w:sz w:val="32"/>
           <w:cs/>
         </w:rPr>
@@ -3317,7 +3298,6 @@
         <w:spacing w:after="0" w:line="240" w:lineRule="auto"/>
         <w:ind w:left="2160"/>
         <w:rPr>
-          <w:rFonts w:hint="cs"/>
           <w:color w:val="000000" w:themeColor="text1"/>
           <w:sz w:val="32"/>
           <w:cs/>
@@ -3380,7 +3360,6 @@
         <w:ind w:firstLine="900"/>
         <w:jc w:val="thaiDistribute"/>
         <w:rPr>
-          <w:rFonts w:hint="cs"/>
           <w:sz w:val="32"/>
           <w:cs/>
         </w:rPr>
@@ -3934,7 +3913,6 @@
         <w:ind w:firstLine="900"/>
         <w:jc w:val="thaiDistribute"/>
         <w:rPr>
-          <w:rFonts w:hint="cs"/>
           <w:sz w:val="32"/>
           <w:cs/>
         </w:rPr>
@@ -4086,7 +4064,6 @@
         <w:ind w:firstLine="900"/>
         <w:jc w:val="thaiDistribute"/>
         <w:rPr>
-          <w:rFonts w:hint="cs"/>
           <w:sz w:val="32"/>
           <w:cs/>
         </w:rPr>
@@ -4212,7 +4189,6 @@
       <w:pPr>
         <w:ind w:left="3240"/>
         <w:rPr>
-          <w:rFonts w:hint="cs"/>
           <w:sz w:val="32"/>
           <w:cs/>
         </w:rPr>
@@ -4381,7 +4357,6 @@
         <w:ind w:firstLine="900"/>
         <w:jc w:val="thaiDistribute"/>
         <w:rPr>
-          <w:rFonts w:hint="cs"/>
           <w:sz w:val="32"/>
           <w:cs/>
         </w:rPr>
@@ -4702,6 +4677,7 @@
       </w:pPr>
       <w:r>
         <w:rPr>
+          <w:noProof/>
           <w:sz w:val="32"/>
           <w:cs/>
         </w:rPr>
@@ -4897,6 +4873,7 @@
       </w:pPr>
       <w:r>
         <w:rPr>
+          <w:noProof/>
           <w:sz w:val="32"/>
           <w:cs/>
         </w:rPr>
@@ -5142,6 +5119,7 @@
       </w:pPr>
       <w:r>
         <w:rPr>
+          <w:noProof/>
           <w:sz w:val="32"/>
         </w:rPr>
         <w:drawing>
@@ -5251,15 +5229,7 @@
           <w:sz w:val="32"/>
           <w:cs/>
         </w:rPr>
-        <w:t>หน้า</w:t>
-      </w:r>
-      <w:r>
-        <w:rPr>
-          <w:rFonts w:hint="cs"/>
-          <w:sz w:val="32"/>
-          <w:cs/>
-        </w:rPr>
-        <w:t>ขอใบ</w:t>
+        <w:t>หน้าขอใบ</w:t>
       </w:r>
       <w:r>
         <w:rPr>
@@ -5273,15 +5243,7 @@
           <w:sz w:val="32"/>
           <w:cs/>
         </w:rPr>
-        <w:t xml:space="preserve">ทวิ </w:t>
-      </w:r>
-      <w:r>
-        <w:rPr>
-          <w:rFonts w:hint="cs"/>
-          <w:sz w:val="32"/>
-          <w:cs/>
-        </w:rPr>
-        <w:t xml:space="preserve"> </w:t>
+        <w:t xml:space="preserve">ทวิ  </w:t>
       </w:r>
     </w:p>
     <w:p>
@@ -5290,7 +5252,6 @@
         <w:ind w:firstLine="851"/>
         <w:jc w:val="thaiDistribute"/>
         <w:rPr>
-          <w:rFonts w:hint="cs"/>
           <w:sz w:val="32"/>
           <w:cs/>
         </w:rPr>
@@ -5328,15 +5289,7 @@
           <w:sz w:val="32"/>
           <w:cs/>
         </w:rPr>
-        <w:t>พนักงานทั่วไปสามารถ</w:t>
-      </w:r>
-      <w:r>
-        <w:rPr>
-          <w:rFonts w:hint="cs"/>
-          <w:sz w:val="32"/>
-          <w:cs/>
-        </w:rPr>
-        <w:t>ขอใบ</w:t>
+        <w:t>พนักงานทั่วไปสามารถขอใบ</w:t>
       </w:r>
       <w:r>
         <w:rPr>
@@ -5425,7 +5378,6 @@
         <w:ind w:firstLine="567"/>
         <w:jc w:val="thaiDistribute"/>
         <w:rPr>
-          <w:rFonts w:hint="cs"/>
           <w:sz w:val="32"/>
           <w:cs/>
         </w:rPr>
@@ -5752,7 +5704,6 @@
         <w:ind w:firstLine="2268"/>
         <w:jc w:val="thaiDistribute"/>
         <w:rPr>
-          <w:rFonts w:hint="cs"/>
           <w:sz w:val="32"/>
         </w:rPr>
       </w:pPr>
@@ -5795,31 +5746,7 @@
           <w:sz w:val="32"/>
           <w:cs/>
         </w:rPr>
-        <w:t>หน้ากา</w:t>
-      </w:r>
-      <w:r>
-        <w:rPr>
-          <w:rFonts w:hint="cs"/>
-          <w:sz w:val="32"/>
-          <w:cs/>
-        </w:rPr>
-        <w:t>รจัด</w:t>
-      </w:r>
-      <w:r>
-        <w:rPr>
-          <w:rFonts w:hint="cs"/>
-          <w:sz w:val="32"/>
-          <w:cs/>
-        </w:rPr>
-        <w:t>พฤติกรรม</w:t>
-      </w:r>
-      <w:r>
-        <w:rPr>
-          <w:rFonts w:hint="cs"/>
-          <w:sz w:val="32"/>
-          <w:cs/>
-        </w:rPr>
-        <w:t>พนักงานในองค์กร</w:t>
+        <w:t>หน้าการจัดพฤติกรรมพนักงานในองค์กร</w:t>
       </w:r>
     </w:p>
     <w:p>
@@ -5939,6 +5866,7 @@
         <w:rPr>
           <w:b/>
           <w:bCs/>
+          <w:noProof/>
           <w:sz w:val="32"/>
         </w:rPr>
         <w:drawing>
@@ -6001,7 +5929,6 @@
         <w:ind w:firstLine="2268"/>
         <w:jc w:val="thaiDistribute"/>
         <w:rPr>
-          <w:rFonts w:hint="cs"/>
           <w:sz w:val="32"/>
         </w:rPr>
       </w:pPr>
@@ -6052,15 +5979,7 @@
           <w:sz w:val="32"/>
           <w:cs/>
         </w:rPr>
-        <w:t>หน้า</w:t>
-      </w:r>
-      <w:r>
-        <w:rPr>
-          <w:rFonts w:hint="cs"/>
-          <w:sz w:val="32"/>
-          <w:cs/>
-        </w:rPr>
-        <w:t>ตรวจสอบรายงานสรุปพฤติกรรมบันทึกเวลาเข้าออกงาน</w:t>
+        <w:t>หน้าตรวจสอบรายงานสรุปพฤติกรรมบันทึกเวลาเข้าออกงาน</w:t>
       </w:r>
     </w:p>
     <w:p>
@@ -6072,7 +5991,6 @@
         <w:ind w:firstLine="851"/>
         <w:jc w:val="thaiDistribute"/>
         <w:rPr>
-          <w:rFonts w:hint="cs"/>
           <w:sz w:val="32"/>
           <w:cs/>
         </w:rPr>
@@ -6089,13 +6007,7 @@
         <w:rPr>
           <w:sz w:val="32"/>
         </w:rPr>
-        <w:t xml:space="preserve"> 4-</w:t>
-      </w:r>
-      <w:r>
-        <w:rPr>
-          <w:sz w:val="32"/>
-        </w:rPr>
-        <w:t>2</w:t>
+        <w:t xml:space="preserve"> 4-2</w:t>
       </w:r>
       <w:r>
         <w:rPr>
@@ -6217,7 +6129,6 @@
         <w:spacing w:after="0" w:line="240" w:lineRule="auto"/>
         <w:jc w:val="thaiDistribute"/>
         <w:rPr>
-          <w:rFonts w:hint="cs"/>
           <w:b/>
           <w:bCs/>
           <w:sz w:val="32"/>
@@ -6227,6 +6138,7 @@
         <w:rPr>
           <w:b/>
           <w:bCs/>
+          <w:noProof/>
           <w:sz w:val="32"/>
           <w:cs/>
         </w:rPr>
@@ -6339,7 +6251,6 @@
         <w:ind w:firstLine="851"/>
         <w:jc w:val="thaiDistribute"/>
         <w:rPr>
-          <w:rFonts w:hint="cs"/>
           <w:sz w:val="32"/>
           <w:cs/>
         </w:rPr>
@@ -6468,7 +6379,6 @@
         <w:spacing w:after="0" w:line="240" w:lineRule="auto"/>
         <w:jc w:val="thaiDistribute"/>
         <w:rPr>
-          <w:rFonts w:hint="cs"/>
           <w:sz w:val="32"/>
         </w:rPr>
       </w:pPr>
@@ -6713,11 +6623,11 @@
     <w:p>
       <w:pPr>
         <w:pStyle w:val="NormalWeb"/>
-        <w:rPr>
-          <w:rFonts w:hint="cs"/>
-        </w:rPr>
       </w:pPr>
       <w:r>
+        <w:rPr>
+          <w:noProof/>
+        </w:rPr>
         <w:drawing>
           <wp:inline distT="0" distB="0" distL="0" distR="0" wp14:anchorId="6B81C8B8" wp14:editId="45621E67">
             <wp:extent cx="5486400" cy="2306955"/>
@@ -6764,7 +6674,6 @@
         <w:ind w:firstLine="2268"/>
         <w:jc w:val="thaiDistribute"/>
         <w:rPr>
-          <w:rFonts w:hint="cs"/>
           <w:sz w:val="32"/>
         </w:rPr>
       </w:pPr>
@@ -7417,7 +7326,6 @@
               </w:tabs>
               <w:jc w:val="thaiDistribute"/>
               <w:rPr>
-                <w:rFonts w:hint="cs"/>
                 <w:sz w:val="32"/>
                 <w:cs/>
               </w:rPr>
@@ -7907,7 +7815,6 @@
     <w:p>
       <w:pPr>
         <w:rPr>
-          <w:rFonts w:hint="cs"/>
           <w:sz w:val="32"/>
           <w:cs/>
         </w:rPr>
@@ -8087,7 +7994,6 @@
               </w:tabs>
               <w:jc w:val="right"/>
               <w:rPr>
-                <w:rFonts w:hint="cs"/>
                 <w:b/>
                 <w:bCs/>
                 <w:sz w:val="32"/>
@@ -8175,7 +8081,6 @@
                 <w:tab w:val="left" w:pos="540"/>
               </w:tabs>
               <w:rPr>
-                <w:rFonts w:hint="cs"/>
                 <w:b/>
                 <w:bCs/>
                 <w:sz w:val="32"/>
@@ -8434,7 +8339,6 @@
               </w:tabs>
               <w:jc w:val="thaiDistribute"/>
               <w:rPr>
-                <w:rFonts w:hint="cs"/>
                 <w:sz w:val="32"/>
                 <w:cs/>
               </w:rPr>
@@ -9021,7 +8925,6 @@
               </w:tabs>
               <w:jc w:val="thaiDistribute"/>
               <w:rPr>
-                <w:rFonts w:hint="cs"/>
                 <w:sz w:val="32"/>
                 <w:cs/>
               </w:rPr>
@@ -9375,7 +9278,6 @@
               </w:tabs>
               <w:jc w:val="thaiDistribute"/>
               <w:rPr>
-                <w:rFonts w:hint="cs"/>
                 <w:sz w:val="32"/>
                 <w:cs/>
               </w:rPr>
@@ -9643,7 +9545,6 @@
               </w:tabs>
               <w:jc w:val="thaiDistribute"/>
               <w:rPr>
-                <w:rFonts w:hint="cs"/>
                 <w:sz w:val="32"/>
                 <w:cs/>
               </w:rPr>
@@ -9994,7 +9895,6 @@
               </w:tabs>
               <w:jc w:val="thaiDistribute"/>
               <w:rPr>
-                <w:rFonts w:hint="cs"/>
                 <w:sz w:val="32"/>
                 <w:cs/>
               </w:rPr>
@@ -10615,7 +10515,6 @@
               </w:tabs>
               <w:jc w:val="thaiDistribute"/>
               <w:rPr>
-                <w:rFonts w:hint="cs"/>
                 <w:sz w:val="32"/>
                 <w:cs/>
               </w:rPr>
@@ -10807,7 +10706,6 @@
               </w:tabs>
               <w:jc w:val="thaiDistribute"/>
               <w:rPr>
-                <w:rFonts w:hint="cs"/>
                 <w:sz w:val="32"/>
                 <w:cs/>
               </w:rPr>
@@ -11060,7 +10958,6 @@
               </w:tabs>
               <w:jc w:val="thaiDistribute"/>
               <w:rPr>
-                <w:rFonts w:hint="cs"/>
                 <w:sz w:val="32"/>
               </w:rPr>
             </w:pPr>
@@ -11419,7 +11316,6 @@
               </w:tabs>
               <w:jc w:val="thaiDistribute"/>
               <w:rPr>
-                <w:rFonts w:hint="cs"/>
                 <w:sz w:val="32"/>
                 <w:cs/>
               </w:rPr>
@@ -11605,7 +11501,6 @@
               </w:tabs>
               <w:jc w:val="thaiDistribute"/>
               <w:rPr>
-                <w:rFonts w:hint="cs"/>
                 <w:sz w:val="32"/>
                 <w:cs/>
               </w:rPr>
@@ -11833,7 +11728,6 @@
               </w:tabs>
               <w:jc w:val="thaiDistribute"/>
               <w:rPr>
-                <w:rFonts w:hint="cs"/>
                 <w:sz w:val="32"/>
               </w:rPr>
             </w:pPr>
@@ -11959,7 +11853,6 @@
               </w:tabs>
               <w:jc w:val="thaiDistribute"/>
               <w:rPr>
-                <w:rFonts w:hint="cs"/>
                 <w:sz w:val="32"/>
                 <w:cs/>
               </w:rPr>
@@ -13150,7 +13043,6 @@
               </w:tabs>
               <w:jc w:val="thaiDistribute"/>
               <w:rPr>
-                <w:rFonts w:hint="cs"/>
                 <w:sz w:val="32"/>
                 <w:cs/>
               </w:rPr>
@@ -13875,7 +13767,6 @@
               </w:tabs>
               <w:jc w:val="thaiDistribute"/>
               <w:rPr>
-                <w:rFonts w:hint="cs"/>
                 <w:sz w:val="32"/>
                 <w:cs/>
               </w:rPr>
@@ -15485,7 +15376,6 @@
               </w:tabs>
               <w:jc w:val="thaiDistribute"/>
               <w:rPr>
-                <w:rFonts w:hint="cs"/>
                 <w:sz w:val="32"/>
                 <w:cs/>
               </w:rPr>
@@ -15845,7 +15735,6 @@
               </w:tabs>
               <w:jc w:val="thaiDistribute"/>
               <w:rPr>
-                <w:rFonts w:hint="cs"/>
                 <w:sz w:val="32"/>
               </w:rPr>
             </w:pPr>
@@ -16142,19 +16031,7 @@
           <w:cs/>
           <w14:ligatures w14:val="none"/>
         </w:rPr>
-        <w:t>ผลการหาความพึงพอใจต่อระบบผู้ช่วยแบบตัวแทนเชิงปัญญาประดิษฐ์สำหรับองค์กร พบว่า</w:t>
-      </w:r>
-      <w:bookmarkStart w:id="5" w:name="_GoBack"/>
-      <w:bookmarkEnd w:id="5"/>
-      <w:r>
-        <w:rPr>
-          <w:rFonts w:eastAsia="Times New Roman"/>
-          <w:kern w:val="0"/>
-          <w:sz w:val="32"/>
-          <w:cs/>
-          <w14:ligatures w14:val="none"/>
-        </w:rPr>
-        <w:t xml:space="preserve"> ผู้ใช้งานมีระดับความพึงพอใจต่อระบบโดยรวมอยู่ในระดับ</w:t>
+        <w:t>ผลการหาความพึงพอใจต่อระบบผู้ช่วยแบบตัวแทนเชิงปัญญาประดิษฐ์สำหรับองค์กร พบว่า ผู้ใช้งานมีระดับความพึงพอใจต่อระบบโดยรวมอยู่ในระดับ</w:t>
       </w:r>
       <w:r>
         <w:rPr>
@@ -16601,7 +16478,6 @@
         <w:ind w:firstLine="709"/>
         <w:jc w:val="thaiDistribute"/>
         <w:rPr>
-          <w:rFonts w:hint="cs"/>
           <w:sz w:val="32"/>
         </w:rPr>
       </w:pPr>
@@ -17507,7 +17383,7 @@
 </file>
 
 <file path=customXml/itemProps1.xml><?xml version="1.0" encoding="utf-8"?>
-<ds:datastoreItem xmlns:ds="http://schemas.openxmlformats.org/officeDocument/2006/customXml" ds:itemID="{112ECDA9-4D19-4D9F-8D0A-B783FD43E5BD}">
+<ds:datastoreItem xmlns:ds="http://schemas.openxmlformats.org/officeDocument/2006/customXml" ds:itemID="{DCA43536-7D86-4818-9FAC-3E1E1409094B}">
   <ds:schemaRefs>
     <ds:schemaRef ds:uri="http://schemas.openxmlformats.org/officeDocument/2006/bibliography"/>
   </ds:schemaRefs>

--- a/บทที่ 4 ผลการดำเนินงาน.docx
+++ b/บทที่ 4 ผลการดำเนินงาน.docx
@@ -501,8 +501,6 @@
         </w:rPr>
         <w:t xml:space="preserve"> </w:t>
       </w:r>
-      <w:bookmarkStart w:id="3" w:name="_GoBack"/>
-      <w:bookmarkEnd w:id="3"/>
     </w:p>
     <w:p>
       <w:pPr>
@@ -674,7 +672,7 @@
           <w:sz w:val="32"/>
         </w:rPr>
       </w:pPr>
-      <w:bookmarkStart w:id="4" w:name="_Hlk226311584"/>
+      <w:bookmarkStart w:id="3" w:name="_Hlk226311584"/>
       <w:r>
         <w:rPr>
           <w:sz w:val="32"/>
@@ -717,7 +715,7 @@
         <w:t>)</w:t>
       </w:r>
     </w:p>
-    <w:bookmarkEnd w:id="4"/>
+    <w:bookmarkEnd w:id="3"/>
     <w:p>
       <w:pPr>
         <w:tabs>
@@ -2152,7 +2150,7 @@
         </w:rPr>
         <w:t xml:space="preserve"> 4-</w:t>
       </w:r>
-      <w:bookmarkStart w:id="5" w:name="_Hlk175149529"/>
+      <w:bookmarkStart w:id="4" w:name="_Hlk175149529"/>
       <w:r>
         <w:rPr>
           <w:b/>
@@ -2168,7 +2166,7 @@
         </w:rPr>
         <w:t>**</w:t>
       </w:r>
-      <w:bookmarkEnd w:id="5"/>
+      <w:bookmarkEnd w:id="4"/>
       <w:r>
         <w:rPr>
           <w:rFonts w:hint="cs"/>
@@ -7812,13 +7810,59 @@
         </w:tc>
       </w:tr>
     </w:tbl>
+    <w:p/>
     <w:p>
       <w:pPr>
         <w:rPr>
+          <w:rFonts w:hint="cs"/>
+          <w:b/>
+          <w:bCs/>
           <w:sz w:val="32"/>
           <w:cs/>
         </w:rPr>
       </w:pPr>
+      <w:r>
+        <w:rPr>
+          <w:b/>
+          <w:bCs/>
+          <w:sz w:val="32"/>
+          <w:cs/>
+        </w:rPr>
+        <w:t xml:space="preserve">ตารางที่ </w:t>
+      </w:r>
+      <w:r>
+        <w:rPr>
+          <w:b/>
+          <w:bCs/>
+          <w:sz w:val="32"/>
+        </w:rPr>
+        <w:t>4-</w:t>
+      </w:r>
+      <w:r>
+        <w:rPr>
+          <w:b/>
+          <w:bCs/>
+          <w:sz w:val="32"/>
+        </w:rPr>
+        <w:t>1</w:t>
+      </w:r>
+      <w:r>
+        <w:rPr>
+          <w:b/>
+          <w:bCs/>
+          <w:sz w:val="32"/>
+        </w:rPr>
+        <w:t xml:space="preserve"> (</w:t>
+      </w:r>
+      <w:r>
+        <w:rPr>
+          <w:b/>
+          <w:bCs/>
+          <w:sz w:val="32"/>
+          <w:cs/>
+        </w:rPr>
+        <w:t>ต่อ)</w:t>
+      </w:r>
     </w:p>
     <w:tbl>
       <w:tblPr>
@@ -9564,6 +9608,8 @@
     <w:p>
       <w:pPr>
         <w:rPr>
+          <w:b/>
+          <w:bCs/>
           <w:sz w:val="32"/>
         </w:rPr>
       </w:pPr>
@@ -9571,10 +9617,64 @@
     <w:p>
       <w:pPr>
         <w:rPr>
-          <w:sz w:val="32"/>
-          <w:cs/>
+          <w:b/>
+          <w:bCs/>
+          <w:sz w:val="32"/>
         </w:rPr>
       </w:pPr>
+    </w:p>
+    <w:p>
+      <w:pPr>
+        <w:rPr>
+          <w:rFonts w:hint="cs"/>
+          <w:b/>
+          <w:bCs/>
+          <w:sz w:val="32"/>
+          <w:cs/>
+        </w:rPr>
+      </w:pPr>
+      <w:r>
+        <w:rPr>
+          <w:b/>
+          <w:bCs/>
+          <w:sz w:val="32"/>
+          <w:cs/>
+        </w:rPr>
+        <w:t xml:space="preserve">ตารางที่ </w:t>
+      </w:r>
+      <w:r>
+        <w:rPr>
+          <w:b/>
+          <w:bCs/>
+          <w:sz w:val="32"/>
+        </w:rPr>
+        <w:t>4-</w:t>
+      </w:r>
+      <w:r>
+        <w:rPr>
+          <w:b/>
+          <w:bCs/>
+          <w:sz w:val="32"/>
+        </w:rPr>
+        <w:t>1</w:t>
+      </w:r>
+      <w:r>
+        <w:rPr>
+          <w:b/>
+          <w:bCs/>
+          <w:sz w:val="32"/>
+        </w:rPr>
+        <w:t xml:space="preserve"> (</w:t>
+      </w:r>
+      <w:r>
+        <w:rPr>
+          <w:b/>
+          <w:bCs/>
+          <w:sz w:val="32"/>
+          <w:cs/>
+        </w:rPr>
+        <w:t>ต่อ)</w:t>
+      </w:r>
     </w:p>
     <w:tbl>
       <w:tblPr>
@@ -15987,14 +16087,6 @@
     </w:p>
     <w:p>
       <w:pPr>
-        <w:spacing w:after="0"/>
-        <w:rPr>
-          <w:sz w:val="32"/>
-        </w:rPr>
-      </w:pPr>
-    </w:p>
-    <w:p>
-      <w:pPr>
         <w:spacing w:after="0" w:line="240" w:lineRule="auto"/>
         <w:jc w:val="thaiDistribute"/>
         <w:rPr>
@@ -16004,6 +16096,8 @@
           <w14:ligatures w14:val="none"/>
         </w:rPr>
       </w:pPr>
+      <w:bookmarkStart w:id="5" w:name="_GoBack"/>
+      <w:bookmarkEnd w:id="5"/>
       <w:r>
         <w:rPr>
           <w:rFonts w:eastAsia="Times New Roman"/>
@@ -16942,7 +17036,7 @@
   <w:style w:type="paragraph" w:default="1" w:styleId="Normal">
     <w:name w:val="Normal"/>
     <w:qFormat/>
-    <w:rsid w:val="00651869"/>
+    <w:rsid w:val="00CE0F1D"/>
   </w:style>
   <w:style w:type="character" w:default="1" w:styleId="DefaultParagraphFont">
     <w:name w:val="Default Paragraph Font"/>
@@ -17383,7 +17477,7 @@
 </file>
 
 <file path=customXml/itemProps1.xml><?xml version="1.0" encoding="utf-8"?>
-<ds:datastoreItem xmlns:ds="http://schemas.openxmlformats.org/officeDocument/2006/customXml" ds:itemID="{DCA43536-7D86-4818-9FAC-3E1E1409094B}">
+<ds:datastoreItem xmlns:ds="http://schemas.openxmlformats.org/officeDocument/2006/customXml" ds:itemID="{BD4BA3B9-749B-4B74-B279-D55A57864BB2}">
   <ds:schemaRefs>
     <ds:schemaRef ds:uri="http://schemas.openxmlformats.org/officeDocument/2006/bibliography"/>
   </ds:schemaRefs>

--- a/บทที่ 4 ผลการดำเนินงาน.docx
+++ b/บทที่ 4 ผลการดำเนินงาน.docx
@@ -1087,7 +1087,6 @@
         <w:spacing w:after="0" w:line="240" w:lineRule="auto"/>
         <w:jc w:val="thaiDistribute"/>
         <w:rPr>
-          <w:rFonts w:hint="cs"/>
           <w:sz w:val="32"/>
         </w:rPr>
       </w:pPr>
@@ -1341,6 +1340,9 @@
         </w:rPr>
       </w:pPr>
       <w:r>
+        <w:rPr>
+          <w:noProof/>
+        </w:rPr>
         <w:lastRenderedPageBreak/>
         <w:drawing>
           <wp:anchor distT="0" distB="0" distL="114300" distR="114300" simplePos="0" relativeHeight="251666432" behindDoc="0" locked="0" layoutInCell="1" allowOverlap="1" wp14:anchorId="2ADAE605" wp14:editId="30F555C2">
@@ -1563,7 +1565,6 @@
         <w:spacing w:after="0" w:line="240" w:lineRule="auto"/>
         <w:jc w:val="thaiDistribute"/>
         <w:rPr>
-          <w:rFonts w:hint="cs"/>
           <w:sz w:val="32"/>
         </w:rPr>
       </w:pPr>
@@ -1605,7 +1606,6 @@
         <w:spacing w:after="0" w:line="240" w:lineRule="auto"/>
         <w:jc w:val="center"/>
         <w:rPr>
-          <w:rFonts w:hint="cs"/>
           <w:sz w:val="32"/>
           <w:cs/>
         </w:rPr>
@@ -1683,7 +1683,6 @@
         <w:spacing w:after="0" w:line="240" w:lineRule="auto"/>
         <w:jc w:val="thaiDistribute"/>
         <w:rPr>
-          <w:rFonts w:hint="cs"/>
           <w:sz w:val="32"/>
           <w:cs/>
         </w:rPr>
@@ -1724,15 +1723,7 @@
           <w:sz w:val="32"/>
           <w:cs/>
         </w:rPr>
-        <w:t>ผู้ดูแลระบบต้อง</w:t>
-      </w:r>
-      <w:r>
-        <w:rPr>
-          <w:rFonts w:hint="cs"/>
-          <w:sz w:val="32"/>
-          <w:cs/>
-        </w:rPr>
-        <w:t>สมัครสมาชิกโดยกรอกข้อมูล ชื่อที่แสดง เบอร์โทรศัพท์ อีเมล รหัสผ่าน</w:t>
+        <w:t>ผู้ดูแลระบบต้องสมัครสมาชิกโดยกรอกข้อมูล ชื่อที่แสดง เบอร์โทรศัพท์ อีเมล รหัสผ่าน</w:t>
       </w:r>
     </w:p>
     <w:p>
@@ -1745,7 +1736,6 @@
         <w:spacing w:after="0" w:line="240" w:lineRule="auto"/>
         <w:jc w:val="thaiDistribute"/>
         <w:rPr>
-          <w:rFonts w:hint="cs"/>
           <w:sz w:val="32"/>
         </w:rPr>
       </w:pPr>
@@ -1778,6 +1768,9 @@
         </w:rPr>
       </w:pPr>
       <w:r>
+        <w:rPr>
+          <w:noProof/>
+        </w:rPr>
         <w:drawing>
           <wp:anchor distT="0" distB="0" distL="114300" distR="114300" simplePos="0" relativeHeight="251665408" behindDoc="0" locked="0" layoutInCell="1" allowOverlap="1" wp14:anchorId="4E838576" wp14:editId="2C58F37F">
             <wp:simplePos x="0" y="0"/>
@@ -1937,7 +1930,6 @@
         <w:spacing w:after="0" w:line="240" w:lineRule="auto"/>
         <w:jc w:val="thaiDistribute"/>
         <w:rPr>
-          <w:rFonts w:hint="cs"/>
           <w:sz w:val="32"/>
         </w:rPr>
       </w:pPr>
@@ -1979,7 +1971,6 @@
         <w:spacing w:after="0" w:line="240" w:lineRule="auto"/>
         <w:jc w:val="center"/>
         <w:rPr>
-          <w:rFonts w:hint="cs"/>
           <w:sz w:val="32"/>
           <w:cs/>
         </w:rPr>
@@ -2167,7 +2158,13 @@
         <w:rPr>
           <w:sz w:val="32"/>
         </w:rPr>
-        <w:t>google authenticator</w:t>
+        <w:t>G</w:t>
+      </w:r>
+      <w:r>
+        <w:rPr>
+          <w:sz w:val="32"/>
+        </w:rPr>
+        <w:t>oogle authenticator</w:t>
       </w:r>
       <w:r>
         <w:rPr>
@@ -2183,19 +2180,17 @@
         </w:rPr>
         <w:t xml:space="preserve">หรือ </w:t>
       </w:r>
-      <w:proofErr w:type="spellStart"/>
-      <w:r>
-        <w:rPr>
-          <w:sz w:val="32"/>
-        </w:rPr>
-        <w:t>microsoft</w:t>
-      </w:r>
-      <w:proofErr w:type="spellEnd"/>
-      <w:r>
-        <w:rPr>
-          <w:sz w:val="32"/>
-        </w:rPr>
-        <w:t xml:space="preserve"> authenticator</w:t>
+      <w:r>
+        <w:rPr>
+          <w:sz w:val="32"/>
+        </w:rPr>
+        <w:t>M</w:t>
+      </w:r>
+      <w:r>
+        <w:rPr>
+          <w:sz w:val="32"/>
+        </w:rPr>
+        <w:t>icrosoft authenticator</w:t>
       </w:r>
     </w:p>
     <w:p>
@@ -2208,11 +2203,13 @@
         <w:spacing w:after="0" w:line="240" w:lineRule="auto"/>
         <w:jc w:val="thaiDistribute"/>
         <w:rPr>
-          <w:rFonts w:hint="cs"/>
-          <w:sz w:val="32"/>
-        </w:rPr>
-      </w:pPr>
-      <w:r>
+          <w:sz w:val="32"/>
+        </w:rPr>
+      </w:pPr>
+      <w:r>
+        <w:rPr>
+          <w:noProof/>
+        </w:rPr>
         <w:lastRenderedPageBreak/>
         <w:drawing>
           <wp:anchor distT="0" distB="0" distL="114300" distR="114300" simplePos="0" relativeHeight="251664384" behindDoc="0" locked="0" layoutInCell="1" allowOverlap="1" wp14:anchorId="3D17D73C" wp14:editId="451CC57C">
@@ -2407,7 +2404,6 @@
         <w:ind w:firstLine="810"/>
         <w:jc w:val="thaiDistribute"/>
         <w:rPr>
-          <w:rFonts w:hint="cs"/>
           <w:sz w:val="32"/>
         </w:rPr>
       </w:pPr>
@@ -2450,7 +2446,6 @@
         <w:ind w:firstLine="810"/>
         <w:jc w:val="thaiDistribute"/>
         <w:rPr>
-          <w:rFonts w:hint="cs"/>
           <w:sz w:val="32"/>
         </w:rPr>
       </w:pPr>
@@ -2463,7 +2458,6 @@
         </w:tabs>
         <w:spacing w:after="0" w:line="240" w:lineRule="auto"/>
         <w:rPr>
-          <w:rFonts w:hint="cs"/>
           <w:sz w:val="32"/>
         </w:rPr>
       </w:pPr>
@@ -2919,7 +2913,6 @@
         <w:spacing w:after="0" w:line="240" w:lineRule="auto"/>
         <w:jc w:val="center"/>
         <w:rPr>
-          <w:rFonts w:hint="cs"/>
           <w:sz w:val="32"/>
           <w:cs/>
         </w:rPr>
@@ -3101,11 +3094,13 @@
         <w:ind w:left="1620"/>
         <w:jc w:val="thaiDistribute"/>
         <w:rPr>
-          <w:rFonts w:hint="cs"/>
-          <w:sz w:val="32"/>
-        </w:rPr>
-      </w:pPr>
-      <w:r>
+          <w:sz w:val="32"/>
+        </w:rPr>
+      </w:pPr>
+      <w:r>
+        <w:rPr>
+          <w:noProof/>
+        </w:rPr>
         <w:lastRenderedPageBreak/>
         <w:drawing>
           <wp:anchor distT="0" distB="0" distL="114300" distR="114300" simplePos="0" relativeHeight="251659264" behindDoc="0" locked="0" layoutInCell="1" allowOverlap="1" wp14:anchorId="62C21C8A" wp14:editId="7F3AEE01">
@@ -3388,7 +3383,6 @@
         <w:spacing w:after="0" w:line="240" w:lineRule="auto"/>
         <w:jc w:val="thaiDistribute"/>
         <w:rPr>
-          <w:rFonts w:hint="cs"/>
           <w:sz w:val="32"/>
         </w:rPr>
       </w:pPr>
@@ -3561,6 +3555,9 @@
         </w:rPr>
       </w:pPr>
       <w:r>
+        <w:rPr>
+          <w:noProof/>
+        </w:rPr>
         <w:drawing>
           <wp:anchor distT="0" distB="0" distL="114300" distR="114300" simplePos="0" relativeHeight="251660288" behindDoc="0" locked="0" layoutInCell="1" allowOverlap="1" wp14:anchorId="2CF79940" wp14:editId="070ACBC4">
             <wp:simplePos x="0" y="0"/>
@@ -3898,7 +3895,6 @@
         </w:tabs>
         <w:spacing w:after="0" w:line="240" w:lineRule="auto"/>
         <w:rPr>
-          <w:rFonts w:hint="cs"/>
           <w:sz w:val="32"/>
         </w:rPr>
       </w:pPr>
@@ -4092,7 +4088,6 @@
         </w:tabs>
         <w:spacing w:after="0" w:line="240" w:lineRule="auto"/>
         <w:rPr>
-          <w:rFonts w:hint="cs"/>
           <w:sz w:val="32"/>
         </w:rPr>
       </w:pPr>
@@ -4115,7 +4110,6 @@
         <w:spacing w:after="0" w:line="240" w:lineRule="auto"/>
         <w:jc w:val="center"/>
         <w:rPr>
-          <w:rFonts w:hint="cs"/>
           <w:sz w:val="32"/>
         </w:rPr>
       </w:pPr>
@@ -4172,15 +4166,7 @@
           <w:sz w:val="32"/>
           <w:cs/>
         </w:rPr>
-        <w:t>หน้าจัดการ</w:t>
-      </w:r>
-      <w:r>
-        <w:rPr>
-          <w:rFonts w:hint="cs"/>
-          <w:sz w:val="32"/>
-          <w:cs/>
-        </w:rPr>
-        <w:t>ความสัมพันธ์ระหว่างแผนกและตำแหน่ง</w:t>
+        <w:t>หน้าจัดการความสัมพันธ์ระหว่างแผนกและตำแหน่ง</w:t>
       </w:r>
     </w:p>
     <w:p>
@@ -4191,7 +4177,6 @@
         </w:tabs>
         <w:spacing w:after="0" w:line="240" w:lineRule="auto"/>
         <w:rPr>
-          <w:rFonts w:hint="cs"/>
           <w:sz w:val="32"/>
         </w:rPr>
       </w:pPr>
@@ -4254,15 +4239,7 @@
           <w:sz w:val="32"/>
           <w:cs/>
         </w:rPr>
-        <w:t>เพิ่ม ลบ แก้ไข ความสัมพันธ์ระหว่างแผนกและตำแหน่ง</w:t>
-      </w:r>
-      <w:r>
-        <w:rPr>
-          <w:rFonts w:hint="cs"/>
-          <w:sz w:val="32"/>
-          <w:cs/>
-        </w:rPr>
-        <w:t>งานได้</w:t>
+        <w:t>เพิ่ม ลบ แก้ไข ความสัมพันธ์ระหว่างแผนกและตำแหน่งงานได้</w:t>
       </w:r>
     </w:p>
     <w:p>
@@ -4381,7 +4358,6 @@
           <w:tab w:val="left" w:pos="2459"/>
         </w:tabs>
         <w:rPr>
-          <w:rFonts w:hint="cs"/>
           <w:sz w:val="32"/>
         </w:rPr>
       </w:pPr>
@@ -4392,23 +4368,20 @@
           <w:tab w:val="left" w:pos="2459"/>
         </w:tabs>
         <w:rPr>
-          <w:rFonts w:hint="cs"/>
-          <w:sz w:val="32"/>
-        </w:rPr>
-      </w:pPr>
-    </w:p>
-    <w:p>
-      <w:pPr>
-        <w:rPr>
-          <w:rFonts w:hint="cs"/>
-          <w:sz w:val="32"/>
-        </w:rPr>
-      </w:pPr>
-    </w:p>
-    <w:p>
-      <w:pPr>
-        <w:rPr>
-          <w:rFonts w:hint="cs"/>
+          <w:sz w:val="32"/>
+        </w:rPr>
+      </w:pPr>
+    </w:p>
+    <w:p>
+      <w:pPr>
+        <w:rPr>
+          <w:sz w:val="32"/>
+        </w:rPr>
+      </w:pPr>
+    </w:p>
+    <w:p>
+      <w:pPr>
+        <w:rPr>
           <w:sz w:val="32"/>
         </w:rPr>
       </w:pPr>
@@ -4421,7 +4394,6 @@
         <w:spacing w:after="0" w:line="240" w:lineRule="auto"/>
         <w:jc w:val="center"/>
         <w:rPr>
-          <w:rFonts w:hint="cs"/>
           <w:sz w:val="32"/>
         </w:rPr>
       </w:pPr>
@@ -4478,15 +4450,7 @@
           <w:sz w:val="32"/>
           <w:cs/>
         </w:rPr>
-        <w:t>หน้าจัดการ</w:t>
-      </w:r>
-      <w:r>
-        <w:rPr>
-          <w:rFonts w:hint="cs"/>
-          <w:sz w:val="32"/>
-          <w:cs/>
-        </w:rPr>
-        <w:t>ประเภทพฤติกรรม</w:t>
+        <w:t>หน้าจัดการประเภทพฤติกรรม</w:t>
       </w:r>
     </w:p>
     <w:p>
@@ -4559,15 +4523,7 @@
           <w:sz w:val="32"/>
           <w:cs/>
         </w:rPr>
-        <w:t xml:space="preserve">เพิ่ม ลบ แก้ไข </w:t>
-      </w:r>
-      <w:r>
-        <w:rPr>
-          <w:rFonts w:hint="cs"/>
-          <w:sz w:val="32"/>
-          <w:cs/>
-        </w:rPr>
-        <w:t>ประเภทพฤติกรรมพนักงานได้</w:t>
+        <w:t>เพิ่ม ลบ แก้ไข ประเภทพฤติกรรมพนักงานได้</w:t>
       </w:r>
     </w:p>
     <w:p>
@@ -4807,7 +4763,6 @@
         </w:tabs>
         <w:spacing w:after="0" w:line="240" w:lineRule="auto"/>
         <w:rPr>
-          <w:rFonts w:hint="cs"/>
           <w:sz w:val="32"/>
         </w:rPr>
       </w:pPr>
@@ -4825,7 +4780,6 @@
     <w:p>
       <w:pPr>
         <w:rPr>
-          <w:rFonts w:hint="cs"/>
           <w:sz w:val="32"/>
         </w:rPr>
       </w:pPr>
@@ -4838,7 +4792,6 @@
         <w:spacing w:after="0" w:line="240" w:lineRule="auto"/>
         <w:jc w:val="center"/>
         <w:rPr>
-          <w:rFonts w:hint="cs"/>
           <w:sz w:val="32"/>
         </w:rPr>
       </w:pPr>
@@ -4895,15 +4848,7 @@
           <w:sz w:val="32"/>
           <w:cs/>
         </w:rPr>
-        <w:t>หน้าจัดการ</w:t>
-      </w:r>
-      <w:r>
-        <w:rPr>
-          <w:rFonts w:hint="cs"/>
-          <w:sz w:val="32"/>
-          <w:cs/>
-        </w:rPr>
-        <w:t>บันทึกพฤติกรรม</w:t>
+        <w:t>หน้าจัดการบันทึกพฤติกรรม</w:t>
       </w:r>
     </w:p>
     <w:p>
@@ -4914,7 +4859,6 @@
         </w:tabs>
         <w:spacing w:after="0" w:line="240" w:lineRule="auto"/>
         <w:rPr>
-          <w:rFonts w:hint="cs"/>
           <w:sz w:val="32"/>
           <w:cs/>
         </w:rPr>
@@ -4978,15 +4922,7 @@
           <w:sz w:val="32"/>
           <w:cs/>
         </w:rPr>
-        <w:t xml:space="preserve">เพิ่ม ลบ แก้ไข </w:t>
-      </w:r>
-      <w:r>
-        <w:rPr>
-          <w:rFonts w:hint="cs"/>
-          <w:sz w:val="32"/>
-          <w:cs/>
-        </w:rPr>
-        <w:t>บันทึกพฤติกรรมพนักงานได้</w:t>
+        <w:t>เพิ่ม ลบ แก้ไข บันทึกพฤติกรรมพนักงานได้</w:t>
       </w:r>
     </w:p>
     <w:p>
@@ -5824,7 +5760,6 @@
         <w:spacing w:after="0" w:line="240" w:lineRule="auto"/>
         <w:jc w:val="thaiDistribute"/>
         <w:rPr>
-          <w:rFonts w:hint="cs"/>
           <w:sz w:val="32"/>
           <w:cs/>
         </w:rPr>
@@ -6112,7 +6047,7 @@
           <w:sz w:val="32"/>
           <w:cs/>
         </w:rPr>
-        <w:t>ระบบสามารถยืนยันตัวตนและเข้าสู่ระบบผ่าน</w:t>
+        <w:t>สามารถยืนยันตัวตนและเข้าสู่ระบบผ่าน</w:t>
       </w:r>
       <w:r>
         <w:rPr>
@@ -6878,9 +6813,17 @@
       </w:r>
       <w:r>
         <w:rPr>
-          <w:sz w:val="32"/>
-        </w:rPr>
-        <w:t xml:space="preserve"> 4-</w:t>
+          <w:rFonts w:hint="cs"/>
+          <w:sz w:val="32"/>
+          <w:cs/>
+        </w:rPr>
+        <w:t xml:space="preserve"> </w:t>
+      </w:r>
+      <w:r>
+        <w:rPr>
+          <w:sz w:val="32"/>
+        </w:rPr>
+        <w:t>4-</w:t>
       </w:r>
       <w:r>
         <w:rPr>
@@ -6898,11 +6841,13 @@
       </w:r>
       <w:r>
         <w:rPr>
+          <w:rFonts w:hint="cs"/>
           <w:color w:val="FFFFFF" w:themeColor="background1"/>
           <w:sz w:val="28"/>
           <w:szCs w:val="28"/>
-        </w:rPr>
-        <w:t>**</w:t>
+          <w:cs/>
+        </w:rPr>
+        <w:t xml:space="preserve"> </w:t>
       </w:r>
       <w:r>
         <w:rPr>
@@ -7520,7 +7465,6 @@
         <w:spacing w:after="0" w:line="240" w:lineRule="auto"/>
         <w:jc w:val="thaiDistribute"/>
         <w:rPr>
-          <w:rFonts w:hint="cs"/>
           <w:sz w:val="32"/>
           <w:cs/>
         </w:rPr>
@@ -7625,6 +7569,9 @@
         </w:rPr>
       </w:pPr>
       <w:r>
+        <w:rPr>
+          <w:noProof/>
+        </w:rPr>
         <w:drawing>
           <wp:anchor distT="0" distB="0" distL="114300" distR="114300" simplePos="0" relativeHeight="251675648" behindDoc="0" locked="0" layoutInCell="1" allowOverlap="1" wp14:anchorId="0E567514" wp14:editId="7DEFE118">
             <wp:simplePos x="0" y="0"/>
@@ -7745,17 +7692,15 @@
         <w:ind w:left="1620"/>
         <w:jc w:val="thaiDistribute"/>
         <w:rPr>
-          <w:rFonts w:hint="cs"/>
-          <w:sz w:val="32"/>
-        </w:rPr>
-      </w:pPr>
-    </w:p>
-    <w:p>
-      <w:pPr>
-        <w:spacing w:after="0" w:line="240" w:lineRule="auto"/>
-        <w:jc w:val="thaiDistribute"/>
-        <w:rPr>
-          <w:rFonts w:hint="cs"/>
+          <w:sz w:val="32"/>
+        </w:rPr>
+      </w:pPr>
+    </w:p>
+    <w:p>
+      <w:pPr>
+        <w:spacing w:after="0" w:line="240" w:lineRule="auto"/>
+        <w:jc w:val="thaiDistribute"/>
+        <w:rPr>
           <w:sz w:val="32"/>
         </w:rPr>
       </w:pPr>
@@ -8031,7 +7976,6 @@
         <w:spacing w:after="0" w:line="240" w:lineRule="auto"/>
         <w:jc w:val="center"/>
         <w:rPr>
-          <w:rFonts w:hint="cs"/>
           <w:sz w:val="32"/>
           <w:cs/>
         </w:rPr>
@@ -8640,7 +8584,6 @@
         <w:ind w:firstLine="900"/>
         <w:jc w:val="thaiDistribute"/>
         <w:rPr>
-          <w:rFonts w:hint="cs"/>
           <w:sz w:val="32"/>
         </w:rPr>
       </w:pPr>
@@ -8770,7 +8713,6 @@
         <w:spacing w:after="0" w:line="240" w:lineRule="auto"/>
         <w:jc w:val="thaiDistribute"/>
         <w:rPr>
-          <w:rFonts w:hint="cs"/>
           <w:sz w:val="32"/>
         </w:rPr>
       </w:pPr>
@@ -9033,7 +8975,6 @@
         <w:spacing w:after="0" w:line="240" w:lineRule="auto"/>
         <w:jc w:val="thaiDistribute"/>
         <w:rPr>
-          <w:rFonts w:hint="cs"/>
           <w:sz w:val="32"/>
         </w:rPr>
       </w:pPr>
@@ -9070,7 +9011,6 @@
         <w:spacing w:after="0" w:line="240" w:lineRule="auto"/>
         <w:jc w:val="thaiDistribute"/>
         <w:rPr>
-          <w:rFonts w:hint="cs"/>
           <w:sz w:val="32"/>
           <w:cs/>
         </w:rPr>
@@ -9179,7 +9119,6 @@
         <w:ind w:firstLine="900"/>
         <w:jc w:val="thaiDistribute"/>
         <w:rPr>
-          <w:rFonts w:hint="cs"/>
           <w:sz w:val="32"/>
           <w:cs/>
         </w:rPr>
@@ -9196,7 +9135,15 @@
         <w:rPr>
           <w:sz w:val="32"/>
         </w:rPr>
-        <w:t>4-18</w:t>
+        <w:t>4-</w:t>
+      </w:r>
+      <w:r>
+        <w:rPr>
+          <w:rFonts w:hint="cs"/>
+          <w:sz w:val="32"/>
+          <w:cs/>
+        </w:rPr>
+        <w:t>26</w:t>
       </w:r>
       <w:r>
         <w:rPr>
@@ -9487,7 +9434,6 @@
         <w:spacing w:after="0" w:line="240" w:lineRule="auto"/>
         <w:jc w:val="thaiDistribute"/>
         <w:rPr>
-          <w:rFonts w:hint="cs"/>
           <w:sz w:val="32"/>
         </w:rPr>
       </w:pPr>
@@ -9600,7 +9546,15 @@
         <w:rPr>
           <w:sz w:val="32"/>
         </w:rPr>
-        <w:t>4-18</w:t>
+        <w:t>4-</w:t>
+      </w:r>
+      <w:r>
+        <w:rPr>
+          <w:rFonts w:hint="cs"/>
+          <w:sz w:val="32"/>
+          <w:cs/>
+        </w:rPr>
+        <w:t>27</w:t>
       </w:r>
       <w:r>
         <w:rPr>
@@ -9623,7 +9577,23 @@
           <w:sz w:val="32"/>
           <w:cs/>
         </w:rPr>
-        <w:t>สร้างประชุมในกลุ่มสนทนาในกลุ่มได้โดยใส่ หัวข้อการประชุม รายละเอียด เวลาเริ่ม เวลาสิ้นสุด ผู้เข้าร่วมประชุม</w:t>
+        <w:t>สร้าง</w:t>
+      </w:r>
+      <w:r>
+        <w:rPr>
+          <w:rFonts w:hint="cs"/>
+          <w:sz w:val="32"/>
+          <w:cs/>
+        </w:rPr>
+        <w:t>การ</w:t>
+      </w:r>
+      <w:r>
+        <w:rPr>
+          <w:rFonts w:hint="cs"/>
+          <w:sz w:val="32"/>
+          <w:cs/>
+        </w:rPr>
+        <w:t>ประชุมในกลุ่มสนทนาในกลุ่มได้โดยใส่ หัวข้อการประชุม รายละเอียด เวลาเริ่ม เวลาสิ้นสุด ผู้เข้าร่วมประชุม</w:t>
       </w:r>
       <w:r>
         <w:rPr>
@@ -9646,7 +9616,6 @@
         <w:ind w:firstLine="900"/>
         <w:jc w:val="thaiDistribute"/>
         <w:rPr>
-          <w:rFonts w:hint="cs"/>
           <w:sz w:val="32"/>
           <w:cs/>
         </w:rPr>
@@ -10081,7 +10050,23 @@
           <w:sz w:val="32"/>
           <w:cs/>
         </w:rPr>
-        <w:t>หน้าการจัดพฤติกรรมพนักงานในองค์กร</w:t>
+        <w:t>หน้าการจัด</w:t>
+      </w:r>
+      <w:r>
+        <w:rPr>
+          <w:rFonts w:hint="cs"/>
+          <w:sz w:val="32"/>
+          <w:cs/>
+        </w:rPr>
+        <w:t>การ</w:t>
+      </w:r>
+      <w:r>
+        <w:rPr>
+          <w:rFonts w:hint="cs"/>
+          <w:sz w:val="32"/>
+          <w:cs/>
+        </w:rPr>
+        <w:t>พฤติกรรมพนักงานในองค์กร</w:t>
       </w:r>
     </w:p>
     <w:p>
@@ -10190,23 +10175,22 @@
           <w:sz w:val="32"/>
           <w:cs/>
         </w:rPr>
-        <w:t>จัดการพฤติกรรมพนักงานในองค์กร โดยการ กด</w:t>
-      </w:r>
-      <w:r>
-        <w:rPr>
-          <w:rFonts w:hint="cs"/>
-          <w:sz w:val="32"/>
-          <w:cs/>
-        </w:rPr>
-        <w:t>จัดการ</w:t>
-      </w:r>
-      <w:r>
-        <w:rPr>
-          <w:rFonts w:hint="cs"/>
-          <w:sz w:val="32"/>
-          <w:cs/>
-        </w:rPr>
-        <w:t>พฤติกรรมจะนำไปหน้าการจัดการคะแนนพฤติกรรม สามารถเลือกผู้ใช้งาน เลือก</w:t>
+        <w:t xml:space="preserve">จัดการพฤติกรรมพนักงานในองค์กร </w:t>
+      </w:r>
+      <w:r>
+        <w:rPr>
+          <w:sz w:val="32"/>
+          <w:cs/>
+        </w:rPr>
+        <w:t>โดยการกดจัดการพฤติกรรม จะนำไปยัง</w:t>
+      </w:r>
+      <w:r>
+        <w:rPr>
+          <w:rFonts w:hint="cs"/>
+          <w:sz w:val="32"/>
+          <w:cs/>
+        </w:rPr>
+        <w:t>หน้าการจัดการคะแนนพฤติกรรม สามารถเลือกผู้ใช้งาน เลือก</w:t>
       </w:r>
       <w:r>
         <w:rPr>
@@ -10302,7 +10286,6 @@
         <w:ind w:firstLine="851"/>
         <w:jc w:val="thaiDistribute"/>
         <w:rPr>
-          <w:rFonts w:hint="cs"/>
           <w:sz w:val="32"/>
           <w:cs/>
         </w:rPr>
@@ -10474,7 +10457,6 @@
         <w:spacing w:after="0" w:line="240" w:lineRule="auto"/>
         <w:jc w:val="thaiDistribute"/>
         <w:rPr>
-          <w:rFonts w:hint="cs"/>
           <w:b/>
           <w:bCs/>
           <w:sz w:val="32"/>
@@ -10489,7 +10471,6 @@
         <w:spacing w:after="0" w:line="240" w:lineRule="auto"/>
         <w:jc w:val="thaiDistribute"/>
         <w:rPr>
-          <w:rFonts w:hint="cs"/>
           <w:b/>
           <w:bCs/>
           <w:sz w:val="32"/>
@@ -10601,13 +10582,15 @@
         <w:rPr>
           <w:sz w:val="32"/>
         </w:rPr>
-        <w:t>4-2</w:t>
-      </w:r>
-      <w:r>
-        <w:rPr>
-          <w:sz w:val="32"/>
-        </w:rPr>
-        <w:t>2</w:t>
+        <w:t>4-</w:t>
+      </w:r>
+      <w:r>
+        <w:rPr>
+          <w:rFonts w:hint="cs"/>
+          <w:sz w:val="32"/>
+          <w:cs/>
+        </w:rPr>
+        <w:t>30</w:t>
       </w:r>
       <w:r>
         <w:rPr>
@@ -10741,7 +10724,6 @@
         <w:spacing w:after="0" w:line="240" w:lineRule="auto"/>
         <w:jc w:val="thaiDistribute"/>
         <w:rPr>
-          <w:rFonts w:hint="cs"/>
           <w:sz w:val="32"/>
           <w:cs/>
         </w:rPr>
@@ -10894,7 +10876,6 @@
         <w:spacing w:after="0" w:line="240" w:lineRule="auto"/>
         <w:jc w:val="thaiDistribute"/>
         <w:rPr>
-          <w:rFonts w:hint="cs"/>
           <w:sz w:val="32"/>
         </w:rPr>
       </w:pPr>
@@ -11035,7 +11016,6 @@
         <w:spacing w:after="0" w:line="240" w:lineRule="auto"/>
         <w:jc w:val="thaiDistribute"/>
         <w:rPr>
-          <w:rFonts w:hint="cs"/>
           <w:sz w:val="32"/>
           <w:cs/>
         </w:rPr>
@@ -11213,7 +11193,6 @@
         <w:spacing w:after="0" w:line="240" w:lineRule="auto"/>
         <w:jc w:val="thaiDistribute"/>
         <w:rPr>
-          <w:rFonts w:hint="cs"/>
           <w:sz w:val="32"/>
         </w:rPr>
       </w:pPr>
@@ -11238,7 +11217,6 @@
         <w:spacing w:after="0" w:line="240" w:lineRule="auto"/>
         <w:jc w:val="thaiDistribute"/>
         <w:rPr>
-          <w:rFonts w:hint="cs"/>
           <w:sz w:val="32"/>
         </w:rPr>
       </w:pPr>
@@ -11371,6 +11349,14 @@
           <w:sz w:val="32"/>
           <w:cs/>
         </w:rPr>
+        <w:t>ที่</w:t>
+      </w:r>
+      <w:r>
+        <w:rPr>
+          <w:rFonts w:hint="cs"/>
+          <w:sz w:val="32"/>
+          <w:cs/>
+        </w:rPr>
         <w:t xml:space="preserve"> </w:t>
       </w:r>
       <w:r>
@@ -11420,7 +11406,6 @@
         </w:tabs>
         <w:spacing w:after="0" w:line="240" w:lineRule="auto"/>
         <w:rPr>
-          <w:rFonts w:hint="cs"/>
           <w:sz w:val="32"/>
         </w:rPr>
       </w:pPr>
@@ -11606,7 +11591,6 @@
         <w:spacing w:after="0" w:line="240" w:lineRule="auto"/>
         <w:jc w:val="thaiDistribute"/>
         <w:rPr>
-          <w:rFonts w:hint="cs"/>
           <w:sz w:val="32"/>
         </w:rPr>
       </w:pPr>
@@ -11767,7 +11751,6 @@
         <w:ind w:firstLine="851"/>
         <w:jc w:val="thaiDistribute"/>
         <w:rPr>
-          <w:rFonts w:hint="cs"/>
           <w:sz w:val="32"/>
           <w:cs/>
         </w:rPr>
@@ -11830,7 +11813,6 @@
         <w:spacing w:after="0" w:line="240" w:lineRule="auto"/>
         <w:jc w:val="thaiDistribute"/>
         <w:rPr>
-          <w:rFonts w:hint="cs"/>
           <w:b/>
           <w:bCs/>
           <w:sz w:val="32"/>
@@ -12746,13 +12728,7 @@
         </w:tc>
       </w:tr>
     </w:tbl>
-    <w:p>
-      <w:pPr>
-        <w:rPr>
-          <w:rFonts w:hint="cs"/>
-        </w:rPr>
-      </w:pPr>
-    </w:p>
+    <w:p/>
     <w:p>
       <w:pPr>
         <w:rPr>
@@ -13761,6 +13737,14 @@
               </w:rPr>
               <w:t>5.0</w:t>
             </w:r>
+            <w:r>
+              <w:rPr>
+                <w:rFonts w:hint="cs"/>
+                <w:sz w:val="32"/>
+                <w:cs/>
+              </w:rPr>
+              <w:t>0</w:t>
+            </w:r>
           </w:p>
         </w:tc>
         <w:tc>
@@ -14659,7 +14643,6 @@
             <w:shd w:val="clear" w:color="auto" w:fill="E7E6E6" w:themeFill="background2"/>
             <w:vAlign w:val="center"/>
           </w:tcPr>
-          <w:bookmarkEnd w:id="5"/>
           <w:p>
             <w:pPr>
               <w:tabs>
@@ -14672,6 +14655,8 @@
                 <w:sz w:val="32"/>
               </w:rPr>
             </w:pPr>
+            <w:bookmarkStart w:id="6" w:name="_Hlk228028087"/>
+            <w:bookmarkEnd w:id="5"/>
             <w:r>
               <w:rPr>
                 <w:rFonts w:hint="cs"/>
@@ -14972,6 +14957,7 @@
           </w:p>
         </w:tc>
       </w:tr>
+      <w:bookmarkEnd w:id="6"/>
       <w:tr>
         <w:trPr>
           <w:trHeight w:val="534"/>
@@ -16974,1067 +16960,48 @@
     </w:tbl>
     <w:p>
       <w:pPr>
-        <w:rPr>
-          <w:sz w:val="32"/>
-          <w:cs/>
-        </w:rPr>
-      </w:pPr>
-    </w:p>
-    <w:p>
-      <w:pPr>
-        <w:spacing w:after="0" w:line="240" w:lineRule="auto"/>
-        <w:jc w:val="thaiDistribute"/>
-        <w:rPr>
-          <w:rFonts w:eastAsia="Times New Roman"/>
-          <w:kern w:val="0"/>
-          <w:sz w:val="32"/>
-          <w14:ligatures w14:val="none"/>
-        </w:rPr>
-      </w:pPr>
-      <w:r>
-        <w:rPr>
-          <w:rFonts w:eastAsia="Times New Roman"/>
-          <w:kern w:val="0"/>
-          <w:sz w:val="32"/>
-          <w:cs/>
-          <w14:ligatures w14:val="none"/>
-        </w:rPr>
-        <w:t xml:space="preserve">จากตารางที่ </w:t>
-      </w:r>
-      <w:r>
-        <w:rPr>
-          <w:rFonts w:eastAsia="Times New Roman"/>
-          <w:kern w:val="0"/>
-          <w:sz w:val="32"/>
-          <w14:ligatures w14:val="none"/>
-        </w:rPr>
-        <w:t xml:space="preserve">4-1 </w:t>
-      </w:r>
-      <w:r>
-        <w:rPr>
-          <w:rFonts w:eastAsia="Times New Roman"/>
-          <w:kern w:val="0"/>
-          <w:sz w:val="32"/>
-          <w:cs/>
-          <w14:ligatures w14:val="none"/>
-        </w:rPr>
-        <w:t>ผลการหาประสิทธิภาพของระบบผู้ช่วยแบบตัวแทนเชิงปัญญาประดิษฐ์สำหรับองค์กร พบว่า ประสิทธิภาพของระบบโดยรวมอยู่ในระดับ</w:t>
-      </w:r>
-      <w:r>
-        <w:rPr>
-          <w:rFonts w:eastAsia="Times New Roman"/>
-          <w:kern w:val="0"/>
-          <w:sz w:val="32"/>
-          <w14:ligatures w14:val="none"/>
-        </w:rPr>
-        <w:t xml:space="preserve"> </w:t>
-      </w:r>
-      <w:r>
-        <w:rPr>
-          <w:rFonts w:eastAsia="Times New Roman"/>
-          <w:kern w:val="0"/>
-          <w:sz w:val="32"/>
-          <w:cs/>
-          <w14:ligatures w14:val="none"/>
-        </w:rPr>
-        <w:t>มากที่สุด</w:t>
-      </w:r>
-      <w:r>
-        <w:rPr>
-          <w:rFonts w:eastAsia="Times New Roman"/>
-          <w:kern w:val="0"/>
-          <w:sz w:val="32"/>
-          <w14:ligatures w14:val="none"/>
-        </w:rPr>
-        <w:t xml:space="preserve"> (</w:t>
-      </w:r>
-      <m:oMath>
-        <m:acc>
-          <m:accPr>
-            <m:chr m:val="̅"/>
-            <m:ctrlPr>
-              <w:rPr>
-                <w:rFonts w:ascii="Cambria Math" w:hAnsi="Cambria Math"/>
-                <w:i/>
-                <w:sz w:val="32"/>
-              </w:rPr>
-            </m:ctrlPr>
-          </m:accPr>
-          <m:e>
-            <m:r>
-              <w:rPr>
-                <w:rFonts w:ascii="Cambria Math" w:hAnsi="Cambria Math"/>
-                <w:sz w:val="32"/>
-              </w:rPr>
-              <m:t>x</m:t>
-            </m:r>
-          </m:e>
-        </m:acc>
-        <m:r>
-          <w:rPr>
-            <w:rFonts w:ascii="Cambria Math" w:eastAsia="Times New Roman" w:hAnsi="Cambria Math"/>
-            <w:kern w:val="0"/>
-            <w:sz w:val="32"/>
-            <w14:ligatures w14:val="none"/>
-          </w:rPr>
-          <m:t xml:space="preserve"> </m:t>
-        </m:r>
-      </m:oMath>
-      <w:r>
-        <w:rPr>
-          <w:rFonts w:eastAsia="Times New Roman"/>
-          <w:kern w:val="0"/>
-          <w:sz w:val="32"/>
-          <w14:ligatures w14:val="none"/>
-        </w:rPr>
-        <w:t xml:space="preserve">= 4.53, S.D. = 0.72) </w:t>
-      </w:r>
-      <w:r>
-        <w:rPr>
-          <w:rFonts w:eastAsia="Times New Roman"/>
-          <w:kern w:val="0"/>
-          <w:sz w:val="32"/>
-          <w:cs/>
-          <w14:ligatures w14:val="none"/>
-        </w:rPr>
-        <w:t>เมื่อวิเคราะห์เป็นรายด้านพบว่า ด้านที่มีประสิทธิภาพสูงสุด ได้แก่</w:t>
-      </w:r>
-      <w:r>
-        <w:rPr>
-          <w:rFonts w:eastAsia="Times New Roman"/>
-          <w:kern w:val="0"/>
-          <w:sz w:val="32"/>
-          <w14:ligatures w14:val="none"/>
-        </w:rPr>
-        <w:t xml:space="preserve"> </w:t>
-      </w:r>
-      <w:r>
-        <w:rPr>
-          <w:rFonts w:eastAsia="Times New Roman"/>
-          <w:kern w:val="0"/>
-          <w:sz w:val="32"/>
-          <w:cs/>
-          <w14:ligatures w14:val="none"/>
-        </w:rPr>
-        <w:t xml:space="preserve">ด้านที่ </w:t>
-      </w:r>
-      <w:r>
-        <w:rPr>
-          <w:rFonts w:eastAsia="Times New Roman"/>
-          <w:kern w:val="0"/>
-          <w:sz w:val="32"/>
-          <w14:ligatures w14:val="none"/>
-        </w:rPr>
-        <w:t xml:space="preserve">1 </w:t>
-      </w:r>
-      <w:r>
-        <w:rPr>
-          <w:rFonts w:eastAsia="Times New Roman"/>
-          <w:kern w:val="0"/>
-          <w:sz w:val="32"/>
-          <w:cs/>
-          <w14:ligatures w14:val="none"/>
-        </w:rPr>
-        <w:t>ข้อมูลระดับความคิดเห็นเกี่ยวกับ การตอบสนองต่อความต้องการใช้งานของผู้ใช้ (</w:t>
-      </w:r>
-      <w:r>
-        <w:rPr>
-          <w:rFonts w:eastAsia="Times New Roman"/>
-          <w:kern w:val="0"/>
-          <w:sz w:val="32"/>
-          <w14:ligatures w14:val="none"/>
-        </w:rPr>
-        <w:t xml:space="preserve">Functional Requirement Test) </w:t>
-      </w:r>
-      <w:r>
-        <w:rPr>
-          <w:rFonts w:eastAsia="Times New Roman"/>
-          <w:kern w:val="0"/>
-          <w:sz w:val="32"/>
-          <w:cs/>
-          <w14:ligatures w14:val="none"/>
-        </w:rPr>
-        <w:t>มีประสิทธิภาพอยู่ในระดับ</w:t>
-      </w:r>
-      <w:r>
-        <w:rPr>
-          <w:rFonts w:eastAsia="Times New Roman"/>
-          <w:kern w:val="0"/>
-          <w:sz w:val="32"/>
-          <w14:ligatures w14:val="none"/>
-        </w:rPr>
-        <w:t xml:space="preserve"> </w:t>
-      </w:r>
-      <w:r>
-        <w:rPr>
-          <w:rFonts w:eastAsia="Times New Roman"/>
-          <w:kern w:val="0"/>
-          <w:sz w:val="32"/>
-          <w:cs/>
-          <w14:ligatures w14:val="none"/>
-        </w:rPr>
-        <w:t>มากที่สุด</w:t>
-      </w:r>
-      <w:r>
-        <w:rPr>
-          <w:rFonts w:eastAsia="Times New Roman"/>
-          <w:kern w:val="0"/>
-          <w:sz w:val="32"/>
-          <w14:ligatures w14:val="none"/>
-        </w:rPr>
-        <w:t xml:space="preserve"> (</w:t>
-      </w:r>
-      <m:oMath>
-        <m:acc>
-          <m:accPr>
-            <m:chr m:val="̅"/>
-            <m:ctrlPr>
-              <w:rPr>
-                <w:rFonts w:ascii="Cambria Math" w:hAnsi="Cambria Math"/>
-                <w:i/>
-                <w:sz w:val="32"/>
-              </w:rPr>
-            </m:ctrlPr>
-          </m:accPr>
-          <m:e>
-            <m:r>
-              <w:rPr>
-                <w:rFonts w:ascii="Cambria Math" w:hAnsi="Cambria Math"/>
-                <w:sz w:val="32"/>
-              </w:rPr>
-              <m:t>x</m:t>
-            </m:r>
-          </m:e>
-        </m:acc>
-      </m:oMath>
-      <w:r>
-        <w:rPr>
-          <w:rFonts w:eastAsia="Times New Roman"/>
-          <w:kern w:val="0"/>
-          <w:sz w:val="32"/>
-          <w14:ligatures w14:val="none"/>
-        </w:rPr>
-        <w:t xml:space="preserve"> = 4.67, S.D. = 0.58) </w:t>
-      </w:r>
-      <w:r>
-        <w:rPr>
-          <w:rFonts w:eastAsia="Times New Roman"/>
-          <w:kern w:val="0"/>
-          <w:sz w:val="32"/>
-          <w:cs/>
-          <w14:ligatures w14:val="none"/>
-        </w:rPr>
-        <w:t>รองลงมาคือ</w:t>
-      </w:r>
-      <w:r>
-        <w:rPr>
-          <w:rFonts w:eastAsia="Times New Roman"/>
-          <w:kern w:val="0"/>
-          <w:sz w:val="32"/>
-          <w14:ligatures w14:val="none"/>
-        </w:rPr>
-        <w:t xml:space="preserve"> </w:t>
-      </w:r>
-      <w:r>
-        <w:rPr>
-          <w:rFonts w:eastAsia="Times New Roman"/>
-          <w:kern w:val="0"/>
-          <w:sz w:val="32"/>
-          <w:cs/>
-          <w14:ligatures w14:val="none"/>
-        </w:rPr>
-        <w:t xml:space="preserve">ด้านที่ </w:t>
-      </w:r>
-      <w:r>
-        <w:rPr>
-          <w:rFonts w:eastAsia="Times New Roman"/>
-          <w:kern w:val="0"/>
-          <w:sz w:val="32"/>
-          <w14:ligatures w14:val="none"/>
-        </w:rPr>
-        <w:t xml:space="preserve">4 </w:t>
-      </w:r>
-      <w:r>
-        <w:rPr>
-          <w:rFonts w:eastAsia="Times New Roman"/>
-          <w:kern w:val="0"/>
-          <w:sz w:val="32"/>
-          <w:cs/>
-          <w14:ligatures w14:val="none"/>
-        </w:rPr>
-        <w:t>ข้อมูลระดับความคิดเห็นเกี่ยวกับความสามารถและความสะดวกในการใช้งาน (</w:t>
-      </w:r>
-      <w:r>
-        <w:rPr>
-          <w:rFonts w:eastAsia="Times New Roman"/>
-          <w:kern w:val="0"/>
-          <w:sz w:val="32"/>
-          <w14:ligatures w14:val="none"/>
-        </w:rPr>
-        <w:t xml:space="preserve">Usability Test) </w:t>
-      </w:r>
-      <w:r>
-        <w:rPr>
-          <w:rFonts w:eastAsia="Times New Roman"/>
-          <w:kern w:val="0"/>
-          <w:sz w:val="32"/>
-          <w:cs/>
-          <w14:ligatures w14:val="none"/>
-        </w:rPr>
-        <w:t>มีประสิทธิภาพอยู่ในระดับ</w:t>
-      </w:r>
-      <w:r>
-        <w:rPr>
-          <w:rFonts w:eastAsia="Times New Roman"/>
-          <w:kern w:val="0"/>
-          <w:sz w:val="32"/>
-          <w14:ligatures w14:val="none"/>
-        </w:rPr>
-        <w:t xml:space="preserve"> </w:t>
-      </w:r>
-      <w:r>
-        <w:rPr>
-          <w:rFonts w:eastAsia="Times New Roman"/>
-          <w:kern w:val="0"/>
-          <w:sz w:val="32"/>
-          <w:cs/>
-          <w14:ligatures w14:val="none"/>
-        </w:rPr>
-        <w:t>มากที่สุด</w:t>
-      </w:r>
-      <w:r>
-        <w:rPr>
-          <w:rFonts w:eastAsia="Times New Roman"/>
-          <w:kern w:val="0"/>
-          <w:sz w:val="32"/>
-          <w14:ligatures w14:val="none"/>
-        </w:rPr>
-        <w:t xml:space="preserve"> (</w:t>
-      </w:r>
-      <m:oMath>
-        <m:acc>
-          <m:accPr>
-            <m:chr m:val="̅"/>
-            <m:ctrlPr>
-              <w:rPr>
-                <w:rFonts w:ascii="Cambria Math" w:hAnsi="Cambria Math"/>
-                <w:i/>
-                <w:sz w:val="32"/>
-              </w:rPr>
-            </m:ctrlPr>
-          </m:accPr>
-          <m:e>
-            <m:r>
-              <w:rPr>
-                <w:rFonts w:ascii="Cambria Math" w:hAnsi="Cambria Math"/>
-                <w:sz w:val="32"/>
-              </w:rPr>
-              <m:t>x</m:t>
-            </m:r>
-          </m:e>
-        </m:acc>
-      </m:oMath>
-      <w:r>
-        <w:rPr>
-          <w:rFonts w:eastAsia="Times New Roman"/>
-          <w:kern w:val="0"/>
-          <w:sz w:val="32"/>
-          <w14:ligatures w14:val="none"/>
-        </w:rPr>
-        <w:t xml:space="preserve"> = 4.60, S.D. = 0.63) </w:t>
-      </w:r>
-      <w:r>
-        <w:rPr>
-          <w:rFonts w:eastAsia="Times New Roman"/>
-          <w:kern w:val="0"/>
-          <w:sz w:val="32"/>
-          <w:cs/>
-          <w14:ligatures w14:val="none"/>
-        </w:rPr>
-        <w:t>ถัดมาคือ</w:t>
-      </w:r>
-      <w:r>
-        <w:rPr>
-          <w:rFonts w:eastAsia="Times New Roman"/>
-          <w:kern w:val="0"/>
-          <w:sz w:val="32"/>
-          <w14:ligatures w14:val="none"/>
-        </w:rPr>
-        <w:t xml:space="preserve"> </w:t>
-      </w:r>
-      <w:r>
-        <w:rPr>
-          <w:rFonts w:eastAsia="Times New Roman"/>
-          <w:kern w:val="0"/>
-          <w:sz w:val="32"/>
-          <w:cs/>
-          <w14:ligatures w14:val="none"/>
-        </w:rPr>
-        <w:t xml:space="preserve">ด้านที่ </w:t>
-      </w:r>
-      <w:r>
-        <w:rPr>
-          <w:rFonts w:eastAsia="Times New Roman"/>
-          <w:kern w:val="0"/>
-          <w:sz w:val="32"/>
-          <w14:ligatures w14:val="none"/>
-        </w:rPr>
-        <w:t xml:space="preserve">2 </w:t>
-      </w:r>
-      <w:r>
-        <w:rPr>
-          <w:rFonts w:eastAsia="Times New Roman"/>
-          <w:kern w:val="0"/>
-          <w:sz w:val="32"/>
-          <w:cs/>
-          <w14:ligatures w14:val="none"/>
-        </w:rPr>
-        <w:t>ข้อมูลระดับความคิดเห็นเกี่ยวกับ ความถูกต้องด้านการทำงานฟังก์ชันต่าง ๆ ในระบบ (</w:t>
-      </w:r>
-      <w:r>
-        <w:rPr>
-          <w:rFonts w:eastAsia="Times New Roman"/>
-          <w:kern w:val="0"/>
-          <w:sz w:val="32"/>
-          <w14:ligatures w14:val="none"/>
-        </w:rPr>
-        <w:t xml:space="preserve">Functional Test) </w:t>
-      </w:r>
-      <w:r>
-        <w:rPr>
-          <w:rFonts w:eastAsia="Times New Roman"/>
-          <w:kern w:val="0"/>
-          <w:sz w:val="32"/>
-          <w:cs/>
-          <w14:ligatures w14:val="none"/>
-        </w:rPr>
-        <w:t>มีประสิทธิภาพอยู่ในระดับ</w:t>
-      </w:r>
-      <w:r>
-        <w:rPr>
-          <w:rFonts w:eastAsia="Times New Roman"/>
-          <w:kern w:val="0"/>
-          <w:sz w:val="32"/>
-          <w14:ligatures w14:val="none"/>
-        </w:rPr>
-        <w:t xml:space="preserve"> </w:t>
-      </w:r>
-      <w:r>
-        <w:rPr>
-          <w:rFonts w:eastAsia="Times New Roman"/>
-          <w:kern w:val="0"/>
-          <w:sz w:val="32"/>
-          <w:cs/>
-          <w14:ligatures w14:val="none"/>
-        </w:rPr>
-        <w:t>มากที่สุด</w:t>
-      </w:r>
-      <w:r>
-        <w:rPr>
-          <w:rFonts w:eastAsia="Times New Roman"/>
-          <w:kern w:val="0"/>
-          <w:sz w:val="32"/>
-          <w14:ligatures w14:val="none"/>
-        </w:rPr>
-        <w:t xml:space="preserve"> (</w:t>
-      </w:r>
-      <m:oMath>
-        <m:acc>
-          <m:accPr>
-            <m:chr m:val="̅"/>
-            <m:ctrlPr>
-              <w:rPr>
-                <w:rFonts w:ascii="Cambria Math" w:hAnsi="Cambria Math"/>
-                <w:i/>
-                <w:sz w:val="32"/>
-              </w:rPr>
-            </m:ctrlPr>
-          </m:accPr>
-          <m:e>
-            <m:r>
-              <w:rPr>
-                <w:rFonts w:ascii="Cambria Math" w:hAnsi="Cambria Math"/>
-                <w:sz w:val="32"/>
-              </w:rPr>
-              <m:t>x</m:t>
-            </m:r>
-          </m:e>
-        </m:acc>
-      </m:oMath>
-      <w:r>
-        <w:rPr>
-          <w:rFonts w:eastAsia="Times New Roman"/>
-          <w:kern w:val="0"/>
-          <w:sz w:val="32"/>
-          <w14:ligatures w14:val="none"/>
-        </w:rPr>
-        <w:t xml:space="preserve"> = 4.53, S.D. = 0.74) </w:t>
-      </w:r>
-      <w:r>
-        <w:rPr>
-          <w:rFonts w:eastAsia="Times New Roman"/>
-          <w:kern w:val="0"/>
-          <w:sz w:val="32"/>
-          <w:cs/>
-          <w14:ligatures w14:val="none"/>
-        </w:rPr>
-        <w:t>รองลงมาคือ</w:t>
-      </w:r>
-      <w:r>
-        <w:rPr>
-          <w:rFonts w:eastAsia="Times New Roman"/>
-          <w:kern w:val="0"/>
-          <w:sz w:val="32"/>
-          <w14:ligatures w14:val="none"/>
-        </w:rPr>
-        <w:t xml:space="preserve"> </w:t>
-      </w:r>
-      <w:r>
-        <w:rPr>
-          <w:rFonts w:eastAsia="Times New Roman"/>
-          <w:kern w:val="0"/>
-          <w:sz w:val="32"/>
-          <w:cs/>
-          <w14:ligatures w14:val="none"/>
-        </w:rPr>
-        <w:t xml:space="preserve">ด้านที่ </w:t>
-      </w:r>
-      <w:r>
-        <w:rPr>
-          <w:rFonts w:eastAsia="Times New Roman"/>
-          <w:kern w:val="0"/>
-          <w:sz w:val="32"/>
-          <w14:ligatures w14:val="none"/>
-        </w:rPr>
-        <w:t xml:space="preserve">5 </w:t>
-      </w:r>
-      <w:r>
-        <w:rPr>
-          <w:rFonts w:eastAsia="Times New Roman"/>
-          <w:kern w:val="0"/>
-          <w:sz w:val="32"/>
-          <w:cs/>
-          <w14:ligatures w14:val="none"/>
-        </w:rPr>
-        <w:t>ข้อมูลระดับความคิดเห็นเกี่ยวกับ การตรวจสอบและความปลอดภัยในการใช้งาน (</w:t>
-      </w:r>
-      <w:r>
-        <w:rPr>
-          <w:rFonts w:eastAsia="Times New Roman"/>
-          <w:kern w:val="0"/>
-          <w:sz w:val="32"/>
-          <w14:ligatures w14:val="none"/>
-        </w:rPr>
-        <w:t xml:space="preserve">Security Test) </w:t>
-      </w:r>
-      <w:r>
-        <w:rPr>
-          <w:rFonts w:eastAsia="Times New Roman"/>
-          <w:kern w:val="0"/>
-          <w:sz w:val="32"/>
-          <w:cs/>
-          <w14:ligatures w14:val="none"/>
-        </w:rPr>
-        <w:t>มีประสิทธิภาพอยู่ในระดับ</w:t>
-      </w:r>
-      <w:r>
-        <w:rPr>
-          <w:rFonts w:eastAsia="Times New Roman"/>
-          <w:kern w:val="0"/>
-          <w:sz w:val="32"/>
-          <w14:ligatures w14:val="none"/>
-        </w:rPr>
-        <w:t xml:space="preserve"> </w:t>
-      </w:r>
-      <w:r>
-        <w:rPr>
-          <w:rFonts w:eastAsia="Times New Roman"/>
-          <w:kern w:val="0"/>
-          <w:sz w:val="32"/>
-          <w:cs/>
-          <w14:ligatures w14:val="none"/>
-        </w:rPr>
-        <w:t>มาก</w:t>
-      </w:r>
-      <w:r>
-        <w:rPr>
-          <w:rFonts w:eastAsia="Times New Roman"/>
-          <w:kern w:val="0"/>
-          <w:sz w:val="32"/>
-          <w14:ligatures w14:val="none"/>
-        </w:rPr>
-        <w:t xml:space="preserve"> (</w:t>
-      </w:r>
-      <m:oMath>
-        <m:acc>
-          <m:accPr>
-            <m:chr m:val="̅"/>
-            <m:ctrlPr>
-              <w:rPr>
-                <w:rFonts w:ascii="Cambria Math" w:hAnsi="Cambria Math"/>
-                <w:i/>
-                <w:sz w:val="32"/>
-              </w:rPr>
-            </m:ctrlPr>
-          </m:accPr>
-          <m:e>
-            <m:r>
-              <w:rPr>
-                <w:rFonts w:ascii="Cambria Math" w:hAnsi="Cambria Math"/>
-                <w:sz w:val="32"/>
-              </w:rPr>
-              <m:t>x</m:t>
-            </m:r>
-          </m:e>
-        </m:acc>
-        <m:r>
-          <w:rPr>
-            <w:rFonts w:ascii="Cambria Math" w:hAnsi="Cambria Math"/>
-            <w:sz w:val="32"/>
-          </w:rPr>
-          <m:t xml:space="preserve"> </m:t>
-        </m:r>
-      </m:oMath>
-      <w:r>
-        <w:rPr>
-          <w:rFonts w:eastAsia="Times New Roman"/>
-          <w:kern w:val="0"/>
-          <w:sz w:val="32"/>
-          <w14:ligatures w14:val="none"/>
-        </w:rPr>
-        <w:t xml:space="preserve">= 4.44, S.D. = 0.88) </w:t>
-      </w:r>
-      <w:r>
-        <w:rPr>
-          <w:rFonts w:eastAsia="Times New Roman"/>
-          <w:kern w:val="0"/>
-          <w:sz w:val="32"/>
-          <w:cs/>
-          <w14:ligatures w14:val="none"/>
-        </w:rPr>
-        <w:t>และสุดท้ายคือ</w:t>
-      </w:r>
-      <w:r>
-        <w:rPr>
-          <w:rFonts w:eastAsia="Times New Roman"/>
-          <w:kern w:val="0"/>
-          <w:sz w:val="32"/>
-          <w14:ligatures w14:val="none"/>
-        </w:rPr>
-        <w:t xml:space="preserve"> </w:t>
-      </w:r>
-      <w:r>
-        <w:rPr>
-          <w:rFonts w:eastAsia="Times New Roman"/>
-          <w:kern w:val="0"/>
-          <w:sz w:val="32"/>
-          <w:cs/>
-          <w14:ligatures w14:val="none"/>
-        </w:rPr>
-        <w:t xml:space="preserve">ด้านที่ </w:t>
-      </w:r>
-      <w:r>
-        <w:rPr>
-          <w:rFonts w:eastAsia="Times New Roman"/>
-          <w:kern w:val="0"/>
-          <w:sz w:val="32"/>
-          <w14:ligatures w14:val="none"/>
-        </w:rPr>
-        <w:t xml:space="preserve">3 </w:t>
-      </w:r>
-      <w:r>
-        <w:rPr>
-          <w:rFonts w:eastAsia="Times New Roman"/>
-          <w:kern w:val="0"/>
-          <w:sz w:val="32"/>
-          <w:cs/>
-          <w14:ligatures w14:val="none"/>
-        </w:rPr>
-        <w:t>ข้อมูลระดับความคิดเห็นเกี่ยวกับผลลัพธ์ที่ได้จากระบบ (</w:t>
-      </w:r>
-      <w:r>
-        <w:rPr>
-          <w:rFonts w:eastAsia="Times New Roman"/>
-          <w:kern w:val="0"/>
-          <w:sz w:val="32"/>
-          <w14:ligatures w14:val="none"/>
-        </w:rPr>
-        <w:t xml:space="preserve">Output Validation Test) </w:t>
-      </w:r>
-      <w:r>
-        <w:rPr>
-          <w:rFonts w:eastAsia="Times New Roman"/>
-          <w:kern w:val="0"/>
-          <w:sz w:val="32"/>
-          <w:cs/>
-          <w14:ligatures w14:val="none"/>
-        </w:rPr>
-        <w:t>มีประสิทธิภาพอยู่ในระดับ</w:t>
-      </w:r>
-      <w:r>
-        <w:rPr>
-          <w:rFonts w:eastAsia="Times New Roman"/>
-          <w:kern w:val="0"/>
-          <w:sz w:val="32"/>
-          <w14:ligatures w14:val="none"/>
-        </w:rPr>
-        <w:t xml:space="preserve"> </w:t>
-      </w:r>
-      <w:r>
-        <w:rPr>
-          <w:rFonts w:eastAsia="Times New Roman"/>
-          <w:kern w:val="0"/>
-          <w:sz w:val="32"/>
-          <w:cs/>
-          <w14:ligatures w14:val="none"/>
-        </w:rPr>
-        <w:t>มาก</w:t>
-      </w:r>
-      <w:r>
-        <w:rPr>
-          <w:rFonts w:eastAsia="Times New Roman"/>
-          <w:kern w:val="0"/>
-          <w:sz w:val="32"/>
-          <w14:ligatures w14:val="none"/>
-        </w:rPr>
-        <w:t xml:space="preserve"> (</w:t>
-      </w:r>
-      <m:oMath>
-        <m:acc>
-          <m:accPr>
-            <m:chr m:val="̅"/>
-            <m:ctrlPr>
-              <w:rPr>
-                <w:rFonts w:ascii="Cambria Math" w:hAnsi="Cambria Math"/>
-                <w:i/>
-                <w:sz w:val="32"/>
-              </w:rPr>
-            </m:ctrlPr>
-          </m:accPr>
-          <m:e>
-            <m:r>
-              <w:rPr>
-                <w:rFonts w:ascii="Cambria Math" w:hAnsi="Cambria Math"/>
-                <w:sz w:val="32"/>
-              </w:rPr>
-              <m:t>x</m:t>
-            </m:r>
-          </m:e>
-        </m:acc>
-      </m:oMath>
-      <w:r>
-        <w:rPr>
-          <w:rFonts w:eastAsia="Times New Roman"/>
-          <w:kern w:val="0"/>
-          <w:sz w:val="32"/>
-          <w14:ligatures w14:val="none"/>
-        </w:rPr>
-        <w:t xml:space="preserve"> = 4.40, S.D. = 0.74)</w:t>
-      </w:r>
-    </w:p>
-    <w:p>
-      <w:pPr>
-        <w:spacing w:after="0" w:line="240" w:lineRule="auto"/>
-        <w:jc w:val="thaiDistribute"/>
-        <w:rPr>
-          <w:rFonts w:eastAsia="Times New Roman"/>
-          <w:kern w:val="0"/>
-          <w:sz w:val="32"/>
-          <w14:ligatures w14:val="none"/>
-        </w:rPr>
-      </w:pPr>
-    </w:p>
-    <w:p>
-      <w:pPr>
-        <w:spacing w:after="0" w:line="240" w:lineRule="auto"/>
-        <w:jc w:val="thaiDistribute"/>
-        <w:rPr>
-          <w:rFonts w:eastAsia="Times New Roman"/>
-          <w:kern w:val="0"/>
-          <w:sz w:val="32"/>
-          <w14:ligatures w14:val="none"/>
-        </w:rPr>
-      </w:pPr>
-    </w:p>
-    <w:p>
-      <w:pPr>
-        <w:spacing w:after="0" w:line="240" w:lineRule="auto"/>
-        <w:jc w:val="thaiDistribute"/>
-        <w:rPr>
-          <w:rFonts w:eastAsia="Times New Roman"/>
-          <w:kern w:val="0"/>
-          <w:sz w:val="32"/>
-          <w14:ligatures w14:val="none"/>
-        </w:rPr>
-      </w:pPr>
-    </w:p>
-    <w:p>
-      <w:pPr>
-        <w:spacing w:after="0" w:line="240" w:lineRule="auto"/>
-        <w:jc w:val="thaiDistribute"/>
-        <w:rPr>
-          <w:rFonts w:eastAsia="Times New Roman"/>
-          <w:kern w:val="0"/>
-          <w:sz w:val="32"/>
-          <w14:ligatures w14:val="none"/>
-        </w:rPr>
-      </w:pPr>
-    </w:p>
-    <w:p>
-      <w:pPr>
-        <w:spacing w:after="0" w:line="240" w:lineRule="auto"/>
-        <w:jc w:val="thaiDistribute"/>
-        <w:rPr>
-          <w:rFonts w:eastAsia="Times New Roman"/>
-          <w:kern w:val="0"/>
-          <w:sz w:val="32"/>
-          <w14:ligatures w14:val="none"/>
-        </w:rPr>
-      </w:pPr>
-    </w:p>
-    <w:p>
-      <w:pPr>
-        <w:spacing w:after="0" w:line="240" w:lineRule="auto"/>
-        <w:jc w:val="thaiDistribute"/>
-        <w:rPr>
-          <w:rFonts w:eastAsia="Times New Roman"/>
-          <w:kern w:val="0"/>
-          <w:sz w:val="32"/>
-          <w14:ligatures w14:val="none"/>
-        </w:rPr>
-      </w:pPr>
-    </w:p>
-    <w:p>
-      <w:pPr>
-        <w:spacing w:after="0" w:line="240" w:lineRule="auto"/>
-        <w:jc w:val="thaiDistribute"/>
-        <w:rPr>
-          <w:rFonts w:eastAsia="Times New Roman"/>
-          <w:kern w:val="0"/>
-          <w:sz w:val="32"/>
-          <w14:ligatures w14:val="none"/>
-        </w:rPr>
-      </w:pPr>
-    </w:p>
-    <w:p>
-      <w:pPr>
-        <w:spacing w:after="0" w:line="240" w:lineRule="auto"/>
-        <w:jc w:val="thaiDistribute"/>
-        <w:rPr>
-          <w:rFonts w:eastAsia="Times New Roman"/>
-          <w:kern w:val="0"/>
-          <w:sz w:val="32"/>
-          <w14:ligatures w14:val="none"/>
-        </w:rPr>
-      </w:pPr>
-    </w:p>
-    <w:p>
-      <w:pPr>
-        <w:spacing w:after="0" w:line="240" w:lineRule="auto"/>
-        <w:jc w:val="thaiDistribute"/>
-        <w:rPr>
-          <w:rFonts w:eastAsia="Times New Roman"/>
-          <w:kern w:val="0"/>
-          <w:sz w:val="32"/>
-          <w14:ligatures w14:val="none"/>
-        </w:rPr>
-      </w:pPr>
-    </w:p>
-    <w:p>
-      <w:pPr>
-        <w:spacing w:after="0" w:line="240" w:lineRule="auto"/>
-        <w:jc w:val="thaiDistribute"/>
-        <w:rPr>
-          <w:rFonts w:eastAsia="Times New Roman"/>
-          <w:kern w:val="0"/>
-          <w:sz w:val="32"/>
-          <w14:ligatures w14:val="none"/>
-        </w:rPr>
-      </w:pPr>
-    </w:p>
-    <w:p>
-      <w:pPr>
-        <w:spacing w:after="0" w:line="240" w:lineRule="auto"/>
-        <w:jc w:val="thaiDistribute"/>
-        <w:rPr>
-          <w:rFonts w:eastAsia="Times New Roman"/>
-          <w:kern w:val="0"/>
-          <w:sz w:val="32"/>
-          <w14:ligatures w14:val="none"/>
-        </w:rPr>
-      </w:pPr>
-    </w:p>
-    <w:p>
-      <w:pPr>
-        <w:spacing w:after="0" w:line="240" w:lineRule="auto"/>
-        <w:jc w:val="thaiDistribute"/>
-        <w:rPr>
-          <w:rFonts w:eastAsia="Times New Roman"/>
-          <w:kern w:val="0"/>
-          <w:sz w:val="32"/>
-          <w14:ligatures w14:val="none"/>
-        </w:rPr>
-      </w:pPr>
-    </w:p>
-    <w:p>
-      <w:pPr>
-        <w:spacing w:after="0" w:line="240" w:lineRule="auto"/>
-        <w:jc w:val="thaiDistribute"/>
-        <w:rPr>
-          <w:rFonts w:eastAsia="Times New Roman"/>
-          <w:kern w:val="0"/>
-          <w:sz w:val="32"/>
-          <w14:ligatures w14:val="none"/>
-        </w:rPr>
-      </w:pPr>
-    </w:p>
-    <w:p>
-      <w:pPr>
-        <w:spacing w:after="0" w:line="240" w:lineRule="auto"/>
-        <w:jc w:val="thaiDistribute"/>
-        <w:rPr>
-          <w:rFonts w:eastAsia="Times New Roman"/>
-          <w:kern w:val="0"/>
-          <w:sz w:val="32"/>
-          <w14:ligatures w14:val="none"/>
-        </w:rPr>
-      </w:pPr>
-    </w:p>
-    <w:p>
-      <w:pPr>
-        <w:spacing w:after="0" w:line="240" w:lineRule="auto"/>
-        <w:jc w:val="thaiDistribute"/>
-        <w:rPr>
-          <w:rFonts w:eastAsia="Times New Roman"/>
-          <w:kern w:val="0"/>
-          <w:sz w:val="32"/>
-          <w14:ligatures w14:val="none"/>
-        </w:rPr>
-      </w:pPr>
-    </w:p>
-    <w:p>
-      <w:pPr>
-        <w:spacing w:after="0" w:line="240" w:lineRule="auto"/>
-        <w:jc w:val="thaiDistribute"/>
-        <w:rPr>
-          <w:rFonts w:eastAsia="Times New Roman"/>
-          <w:kern w:val="0"/>
-          <w:sz w:val="32"/>
-          <w14:ligatures w14:val="none"/>
-        </w:rPr>
-      </w:pPr>
-    </w:p>
-    <w:p>
-      <w:pPr>
-        <w:spacing w:after="0" w:line="240" w:lineRule="auto"/>
-        <w:jc w:val="thaiDistribute"/>
-        <w:rPr>
-          <w:rFonts w:eastAsia="Times New Roman"/>
-          <w:kern w:val="0"/>
-          <w:sz w:val="32"/>
-          <w14:ligatures w14:val="none"/>
-        </w:rPr>
-      </w:pPr>
-    </w:p>
-    <w:p>
-      <w:pPr>
-        <w:spacing w:after="0" w:line="240" w:lineRule="auto"/>
-        <w:jc w:val="thaiDistribute"/>
-        <w:rPr>
-          <w:rFonts w:eastAsia="Times New Roman"/>
-          <w:kern w:val="0"/>
-          <w:sz w:val="32"/>
-          <w14:ligatures w14:val="none"/>
-        </w:rPr>
-      </w:pPr>
-    </w:p>
-    <w:p>
-      <w:pPr>
-        <w:spacing w:after="0" w:line="240" w:lineRule="auto"/>
-        <w:jc w:val="thaiDistribute"/>
-        <w:rPr>
-          <w:rFonts w:eastAsia="Times New Roman"/>
-          <w:kern w:val="0"/>
-          <w:sz w:val="32"/>
-          <w14:ligatures w14:val="none"/>
-        </w:rPr>
-      </w:pPr>
-    </w:p>
-    <w:p>
-      <w:pPr>
-        <w:spacing w:after="0" w:line="240" w:lineRule="auto"/>
-        <w:jc w:val="thaiDistribute"/>
-        <w:rPr>
-          <w:rFonts w:eastAsia="Times New Roman" w:hint="cs"/>
-          <w:kern w:val="0"/>
-          <w:sz w:val="32"/>
-          <w14:ligatures w14:val="none"/>
-        </w:rPr>
-      </w:pPr>
-    </w:p>
-    <w:p>
-      <w:pPr>
-        <w:rPr>
-          <w:sz w:val="32"/>
-        </w:rPr>
-      </w:pPr>
-      <w:r>
+        <w:spacing w:after="0" w:line="240" w:lineRule="auto"/>
         <w:rPr>
           <w:b/>
           <w:bCs/>
           <w:sz w:val="32"/>
-        </w:rPr>
-        <w:t>4.</w:t>
-      </w:r>
+          <w:cs/>
+        </w:rPr>
+      </w:pPr>
       <w:r>
         <w:rPr>
           <w:b/>
           <w:bCs/>
           <w:sz w:val="32"/>
-        </w:rPr>
-        <w:t>3</w:t>
-      </w:r>
-      <w:r>
-        <w:rPr>
-          <w:color w:val="FFFFFF" w:themeColor="background1"/>
-          <w:sz w:val="28"/>
-          <w:szCs w:val="28"/>
-        </w:rPr>
-        <w:t>**</w:t>
-      </w:r>
-      <w:r>
-        <w:rPr>
-          <w:rFonts w:hint="cs"/>
+          <w:cs/>
+        </w:rPr>
+        <w:lastRenderedPageBreak/>
+        <w:t xml:space="preserve">ตารางที่ </w:t>
+      </w:r>
+      <w:r>
+        <w:rPr>
           <w:b/>
           <w:bCs/>
           <w:sz w:val="32"/>
-          <w:cs/>
-        </w:rPr>
-        <w:t>แบบประเมินการวิเคราะห์</w:t>
+        </w:rPr>
+        <w:t>4-</w:t>
       </w:r>
       <w:r>
         <w:rPr>
           <w:b/>
           <w:bCs/>
           <w:sz w:val="32"/>
-          <w:cs/>
-        </w:rPr>
-        <w:t>ความพึงพอใจระบบผู้ช่วยแบบตัวแทนเชิงปัญญาประดิษฐ์สำหรับองค์กร</w:t>
-      </w:r>
-    </w:p>
-    <w:p>
-      <w:pPr>
-        <w:tabs>
-          <w:tab w:val="left" w:pos="540"/>
-        </w:tabs>
-        <w:spacing w:after="0" w:line="240" w:lineRule="auto"/>
-        <w:jc w:val="thaiDistribute"/>
+        </w:rPr>
+        <w:t>1</w:t>
+      </w:r>
+      <w:r>
         <w:rPr>
           <w:b/>
           <w:bCs/>
           <w:sz w:val="32"/>
         </w:rPr>
-      </w:pPr>
+        <w:t xml:space="preserve"> (</w:t>
+      </w:r>
       <w:r>
         <w:rPr>
           <w:b/>
@@ -18042,54 +17009,7 @@
           <w:sz w:val="32"/>
           <w:cs/>
         </w:rPr>
-        <w:t>ตารางที่</w:t>
-      </w:r>
-      <w:r>
-        <w:rPr>
-          <w:rFonts w:hint="cs"/>
-          <w:b/>
-          <w:bCs/>
-          <w:color w:val="FFFFFF" w:themeColor="background1"/>
-          <w:sz w:val="32"/>
-          <w:cs/>
-        </w:rPr>
-        <w:t xml:space="preserve"> </w:t>
-      </w:r>
-      <w:r>
-        <w:rPr>
-          <w:b/>
-          <w:bCs/>
-          <w:sz w:val="32"/>
-        </w:rPr>
-        <w:t>4-</w:t>
-      </w:r>
-      <w:r>
-        <w:rPr>
-          <w:b/>
-          <w:bCs/>
-          <w:sz w:val="32"/>
-        </w:rPr>
-        <w:t>2</w:t>
-      </w:r>
-      <w:r>
-        <w:rPr>
-          <w:rFonts w:hint="cs"/>
-          <w:b/>
-          <w:bCs/>
-          <w:color w:val="FFFFFF" w:themeColor="background1"/>
-          <w:sz w:val="32"/>
-          <w:cs/>
-        </w:rPr>
-        <w:t xml:space="preserve"> </w:t>
-      </w:r>
-      <w:r>
-        <w:rPr>
-          <w:b/>
-          <w:bCs/>
-          <w:sz w:val="32"/>
-          <w:cs/>
-        </w:rPr>
-        <w:t>ผลการประเมินความพึงพอใจของผู้ช่วยแบบตัวแทนเชิงปัญญาประดิษฐ์สำหรับองค์กร</w:t>
+        <w:t>ต่อ)</w:t>
       </w:r>
     </w:p>
     <w:tbl>
@@ -18251,84 +17171,44 @@
       </w:tr>
       <w:tr>
         <w:trPr>
-          <w:trHeight w:val="422"/>
+          <w:trHeight w:val="505"/>
         </w:trPr>
         <w:tc>
           <w:tcPr>
-            <w:tcW w:w="8630" w:type="dxa"/>
-            <w:gridSpan w:val="4"/>
-            <w:shd w:val="clear" w:color="auto" w:fill="C5E0B3" w:themeFill="accent6" w:themeFillTint="66"/>
-          </w:tcPr>
-          <w:p>
-            <w:pPr>
-              <w:shd w:val="clear" w:color="auto" w:fill="C5E0B3" w:themeFill="accent6" w:themeFillTint="66"/>
-              <w:tabs>
-                <w:tab w:val="left" w:pos="540"/>
-              </w:tabs>
-              <w:jc w:val="thaiDistribute"/>
+            <w:tcW w:w="5523" w:type="dxa"/>
+            <w:vAlign w:val="center"/>
+          </w:tcPr>
+          <w:p>
+            <w:pPr>
+              <w:tabs>
+                <w:tab w:val="left" w:pos="540"/>
+              </w:tabs>
+              <w:jc w:val="right"/>
               <w:rPr>
                 <w:b/>
                 <w:bCs/>
                 <w:sz w:val="32"/>
-              </w:rPr>
-            </w:pPr>
-            <w:r>
-              <w:rPr>
+                <w:cs/>
+              </w:rPr>
+            </w:pPr>
+            <w:r>
+              <w:rPr>
+                <w:rFonts w:hint="cs"/>
                 <w:b/>
                 <w:bCs/>
                 <w:sz w:val="32"/>
                 <w:cs/>
               </w:rPr>
-              <w:t>ด้านการออกแบบ (</w:t>
+              <w:t>ค่า</w:t>
             </w:r>
             <w:r>
               <w:rPr>
                 <w:b/>
                 <w:bCs/>
                 <w:sz w:val="32"/>
-              </w:rPr>
-              <w:t>Design)</w:t>
-            </w:r>
-          </w:p>
-        </w:tc>
-      </w:tr>
-      <w:tr>
-        <w:trPr>
-          <w:trHeight w:val="505"/>
-        </w:trPr>
-        <w:tc>
-          <w:tcPr>
-            <w:tcW w:w="5523" w:type="dxa"/>
-            <w:vAlign w:val="center"/>
-          </w:tcPr>
-          <w:p>
-            <w:pPr>
-              <w:tabs>
-                <w:tab w:val="left" w:pos="540"/>
-              </w:tabs>
-              <w:jc w:val="thaiDistribute"/>
-              <w:rPr>
-                <w:sz w:val="32"/>
-              </w:rPr>
-            </w:pPr>
-            <w:r>
-              <w:rPr>
-                <w:sz w:val="32"/>
-              </w:rPr>
-              <w:t>1.</w:t>
-            </w:r>
-            <w:r>
-              <w:rPr>
-                <w:color w:val="FFFFFF" w:themeColor="background1"/>
-                <w:sz w:val="32"/>
-              </w:rPr>
-              <w:t>*</w:t>
-            </w:r>
-            <w:r>
-              <w:rPr>
                 <w:cs/>
               </w:rPr>
-              <w:t>ความสวยงามและทันสมัยของหน้าจอการใช้งาน</w:t>
+              <w:t>เฉลี่ยประสิทธิภาพของระบบโดยรวมทั้งหมด</w:t>
             </w:r>
           </w:p>
         </w:tc>
@@ -18349,9 +17229,12 @@
             </w:pPr>
             <w:r>
               <w:rPr>
-                <w:sz w:val="32"/>
-              </w:rPr>
-              <w:t>4.80</w:t>
+                <w:rFonts w:eastAsia="Times New Roman"/>
+                <w:kern w:val="0"/>
+                <w:sz w:val="32"/>
+                <w14:ligatures w14:val="none"/>
+              </w:rPr>
+              <w:t>4.53</w:t>
             </w:r>
           </w:p>
         </w:tc>
@@ -18372,9 +17255,22 @@
             </w:pPr>
             <w:r>
               <w:rPr>
-                <w:sz w:val="32"/>
-              </w:rPr>
-              <w:t>0.41</w:t>
+                <w:rFonts w:eastAsia="Times New Roman"/>
+                <w:kern w:val="0"/>
+                <w:sz w:val="32"/>
+                <w14:ligatures w14:val="none"/>
+              </w:rPr>
+              <w:t>0.7</w:t>
+            </w:r>
+            <w:r>
+              <w:rPr>
+                <w:rFonts w:eastAsia="Times New Roman" w:hint="cs"/>
+                <w:kern w:val="0"/>
+                <w:sz w:val="32"/>
+                <w:cs/>
+                <w14:ligatures w14:val="none"/>
+              </w:rPr>
+              <w:t>4</w:t>
             </w:r>
           </w:p>
         </w:tc>
@@ -18392,1800 +17288,6 @@
               <w:rPr>
                 <w:sz w:val="32"/>
                 <w:cs/>
-              </w:rPr>
-            </w:pPr>
-            <w:r>
-              <w:rPr>
-                <w:rFonts w:hint="cs"/>
-                <w:sz w:val="32"/>
-                <w:cs/>
-              </w:rPr>
-              <w:t>มากที่สุด</w:t>
-            </w:r>
-          </w:p>
-        </w:tc>
-      </w:tr>
-      <w:tr>
-        <w:trPr>
-          <w:trHeight w:val="505"/>
-        </w:trPr>
-        <w:tc>
-          <w:tcPr>
-            <w:tcW w:w="5523" w:type="dxa"/>
-            <w:vAlign w:val="center"/>
-          </w:tcPr>
-          <w:p>
-            <w:pPr>
-              <w:tabs>
-                <w:tab w:val="left" w:pos="540"/>
-              </w:tabs>
-              <w:jc w:val="thaiDistribute"/>
-              <w:rPr>
-                <w:sz w:val="32"/>
-              </w:rPr>
-            </w:pPr>
-            <w:r>
-              <w:rPr>
-                <w:sz w:val="32"/>
-              </w:rPr>
-              <w:t>2.</w:t>
-            </w:r>
-            <w:r>
-              <w:rPr>
-                <w:color w:val="FFFFFF" w:themeColor="background1"/>
-                <w:sz w:val="32"/>
-              </w:rPr>
-              <w:t>*</w:t>
-            </w:r>
-            <w:r>
-              <w:rPr>
-                <w:sz w:val="32"/>
-                <w:cs/>
-              </w:rPr>
-              <w:t>การจัดวางเมนูและปุ่มต่าง ๆ เป็นระเบียบ สบายตา</w:t>
-            </w:r>
-          </w:p>
-        </w:tc>
-        <w:tc>
-          <w:tcPr>
-            <w:tcW w:w="709" w:type="dxa"/>
-            <w:vAlign w:val="center"/>
-          </w:tcPr>
-          <w:p>
-            <w:pPr>
-              <w:tabs>
-                <w:tab w:val="left" w:pos="540"/>
-              </w:tabs>
-              <w:jc w:val="thaiDistribute"/>
-              <w:rPr>
-                <w:sz w:val="32"/>
-              </w:rPr>
-            </w:pPr>
-            <w:r>
-              <w:rPr>
-                <w:sz w:val="32"/>
-              </w:rPr>
-              <w:t>4.70</w:t>
-            </w:r>
-          </w:p>
-        </w:tc>
-        <w:tc>
-          <w:tcPr>
-            <w:tcW w:w="709" w:type="dxa"/>
-            <w:vAlign w:val="center"/>
-          </w:tcPr>
-          <w:p>
-            <w:pPr>
-              <w:tabs>
-                <w:tab w:val="left" w:pos="540"/>
-              </w:tabs>
-              <w:jc w:val="thaiDistribute"/>
-              <w:rPr>
-                <w:sz w:val="32"/>
-              </w:rPr>
-            </w:pPr>
-            <w:r>
-              <w:rPr>
-                <w:sz w:val="32"/>
-              </w:rPr>
-              <w:t>0.47</w:t>
-            </w:r>
-          </w:p>
-        </w:tc>
-        <w:tc>
-          <w:tcPr>
-            <w:tcW w:w="1689" w:type="dxa"/>
-            <w:vAlign w:val="center"/>
-          </w:tcPr>
-          <w:p>
-            <w:pPr>
-              <w:tabs>
-                <w:tab w:val="left" w:pos="540"/>
-              </w:tabs>
-              <w:jc w:val="thaiDistribute"/>
-              <w:rPr>
-                <w:sz w:val="32"/>
-              </w:rPr>
-            </w:pPr>
-            <w:r>
-              <w:rPr>
-                <w:rFonts w:hint="cs"/>
-                <w:sz w:val="32"/>
-                <w:cs/>
-              </w:rPr>
-              <w:t>มากที่สุด</w:t>
-            </w:r>
-          </w:p>
-        </w:tc>
-      </w:tr>
-      <w:tr>
-        <w:trPr>
-          <w:trHeight w:val="505"/>
-        </w:trPr>
-        <w:tc>
-          <w:tcPr>
-            <w:tcW w:w="5523" w:type="dxa"/>
-            <w:vAlign w:val="center"/>
-          </w:tcPr>
-          <w:p>
-            <w:pPr>
-              <w:tabs>
-                <w:tab w:val="left" w:pos="540"/>
-              </w:tabs>
-              <w:jc w:val="thaiDistribute"/>
-              <w:rPr>
-                <w:sz w:val="32"/>
-              </w:rPr>
-            </w:pPr>
-            <w:r>
-              <w:rPr>
-                <w:sz w:val="32"/>
-              </w:rPr>
-              <w:t>3.</w:t>
-            </w:r>
-            <w:r>
-              <w:rPr>
-                <w:color w:val="FFFFFF" w:themeColor="background1"/>
-                <w:sz w:val="32"/>
-              </w:rPr>
-              <w:t>*</w:t>
-            </w:r>
-            <w:r>
-              <w:rPr>
-                <w:sz w:val="32"/>
-                <w:cs/>
-              </w:rPr>
-              <w:t>ความเหมาะสมของสีสันและขนาดตัวอักษร</w:t>
-            </w:r>
-          </w:p>
-        </w:tc>
-        <w:tc>
-          <w:tcPr>
-            <w:tcW w:w="709" w:type="dxa"/>
-            <w:vAlign w:val="center"/>
-          </w:tcPr>
-          <w:p>
-            <w:pPr>
-              <w:tabs>
-                <w:tab w:val="left" w:pos="540"/>
-              </w:tabs>
-              <w:jc w:val="thaiDistribute"/>
-              <w:rPr>
-                <w:sz w:val="32"/>
-              </w:rPr>
-            </w:pPr>
-            <w:r>
-              <w:rPr>
-                <w:sz w:val="32"/>
-              </w:rPr>
-              <w:t>4.70</w:t>
-            </w:r>
-          </w:p>
-        </w:tc>
-        <w:tc>
-          <w:tcPr>
-            <w:tcW w:w="709" w:type="dxa"/>
-            <w:vAlign w:val="center"/>
-          </w:tcPr>
-          <w:p>
-            <w:pPr>
-              <w:tabs>
-                <w:tab w:val="left" w:pos="540"/>
-              </w:tabs>
-              <w:jc w:val="thaiDistribute"/>
-              <w:rPr>
-                <w:sz w:val="32"/>
-              </w:rPr>
-            </w:pPr>
-            <w:r>
-              <w:rPr>
-                <w:sz w:val="32"/>
-              </w:rPr>
-              <w:t>0.41</w:t>
-            </w:r>
-          </w:p>
-        </w:tc>
-        <w:tc>
-          <w:tcPr>
-            <w:tcW w:w="1689" w:type="dxa"/>
-            <w:vAlign w:val="center"/>
-          </w:tcPr>
-          <w:p>
-            <w:pPr>
-              <w:tabs>
-                <w:tab w:val="left" w:pos="540"/>
-              </w:tabs>
-              <w:jc w:val="thaiDistribute"/>
-              <w:rPr>
-                <w:sz w:val="32"/>
-              </w:rPr>
-            </w:pPr>
-            <w:r>
-              <w:rPr>
-                <w:rFonts w:hint="cs"/>
-                <w:sz w:val="32"/>
-                <w:cs/>
-              </w:rPr>
-              <w:t>มากที่สุด</w:t>
-            </w:r>
-          </w:p>
-        </w:tc>
-      </w:tr>
-      <w:tr>
-        <w:trPr>
-          <w:trHeight w:val="505"/>
-        </w:trPr>
-        <w:tc>
-          <w:tcPr>
-            <w:tcW w:w="5523" w:type="dxa"/>
-            <w:vAlign w:val="center"/>
-          </w:tcPr>
-          <w:p>
-            <w:pPr>
-              <w:tabs>
-                <w:tab w:val="left" w:pos="540"/>
-              </w:tabs>
-              <w:jc w:val="thaiDistribute"/>
-              <w:rPr>
-                <w:sz w:val="32"/>
-              </w:rPr>
-            </w:pPr>
-            <w:r>
-              <w:rPr>
-                <w:sz w:val="32"/>
-              </w:rPr>
-              <w:t>4.</w:t>
-            </w:r>
-            <w:r>
-              <w:rPr>
-                <w:color w:val="FFFFFF" w:themeColor="background1"/>
-                <w:sz w:val="32"/>
-              </w:rPr>
-              <w:t>*</w:t>
-            </w:r>
-            <w:r>
-              <w:rPr>
-                <w:sz w:val="32"/>
-                <w:cs/>
-              </w:rPr>
-              <w:t>ความสวยงามและอ่านง่ายของรูปแบบข้อความ</w:t>
-            </w:r>
-          </w:p>
-        </w:tc>
-        <w:tc>
-          <w:tcPr>
-            <w:tcW w:w="709" w:type="dxa"/>
-            <w:vAlign w:val="center"/>
-          </w:tcPr>
-          <w:p>
-            <w:pPr>
-              <w:tabs>
-                <w:tab w:val="left" w:pos="540"/>
-              </w:tabs>
-              <w:jc w:val="thaiDistribute"/>
-              <w:rPr>
-                <w:sz w:val="32"/>
-              </w:rPr>
-            </w:pPr>
-            <w:r>
-              <w:rPr>
-                <w:sz w:val="32"/>
-              </w:rPr>
-              <w:t>4.80</w:t>
-            </w:r>
-          </w:p>
-        </w:tc>
-        <w:tc>
-          <w:tcPr>
-            <w:tcW w:w="709" w:type="dxa"/>
-            <w:vAlign w:val="center"/>
-          </w:tcPr>
-          <w:p>
-            <w:pPr>
-              <w:tabs>
-                <w:tab w:val="left" w:pos="540"/>
-              </w:tabs>
-              <w:jc w:val="thaiDistribute"/>
-              <w:rPr>
-                <w:sz w:val="32"/>
-              </w:rPr>
-            </w:pPr>
-            <w:r>
-              <w:rPr>
-                <w:sz w:val="32"/>
-              </w:rPr>
-              <w:t>0.45</w:t>
-            </w:r>
-          </w:p>
-        </w:tc>
-        <w:tc>
-          <w:tcPr>
-            <w:tcW w:w="1689" w:type="dxa"/>
-            <w:vAlign w:val="center"/>
-          </w:tcPr>
-          <w:p>
-            <w:pPr>
-              <w:tabs>
-                <w:tab w:val="left" w:pos="540"/>
-              </w:tabs>
-              <w:jc w:val="thaiDistribute"/>
-              <w:rPr>
-                <w:sz w:val="32"/>
-              </w:rPr>
-            </w:pPr>
-            <w:r>
-              <w:rPr>
-                <w:rFonts w:hint="cs"/>
-                <w:sz w:val="32"/>
-                <w:cs/>
-              </w:rPr>
-              <w:t>มากที่สุด</w:t>
-            </w:r>
-          </w:p>
-        </w:tc>
-      </w:tr>
-      <w:tr>
-        <w:trPr>
-          <w:trHeight w:val="505"/>
-        </w:trPr>
-        <w:tc>
-          <w:tcPr>
-            <w:tcW w:w="5523" w:type="dxa"/>
-            <w:vAlign w:val="center"/>
-          </w:tcPr>
-          <w:p>
-            <w:pPr>
-              <w:tabs>
-                <w:tab w:val="left" w:pos="540"/>
-              </w:tabs>
-              <w:jc w:val="thaiDistribute"/>
-              <w:rPr>
-                <w:sz w:val="32"/>
-              </w:rPr>
-            </w:pPr>
-            <w:r>
-              <w:rPr>
-                <w:sz w:val="32"/>
-              </w:rPr>
-              <w:t>5.</w:t>
-            </w:r>
-            <w:r>
-              <w:rPr>
-                <w:color w:val="FFFFFF" w:themeColor="background1"/>
-                <w:sz w:val="32"/>
-              </w:rPr>
-              <w:t>*</w:t>
-            </w:r>
-            <w:r>
-              <w:rPr>
-                <w:sz w:val="32"/>
-                <w:cs/>
-              </w:rPr>
-              <w:t>ความกลมกลืนและสม่ำเสมอของการออกแบบทั้งระบบ</w:t>
-            </w:r>
-          </w:p>
-        </w:tc>
-        <w:tc>
-          <w:tcPr>
-            <w:tcW w:w="709" w:type="dxa"/>
-            <w:vAlign w:val="center"/>
-          </w:tcPr>
-          <w:p>
-            <w:pPr>
-              <w:tabs>
-                <w:tab w:val="left" w:pos="540"/>
-              </w:tabs>
-              <w:jc w:val="thaiDistribute"/>
-              <w:rPr>
-                <w:sz w:val="32"/>
-              </w:rPr>
-            </w:pPr>
-            <w:r>
-              <w:rPr>
-                <w:sz w:val="32"/>
-              </w:rPr>
-              <w:t>4.73</w:t>
-            </w:r>
-          </w:p>
-        </w:tc>
-        <w:tc>
-          <w:tcPr>
-            <w:tcW w:w="709" w:type="dxa"/>
-            <w:vAlign w:val="center"/>
-          </w:tcPr>
-          <w:p>
-            <w:pPr>
-              <w:tabs>
-                <w:tab w:val="left" w:pos="540"/>
-              </w:tabs>
-              <w:jc w:val="thaiDistribute"/>
-              <w:rPr>
-                <w:sz w:val="32"/>
-              </w:rPr>
-            </w:pPr>
-            <w:r>
-              <w:rPr>
-                <w:sz w:val="32"/>
-              </w:rPr>
-              <w:t>0.44</w:t>
-            </w:r>
-          </w:p>
-        </w:tc>
-        <w:tc>
-          <w:tcPr>
-            <w:tcW w:w="1689" w:type="dxa"/>
-            <w:vAlign w:val="center"/>
-          </w:tcPr>
-          <w:p>
-            <w:pPr>
-              <w:tabs>
-                <w:tab w:val="left" w:pos="540"/>
-              </w:tabs>
-              <w:jc w:val="thaiDistribute"/>
-              <w:rPr>
-                <w:sz w:val="32"/>
-              </w:rPr>
-            </w:pPr>
-            <w:r>
-              <w:rPr>
-                <w:rFonts w:hint="cs"/>
-                <w:sz w:val="32"/>
-                <w:cs/>
-              </w:rPr>
-              <w:t>มากที่สุด</w:t>
-            </w:r>
-          </w:p>
-        </w:tc>
-      </w:tr>
-      <w:tr>
-        <w:trPr>
-          <w:trHeight w:val="505"/>
-        </w:trPr>
-        <w:tc>
-          <w:tcPr>
-            <w:tcW w:w="5523" w:type="dxa"/>
-            <w:vAlign w:val="center"/>
-          </w:tcPr>
-          <w:p>
-            <w:pPr>
-              <w:tabs>
-                <w:tab w:val="left" w:pos="540"/>
-              </w:tabs>
-              <w:jc w:val="right"/>
-              <w:rPr>
-                <w:b/>
-                <w:bCs/>
-                <w:sz w:val="32"/>
-              </w:rPr>
-            </w:pPr>
-            <w:r>
-              <w:rPr>
-                <w:b/>
-                <w:bCs/>
-                <w:cs/>
-              </w:rPr>
-              <w:t>ค่าเฉลี่ยโดยรวมด้านความสะดวกในการใช้งาน</w:t>
-            </w:r>
-          </w:p>
-        </w:tc>
-        <w:tc>
-          <w:tcPr>
-            <w:tcW w:w="709" w:type="dxa"/>
-            <w:vAlign w:val="center"/>
-          </w:tcPr>
-          <w:p>
-            <w:pPr>
-              <w:tabs>
-                <w:tab w:val="left" w:pos="540"/>
-              </w:tabs>
-              <w:jc w:val="thaiDistribute"/>
-              <w:rPr>
-                <w:sz w:val="32"/>
-              </w:rPr>
-            </w:pPr>
-            <w:r>
-              <w:rPr>
-                <w:sz w:val="32"/>
-              </w:rPr>
-              <w:t>4.75</w:t>
-            </w:r>
-          </w:p>
-        </w:tc>
-        <w:tc>
-          <w:tcPr>
-            <w:tcW w:w="709" w:type="dxa"/>
-            <w:vAlign w:val="center"/>
-          </w:tcPr>
-          <w:p>
-            <w:pPr>
-              <w:tabs>
-                <w:tab w:val="left" w:pos="540"/>
-              </w:tabs>
-              <w:jc w:val="thaiDistribute"/>
-              <w:rPr>
-                <w:sz w:val="32"/>
-              </w:rPr>
-            </w:pPr>
-            <w:r>
-              <w:rPr>
-                <w:sz w:val="32"/>
-              </w:rPr>
-              <w:t>0.44</w:t>
-            </w:r>
-          </w:p>
-        </w:tc>
-        <w:tc>
-          <w:tcPr>
-            <w:tcW w:w="1689" w:type="dxa"/>
-            <w:vAlign w:val="center"/>
-          </w:tcPr>
-          <w:p>
-            <w:pPr>
-              <w:tabs>
-                <w:tab w:val="left" w:pos="540"/>
-              </w:tabs>
-              <w:jc w:val="thaiDistribute"/>
-              <w:rPr>
-                <w:sz w:val="32"/>
-              </w:rPr>
-            </w:pPr>
-            <w:r>
-              <w:rPr>
-                <w:rFonts w:hint="cs"/>
-                <w:sz w:val="32"/>
-                <w:cs/>
-              </w:rPr>
-              <w:t>มากที่สุด</w:t>
-            </w:r>
-          </w:p>
-        </w:tc>
-      </w:tr>
-      <w:tr>
-        <w:trPr>
-          <w:trHeight w:val="422"/>
-        </w:trPr>
-        <w:tc>
-          <w:tcPr>
-            <w:tcW w:w="8630" w:type="dxa"/>
-            <w:gridSpan w:val="4"/>
-            <w:shd w:val="clear" w:color="auto" w:fill="C5E0B3" w:themeFill="accent6" w:themeFillTint="66"/>
-          </w:tcPr>
-          <w:p>
-            <w:pPr>
-              <w:shd w:val="clear" w:color="auto" w:fill="C5E0B3" w:themeFill="accent6" w:themeFillTint="66"/>
-              <w:tabs>
-                <w:tab w:val="left" w:pos="540"/>
-              </w:tabs>
-              <w:jc w:val="thaiDistribute"/>
-              <w:rPr>
-                <w:b/>
-                <w:bCs/>
-                <w:sz w:val="32"/>
-              </w:rPr>
-            </w:pPr>
-            <w:r>
-              <w:rPr>
-                <w:b/>
-                <w:bCs/>
-                <w:sz w:val="32"/>
-                <w:cs/>
-              </w:rPr>
-              <w:t>ด้านคุณภาพของระบบ (</w:t>
-            </w:r>
-            <w:r>
-              <w:rPr>
-                <w:b/>
-                <w:bCs/>
-                <w:sz w:val="32"/>
-              </w:rPr>
-              <w:t>System Quality)</w:t>
-            </w:r>
-          </w:p>
-        </w:tc>
-      </w:tr>
-      <w:tr>
-        <w:trPr>
-          <w:trHeight w:val="505"/>
-        </w:trPr>
-        <w:tc>
-          <w:tcPr>
-            <w:tcW w:w="5523" w:type="dxa"/>
-            <w:vAlign w:val="center"/>
-          </w:tcPr>
-          <w:p>
-            <w:pPr>
-              <w:tabs>
-                <w:tab w:val="left" w:pos="540"/>
-              </w:tabs>
-              <w:jc w:val="thaiDistribute"/>
-              <w:rPr>
-                <w:sz w:val="32"/>
-              </w:rPr>
-            </w:pPr>
-            <w:r>
-              <w:rPr>
-                <w:sz w:val="32"/>
-              </w:rPr>
-              <w:t>6.</w:t>
-            </w:r>
-            <w:r>
-              <w:rPr>
-                <w:color w:val="FFFFFF" w:themeColor="background1"/>
-                <w:sz w:val="32"/>
-              </w:rPr>
-              <w:t>*</w:t>
-            </w:r>
-            <w:r>
-              <w:rPr>
-                <w:cs/>
-              </w:rPr>
-              <w:t>ความถูกต้องและแม่นยำในการตอบคำถามของ</w:t>
-            </w:r>
-            <w:r>
-              <w:rPr>
-                <w:sz w:val="32"/>
-                <w:cs/>
-              </w:rPr>
-              <w:t xml:space="preserve"> </w:t>
-            </w:r>
-            <w:r>
-              <w:rPr>
-                <w:sz w:val="32"/>
-              </w:rPr>
-              <w:t>AI</w:t>
-            </w:r>
-          </w:p>
-        </w:tc>
-        <w:tc>
-          <w:tcPr>
-            <w:tcW w:w="709" w:type="dxa"/>
-            <w:vAlign w:val="center"/>
-          </w:tcPr>
-          <w:p>
-            <w:pPr>
-              <w:tabs>
-                <w:tab w:val="left" w:pos="540"/>
-              </w:tabs>
-              <w:jc w:val="thaiDistribute"/>
-              <w:rPr>
-                <w:sz w:val="32"/>
-              </w:rPr>
-            </w:pPr>
-            <w:r>
-              <w:rPr>
-                <w:sz w:val="32"/>
-              </w:rPr>
-              <w:t>4.80</w:t>
-            </w:r>
-          </w:p>
-        </w:tc>
-        <w:tc>
-          <w:tcPr>
-            <w:tcW w:w="709" w:type="dxa"/>
-            <w:vAlign w:val="center"/>
-          </w:tcPr>
-          <w:p>
-            <w:pPr>
-              <w:tabs>
-                <w:tab w:val="left" w:pos="540"/>
-              </w:tabs>
-              <w:jc w:val="thaiDistribute"/>
-              <w:rPr>
-                <w:sz w:val="32"/>
-              </w:rPr>
-            </w:pPr>
-            <w:r>
-              <w:rPr>
-                <w:sz w:val="32"/>
-              </w:rPr>
-              <w:t>0.41</w:t>
-            </w:r>
-          </w:p>
-        </w:tc>
-        <w:tc>
-          <w:tcPr>
-            <w:tcW w:w="1689" w:type="dxa"/>
-            <w:vAlign w:val="center"/>
-          </w:tcPr>
-          <w:p>
-            <w:pPr>
-              <w:tabs>
-                <w:tab w:val="left" w:pos="540"/>
-              </w:tabs>
-              <w:jc w:val="thaiDistribute"/>
-              <w:rPr>
-                <w:sz w:val="32"/>
-                <w:cs/>
-              </w:rPr>
-            </w:pPr>
-            <w:r>
-              <w:rPr>
-                <w:rFonts w:hint="cs"/>
-                <w:sz w:val="32"/>
-                <w:cs/>
-              </w:rPr>
-              <w:t>มากที่สุด</w:t>
-            </w:r>
-          </w:p>
-        </w:tc>
-      </w:tr>
-      <w:tr>
-        <w:trPr>
-          <w:trHeight w:val="505"/>
-        </w:trPr>
-        <w:tc>
-          <w:tcPr>
-            <w:tcW w:w="5523" w:type="dxa"/>
-            <w:vAlign w:val="center"/>
-          </w:tcPr>
-          <w:p>
-            <w:pPr>
-              <w:tabs>
-                <w:tab w:val="left" w:pos="540"/>
-              </w:tabs>
-              <w:jc w:val="thaiDistribute"/>
-              <w:rPr>
-                <w:sz w:val="32"/>
-              </w:rPr>
-            </w:pPr>
-            <w:r>
-              <w:rPr>
-                <w:sz w:val="32"/>
-              </w:rPr>
-              <w:t>7.</w:t>
-            </w:r>
-            <w:r>
-              <w:rPr>
-                <w:color w:val="FFFFFF" w:themeColor="background1"/>
-                <w:sz w:val="32"/>
-              </w:rPr>
-              <w:t>*</w:t>
-            </w:r>
-            <w:r>
-              <w:rPr>
-                <w:sz w:val="32"/>
-                <w:cs/>
-              </w:rPr>
-              <w:t>ความเสถียรและความรวดเร็วในการประมวลผลของระบบ</w:t>
-            </w:r>
-          </w:p>
-        </w:tc>
-        <w:tc>
-          <w:tcPr>
-            <w:tcW w:w="709" w:type="dxa"/>
-            <w:vAlign w:val="center"/>
-          </w:tcPr>
-          <w:p>
-            <w:pPr>
-              <w:tabs>
-                <w:tab w:val="left" w:pos="540"/>
-              </w:tabs>
-              <w:jc w:val="thaiDistribute"/>
-              <w:rPr>
-                <w:sz w:val="32"/>
-              </w:rPr>
-            </w:pPr>
-            <w:r>
-              <w:rPr>
-                <w:sz w:val="32"/>
-              </w:rPr>
-              <w:t>4.70</w:t>
-            </w:r>
-          </w:p>
-        </w:tc>
-        <w:tc>
-          <w:tcPr>
-            <w:tcW w:w="709" w:type="dxa"/>
-            <w:vAlign w:val="center"/>
-          </w:tcPr>
-          <w:p>
-            <w:pPr>
-              <w:tabs>
-                <w:tab w:val="left" w:pos="540"/>
-              </w:tabs>
-              <w:jc w:val="thaiDistribute"/>
-              <w:rPr>
-                <w:sz w:val="32"/>
-              </w:rPr>
-            </w:pPr>
-            <w:r>
-              <w:rPr>
-                <w:sz w:val="32"/>
-              </w:rPr>
-              <w:t>0.53</w:t>
-            </w:r>
-          </w:p>
-        </w:tc>
-        <w:tc>
-          <w:tcPr>
-            <w:tcW w:w="1689" w:type="dxa"/>
-            <w:vAlign w:val="center"/>
-          </w:tcPr>
-          <w:p>
-            <w:pPr>
-              <w:tabs>
-                <w:tab w:val="left" w:pos="540"/>
-              </w:tabs>
-              <w:jc w:val="thaiDistribute"/>
-              <w:rPr>
-                <w:sz w:val="32"/>
-              </w:rPr>
-            </w:pPr>
-            <w:r>
-              <w:rPr>
-                <w:rFonts w:hint="cs"/>
-                <w:sz w:val="32"/>
-                <w:cs/>
-              </w:rPr>
-              <w:t>มากที่สุด</w:t>
-            </w:r>
-          </w:p>
-        </w:tc>
-      </w:tr>
-      <w:tr>
-        <w:trPr>
-          <w:trHeight w:val="505"/>
-        </w:trPr>
-        <w:tc>
-          <w:tcPr>
-            <w:tcW w:w="5523" w:type="dxa"/>
-            <w:vAlign w:val="center"/>
-          </w:tcPr>
-          <w:p>
-            <w:pPr>
-              <w:tabs>
-                <w:tab w:val="left" w:pos="540"/>
-              </w:tabs>
-              <w:jc w:val="thaiDistribute"/>
-              <w:rPr>
-                <w:sz w:val="32"/>
-              </w:rPr>
-            </w:pPr>
-            <w:r>
-              <w:rPr>
-                <w:sz w:val="32"/>
-              </w:rPr>
-              <w:t>8.</w:t>
-            </w:r>
-            <w:r>
-              <w:rPr>
-                <w:color w:val="FFFFFF" w:themeColor="background1"/>
-                <w:sz w:val="32"/>
-              </w:rPr>
-              <w:t>*</w:t>
-            </w:r>
-            <w:r>
-              <w:rPr>
-                <w:sz w:val="32"/>
-                <w:cs/>
-              </w:rPr>
-              <w:t>ความแม่นยำและตรงเวลาของระบบแจ้งเตือนต่าง ๆ</w:t>
-            </w:r>
-          </w:p>
-        </w:tc>
-        <w:tc>
-          <w:tcPr>
-            <w:tcW w:w="709" w:type="dxa"/>
-            <w:vAlign w:val="center"/>
-          </w:tcPr>
-          <w:p>
-            <w:pPr>
-              <w:tabs>
-                <w:tab w:val="left" w:pos="540"/>
-              </w:tabs>
-              <w:jc w:val="thaiDistribute"/>
-              <w:rPr>
-                <w:sz w:val="32"/>
-              </w:rPr>
-            </w:pPr>
-            <w:r>
-              <w:rPr>
-                <w:sz w:val="32"/>
-              </w:rPr>
-              <w:t>4.73</w:t>
-            </w:r>
-          </w:p>
-        </w:tc>
-        <w:tc>
-          <w:tcPr>
-            <w:tcW w:w="709" w:type="dxa"/>
-            <w:vAlign w:val="center"/>
-          </w:tcPr>
-          <w:p>
-            <w:pPr>
-              <w:tabs>
-                <w:tab w:val="left" w:pos="540"/>
-              </w:tabs>
-              <w:jc w:val="thaiDistribute"/>
-              <w:rPr>
-                <w:sz w:val="32"/>
-              </w:rPr>
-            </w:pPr>
-            <w:r>
-              <w:rPr>
-                <w:sz w:val="32"/>
-              </w:rPr>
-              <w:t>0.45</w:t>
-            </w:r>
-          </w:p>
-        </w:tc>
-        <w:tc>
-          <w:tcPr>
-            <w:tcW w:w="1689" w:type="dxa"/>
-            <w:vAlign w:val="center"/>
-          </w:tcPr>
-          <w:p>
-            <w:pPr>
-              <w:tabs>
-                <w:tab w:val="left" w:pos="540"/>
-              </w:tabs>
-              <w:jc w:val="thaiDistribute"/>
-              <w:rPr>
-                <w:sz w:val="32"/>
-              </w:rPr>
-            </w:pPr>
-            <w:r>
-              <w:rPr>
-                <w:rFonts w:hint="cs"/>
-                <w:sz w:val="32"/>
-                <w:cs/>
-              </w:rPr>
-              <w:t>มากที่สุด</w:t>
-            </w:r>
-          </w:p>
-        </w:tc>
-      </w:tr>
-      <w:tr>
-        <w:trPr>
-          <w:trHeight w:val="505"/>
-        </w:trPr>
-        <w:tc>
-          <w:tcPr>
-            <w:tcW w:w="5523" w:type="dxa"/>
-            <w:vAlign w:val="center"/>
-          </w:tcPr>
-          <w:p>
-            <w:pPr>
-              <w:tabs>
-                <w:tab w:val="left" w:pos="540"/>
-              </w:tabs>
-              <w:jc w:val="thaiDistribute"/>
-              <w:rPr>
-                <w:sz w:val="32"/>
-                <w:cs/>
-              </w:rPr>
-            </w:pPr>
-            <w:r>
-              <w:rPr>
-                <w:sz w:val="32"/>
-              </w:rPr>
-              <w:t>9.</w:t>
-            </w:r>
-            <w:r>
-              <w:rPr>
-                <w:color w:val="FFFFFF" w:themeColor="background1"/>
-                <w:sz w:val="32"/>
-              </w:rPr>
-              <w:t>*</w:t>
-            </w:r>
-            <w:r>
-              <w:rPr>
-                <w:sz w:val="32"/>
-                <w:cs/>
-              </w:rPr>
-              <w:t>ความถูกต้องในการบันทึกและแสดงผลข้อมูล</w:t>
-            </w:r>
-          </w:p>
-        </w:tc>
-        <w:tc>
-          <w:tcPr>
-            <w:tcW w:w="709" w:type="dxa"/>
-            <w:vAlign w:val="center"/>
-          </w:tcPr>
-          <w:p>
-            <w:pPr>
-              <w:tabs>
-                <w:tab w:val="left" w:pos="540"/>
-              </w:tabs>
-              <w:jc w:val="thaiDistribute"/>
-              <w:rPr>
-                <w:sz w:val="32"/>
-              </w:rPr>
-            </w:pPr>
-            <w:r>
-              <w:rPr>
-                <w:sz w:val="32"/>
-              </w:rPr>
-              <w:t>4.77</w:t>
-            </w:r>
-          </w:p>
-        </w:tc>
-        <w:tc>
-          <w:tcPr>
-            <w:tcW w:w="709" w:type="dxa"/>
-            <w:vAlign w:val="center"/>
-          </w:tcPr>
-          <w:p>
-            <w:pPr>
-              <w:tabs>
-                <w:tab w:val="left" w:pos="540"/>
-              </w:tabs>
-              <w:jc w:val="thaiDistribute"/>
-              <w:rPr>
-                <w:sz w:val="32"/>
-              </w:rPr>
-            </w:pPr>
-            <w:r>
-              <w:rPr>
-                <w:sz w:val="32"/>
-              </w:rPr>
-              <w:t>0.43</w:t>
-            </w:r>
-          </w:p>
-        </w:tc>
-        <w:tc>
-          <w:tcPr>
-            <w:tcW w:w="1689" w:type="dxa"/>
-            <w:vAlign w:val="center"/>
-          </w:tcPr>
-          <w:p>
-            <w:pPr>
-              <w:tabs>
-                <w:tab w:val="left" w:pos="540"/>
-              </w:tabs>
-              <w:jc w:val="thaiDistribute"/>
-              <w:rPr>
-                <w:sz w:val="32"/>
-              </w:rPr>
-            </w:pPr>
-            <w:r>
-              <w:rPr>
-                <w:rFonts w:hint="cs"/>
-                <w:sz w:val="32"/>
-                <w:cs/>
-              </w:rPr>
-              <w:t>มากที่สุด</w:t>
-            </w:r>
-          </w:p>
-        </w:tc>
-      </w:tr>
-      <w:tr>
-        <w:trPr>
-          <w:trHeight w:val="505"/>
-        </w:trPr>
-        <w:tc>
-          <w:tcPr>
-            <w:tcW w:w="5523" w:type="dxa"/>
-            <w:vAlign w:val="center"/>
-          </w:tcPr>
-          <w:p>
-            <w:pPr>
-              <w:tabs>
-                <w:tab w:val="left" w:pos="540"/>
-              </w:tabs>
-              <w:jc w:val="thaiDistribute"/>
-              <w:rPr>
-                <w:sz w:val="32"/>
-              </w:rPr>
-            </w:pPr>
-            <w:r>
-              <w:rPr>
-                <w:sz w:val="32"/>
-              </w:rPr>
-              <w:t>10.</w:t>
-            </w:r>
-            <w:r>
-              <w:rPr>
-                <w:color w:val="FFFFFF" w:themeColor="background1"/>
-                <w:sz w:val="32"/>
-              </w:rPr>
-              <w:t>*</w:t>
-            </w:r>
-            <w:r>
-              <w:rPr>
-                <w:sz w:val="32"/>
-                <w:cs/>
-              </w:rPr>
-              <w:t>ความปลอดภัยในการจัดการและการเข้าถึงข้อมูลส่วนบุคคล</w:t>
-            </w:r>
-          </w:p>
-        </w:tc>
-        <w:tc>
-          <w:tcPr>
-            <w:tcW w:w="709" w:type="dxa"/>
-            <w:vAlign w:val="center"/>
-          </w:tcPr>
-          <w:p>
-            <w:pPr>
-              <w:tabs>
-                <w:tab w:val="left" w:pos="540"/>
-              </w:tabs>
-              <w:jc w:val="thaiDistribute"/>
-              <w:rPr>
-                <w:sz w:val="32"/>
-              </w:rPr>
-            </w:pPr>
-            <w:r>
-              <w:rPr>
-                <w:sz w:val="32"/>
-              </w:rPr>
-              <w:t>4.67</w:t>
-            </w:r>
-          </w:p>
-        </w:tc>
-        <w:tc>
-          <w:tcPr>
-            <w:tcW w:w="709" w:type="dxa"/>
-            <w:vAlign w:val="center"/>
-          </w:tcPr>
-          <w:p>
-            <w:pPr>
-              <w:tabs>
-                <w:tab w:val="left" w:pos="540"/>
-              </w:tabs>
-              <w:jc w:val="thaiDistribute"/>
-              <w:rPr>
-                <w:sz w:val="32"/>
-              </w:rPr>
-            </w:pPr>
-            <w:r>
-              <w:rPr>
-                <w:sz w:val="32"/>
-              </w:rPr>
-              <w:t>0.55</w:t>
-            </w:r>
-          </w:p>
-        </w:tc>
-        <w:tc>
-          <w:tcPr>
-            <w:tcW w:w="1689" w:type="dxa"/>
-            <w:vAlign w:val="center"/>
-          </w:tcPr>
-          <w:p>
-            <w:pPr>
-              <w:tabs>
-                <w:tab w:val="left" w:pos="540"/>
-              </w:tabs>
-              <w:jc w:val="thaiDistribute"/>
-              <w:rPr>
-                <w:sz w:val="32"/>
-              </w:rPr>
-            </w:pPr>
-            <w:r>
-              <w:rPr>
-                <w:rFonts w:hint="cs"/>
-                <w:sz w:val="32"/>
-                <w:cs/>
-              </w:rPr>
-              <w:t>มากที่สุด</w:t>
-            </w:r>
-          </w:p>
-        </w:tc>
-      </w:tr>
-      <w:tr>
-        <w:trPr>
-          <w:trHeight w:val="505"/>
-        </w:trPr>
-        <w:tc>
-          <w:tcPr>
-            <w:tcW w:w="5523" w:type="dxa"/>
-            <w:vAlign w:val="center"/>
-          </w:tcPr>
-          <w:p>
-            <w:pPr>
-              <w:tabs>
-                <w:tab w:val="left" w:pos="540"/>
-              </w:tabs>
-              <w:jc w:val="right"/>
-              <w:rPr>
-                <w:b/>
-                <w:bCs/>
-                <w:sz w:val="32"/>
-              </w:rPr>
-            </w:pPr>
-            <w:r>
-              <w:rPr>
-                <w:b/>
-                <w:bCs/>
-                <w:cs/>
-              </w:rPr>
-              <w:t>ค่าเฉลี่ยโดยรวมด้านความสะดวกในการใช้งาน</w:t>
-            </w:r>
-          </w:p>
-        </w:tc>
-        <w:tc>
-          <w:tcPr>
-            <w:tcW w:w="709" w:type="dxa"/>
-            <w:vAlign w:val="center"/>
-          </w:tcPr>
-          <w:p>
-            <w:pPr>
-              <w:tabs>
-                <w:tab w:val="left" w:pos="540"/>
-              </w:tabs>
-              <w:jc w:val="thaiDistribute"/>
-              <w:rPr>
-                <w:sz w:val="32"/>
-              </w:rPr>
-            </w:pPr>
-            <w:r>
-              <w:rPr>
-                <w:sz w:val="32"/>
-              </w:rPr>
-              <w:t>4.73</w:t>
-            </w:r>
-          </w:p>
-        </w:tc>
-        <w:tc>
-          <w:tcPr>
-            <w:tcW w:w="709" w:type="dxa"/>
-            <w:vAlign w:val="center"/>
-          </w:tcPr>
-          <w:p>
-            <w:pPr>
-              <w:tabs>
-                <w:tab w:val="left" w:pos="540"/>
-              </w:tabs>
-              <w:jc w:val="thaiDistribute"/>
-              <w:rPr>
-                <w:sz w:val="32"/>
-              </w:rPr>
-            </w:pPr>
-            <w:r>
-              <w:rPr>
-                <w:sz w:val="32"/>
-              </w:rPr>
-              <w:t>0.47</w:t>
-            </w:r>
-          </w:p>
-        </w:tc>
-        <w:tc>
-          <w:tcPr>
-            <w:tcW w:w="1689" w:type="dxa"/>
-            <w:vAlign w:val="center"/>
-          </w:tcPr>
-          <w:p>
-            <w:pPr>
-              <w:tabs>
-                <w:tab w:val="left" w:pos="540"/>
-              </w:tabs>
-              <w:jc w:val="thaiDistribute"/>
-              <w:rPr>
-                <w:sz w:val="32"/>
-              </w:rPr>
-            </w:pPr>
-            <w:r>
-              <w:rPr>
-                <w:rFonts w:hint="cs"/>
-                <w:sz w:val="32"/>
-                <w:cs/>
-              </w:rPr>
-              <w:t>มากที่สุด</w:t>
-            </w:r>
-          </w:p>
-        </w:tc>
-      </w:tr>
-      <w:tr>
-        <w:trPr>
-          <w:trHeight w:val="422"/>
-        </w:trPr>
-        <w:tc>
-          <w:tcPr>
-            <w:tcW w:w="8630" w:type="dxa"/>
-            <w:gridSpan w:val="4"/>
-            <w:shd w:val="clear" w:color="auto" w:fill="C5E0B3" w:themeFill="accent6" w:themeFillTint="66"/>
-          </w:tcPr>
-          <w:p>
-            <w:pPr>
-              <w:shd w:val="clear" w:color="auto" w:fill="C5E0B3" w:themeFill="accent6" w:themeFillTint="66"/>
-              <w:tabs>
-                <w:tab w:val="left" w:pos="540"/>
-              </w:tabs>
-              <w:jc w:val="thaiDistribute"/>
-              <w:rPr>
-                <w:b/>
-                <w:bCs/>
-                <w:sz w:val="32"/>
-              </w:rPr>
-            </w:pPr>
-            <w:r>
-              <w:rPr>
-                <w:b/>
-                <w:bCs/>
-                <w:sz w:val="32"/>
-                <w:cs/>
-              </w:rPr>
-              <w:t>ด้านความสะดวกในการใช้งาน (</w:t>
-            </w:r>
-            <w:r>
-              <w:rPr>
-                <w:b/>
-                <w:bCs/>
-                <w:sz w:val="32"/>
-              </w:rPr>
-              <w:t>Usability)</w:t>
-            </w:r>
-          </w:p>
-        </w:tc>
-      </w:tr>
-      <w:tr>
-        <w:trPr>
-          <w:trHeight w:val="505"/>
-        </w:trPr>
-        <w:tc>
-          <w:tcPr>
-            <w:tcW w:w="5523" w:type="dxa"/>
-            <w:vAlign w:val="center"/>
-          </w:tcPr>
-          <w:p>
-            <w:pPr>
-              <w:tabs>
-                <w:tab w:val="left" w:pos="540"/>
-              </w:tabs>
-              <w:jc w:val="thaiDistribute"/>
-              <w:rPr>
-                <w:sz w:val="32"/>
-              </w:rPr>
-            </w:pPr>
-            <w:r>
-              <w:rPr>
-                <w:sz w:val="32"/>
-              </w:rPr>
-              <w:t>11.</w:t>
-            </w:r>
-            <w:r>
-              <w:rPr>
-                <w:color w:val="FFFFFF" w:themeColor="background1"/>
-                <w:sz w:val="32"/>
-              </w:rPr>
-              <w:t>*</w:t>
-            </w:r>
-            <w:r>
-              <w:rPr>
-                <w:cs/>
-              </w:rPr>
-              <w:t xml:space="preserve">ความสะดวกและรวดเร็วในการเข้าสู่ระบบ </w:t>
-            </w:r>
-            <w:r>
-              <w:rPr>
-                <w:sz w:val="32"/>
-                <w:cs/>
-              </w:rPr>
-              <w:t>(</w:t>
-            </w:r>
-            <w:r>
-              <w:rPr>
-                <w:sz w:val="32"/>
-              </w:rPr>
-              <w:t>Login / OTP)</w:t>
-            </w:r>
-          </w:p>
-        </w:tc>
-        <w:tc>
-          <w:tcPr>
-            <w:tcW w:w="709" w:type="dxa"/>
-            <w:vAlign w:val="center"/>
-          </w:tcPr>
-          <w:p>
-            <w:pPr>
-              <w:tabs>
-                <w:tab w:val="left" w:pos="540"/>
-              </w:tabs>
-              <w:jc w:val="thaiDistribute"/>
-              <w:rPr>
-                <w:sz w:val="32"/>
-              </w:rPr>
-            </w:pPr>
-            <w:r>
-              <w:rPr>
-                <w:sz w:val="32"/>
-              </w:rPr>
-              <w:t>4.77</w:t>
-            </w:r>
-          </w:p>
-        </w:tc>
-        <w:tc>
-          <w:tcPr>
-            <w:tcW w:w="709" w:type="dxa"/>
-            <w:vAlign w:val="center"/>
-          </w:tcPr>
-          <w:p>
-            <w:pPr>
-              <w:tabs>
-                <w:tab w:val="left" w:pos="540"/>
-              </w:tabs>
-              <w:jc w:val="thaiDistribute"/>
-              <w:rPr>
-                <w:sz w:val="32"/>
-              </w:rPr>
-            </w:pPr>
-            <w:r>
-              <w:rPr>
-                <w:sz w:val="32"/>
-              </w:rPr>
-              <w:t>0.50</w:t>
-            </w:r>
-          </w:p>
-        </w:tc>
-        <w:tc>
-          <w:tcPr>
-            <w:tcW w:w="1689" w:type="dxa"/>
-            <w:vAlign w:val="center"/>
-          </w:tcPr>
-          <w:p>
-            <w:pPr>
-              <w:tabs>
-                <w:tab w:val="left" w:pos="540"/>
-              </w:tabs>
-              <w:jc w:val="thaiDistribute"/>
-              <w:rPr>
-                <w:sz w:val="32"/>
-              </w:rPr>
-            </w:pPr>
-            <w:r>
-              <w:rPr>
-                <w:rFonts w:hint="cs"/>
-                <w:sz w:val="32"/>
-                <w:cs/>
-              </w:rPr>
-              <w:t>มากที่สุด</w:t>
-            </w:r>
-          </w:p>
-        </w:tc>
-      </w:tr>
-      <w:tr>
-        <w:trPr>
-          <w:trHeight w:val="505"/>
-        </w:trPr>
-        <w:tc>
-          <w:tcPr>
-            <w:tcW w:w="5523" w:type="dxa"/>
-            <w:vAlign w:val="center"/>
-          </w:tcPr>
-          <w:p>
-            <w:pPr>
-              <w:tabs>
-                <w:tab w:val="left" w:pos="540"/>
-              </w:tabs>
-              <w:jc w:val="thaiDistribute"/>
-              <w:rPr>
-                <w:sz w:val="32"/>
-              </w:rPr>
-            </w:pPr>
-            <w:r>
-              <w:rPr>
-                <w:sz w:val="32"/>
-              </w:rPr>
-              <w:t>12.</w:t>
-            </w:r>
-            <w:r>
-              <w:rPr>
-                <w:color w:val="FFFFFF" w:themeColor="background1"/>
-                <w:sz w:val="32"/>
-              </w:rPr>
-              <w:t>*</w:t>
-            </w:r>
-            <w:r>
-              <w:rPr>
-                <w:sz w:val="32"/>
-                <w:cs/>
-              </w:rPr>
-              <w:t xml:space="preserve">ความคล่องตัวในการใช้งานผ่านแอปพลิเคชัน </w:t>
-            </w:r>
-            <w:r>
-              <w:rPr>
-                <w:sz w:val="32"/>
-              </w:rPr>
-              <w:t>LINE</w:t>
-            </w:r>
-          </w:p>
-        </w:tc>
-        <w:tc>
-          <w:tcPr>
-            <w:tcW w:w="709" w:type="dxa"/>
-            <w:vAlign w:val="center"/>
-          </w:tcPr>
-          <w:p>
-            <w:pPr>
-              <w:tabs>
-                <w:tab w:val="left" w:pos="540"/>
-              </w:tabs>
-              <w:jc w:val="thaiDistribute"/>
-              <w:rPr>
-                <w:sz w:val="32"/>
-              </w:rPr>
-            </w:pPr>
-            <w:r>
-              <w:rPr>
-                <w:sz w:val="32"/>
-              </w:rPr>
-              <w:t>4.53</w:t>
-            </w:r>
-          </w:p>
-        </w:tc>
-        <w:tc>
-          <w:tcPr>
-            <w:tcW w:w="709" w:type="dxa"/>
-            <w:vAlign w:val="center"/>
-          </w:tcPr>
-          <w:p>
-            <w:pPr>
-              <w:tabs>
-                <w:tab w:val="left" w:pos="540"/>
-              </w:tabs>
-              <w:jc w:val="thaiDistribute"/>
-              <w:rPr>
-                <w:sz w:val="32"/>
-              </w:rPr>
-            </w:pPr>
-            <w:r>
-              <w:rPr>
-                <w:sz w:val="32"/>
-              </w:rPr>
-              <w:t>0.63</w:t>
-            </w:r>
-          </w:p>
-        </w:tc>
-        <w:tc>
-          <w:tcPr>
-            <w:tcW w:w="1689" w:type="dxa"/>
-            <w:vAlign w:val="center"/>
-          </w:tcPr>
-          <w:p>
-            <w:pPr>
-              <w:tabs>
-                <w:tab w:val="left" w:pos="540"/>
-              </w:tabs>
-              <w:jc w:val="thaiDistribute"/>
-              <w:rPr>
-                <w:sz w:val="32"/>
-              </w:rPr>
-            </w:pPr>
-            <w:r>
-              <w:rPr>
-                <w:rFonts w:hint="cs"/>
-                <w:sz w:val="32"/>
-                <w:cs/>
-              </w:rPr>
-              <w:t>มากที่สุด</w:t>
-            </w:r>
-          </w:p>
-        </w:tc>
-      </w:tr>
-      <w:tr>
-        <w:trPr>
-          <w:trHeight w:val="505"/>
-        </w:trPr>
-        <w:tc>
-          <w:tcPr>
-            <w:tcW w:w="5523" w:type="dxa"/>
-            <w:vAlign w:val="center"/>
-          </w:tcPr>
-          <w:p>
-            <w:pPr>
-              <w:tabs>
-                <w:tab w:val="left" w:pos="540"/>
-              </w:tabs>
-              <w:jc w:val="thaiDistribute"/>
-              <w:rPr>
-                <w:sz w:val="32"/>
-              </w:rPr>
-            </w:pPr>
-            <w:r>
-              <w:rPr>
-                <w:sz w:val="32"/>
-              </w:rPr>
-              <w:t>13.</w:t>
-            </w:r>
-            <w:r>
-              <w:rPr>
-                <w:color w:val="FFFFFF" w:themeColor="background1"/>
-                <w:sz w:val="32"/>
-              </w:rPr>
-              <w:t>*</w:t>
-            </w:r>
-            <w:r>
-              <w:rPr>
-                <w:sz w:val="32"/>
-                <w:cs/>
-              </w:rPr>
-              <w:t>ความง่ายในการค้นหาเมนูและฟังก์ชันที่ต้องการ</w:t>
-            </w:r>
-          </w:p>
-        </w:tc>
-        <w:tc>
-          <w:tcPr>
-            <w:tcW w:w="709" w:type="dxa"/>
-            <w:vAlign w:val="center"/>
-          </w:tcPr>
-          <w:p>
-            <w:pPr>
-              <w:tabs>
-                <w:tab w:val="left" w:pos="540"/>
-              </w:tabs>
-              <w:jc w:val="thaiDistribute"/>
-              <w:rPr>
-                <w:sz w:val="32"/>
-              </w:rPr>
-            </w:pPr>
-            <w:r>
-              <w:rPr>
-                <w:sz w:val="32"/>
-              </w:rPr>
-              <w:t>4.63</w:t>
-            </w:r>
-          </w:p>
-        </w:tc>
-        <w:tc>
-          <w:tcPr>
-            <w:tcW w:w="709" w:type="dxa"/>
-            <w:vAlign w:val="center"/>
-          </w:tcPr>
-          <w:p>
-            <w:pPr>
-              <w:tabs>
-                <w:tab w:val="left" w:pos="540"/>
-              </w:tabs>
-              <w:jc w:val="thaiDistribute"/>
-              <w:rPr>
-                <w:sz w:val="32"/>
-              </w:rPr>
-            </w:pPr>
-            <w:r>
-              <w:rPr>
-                <w:sz w:val="32"/>
-              </w:rPr>
-              <w:t>0.49</w:t>
-            </w:r>
-          </w:p>
-        </w:tc>
-        <w:tc>
-          <w:tcPr>
-            <w:tcW w:w="1689" w:type="dxa"/>
-            <w:vAlign w:val="center"/>
-          </w:tcPr>
-          <w:p>
-            <w:pPr>
-              <w:tabs>
-                <w:tab w:val="left" w:pos="540"/>
-              </w:tabs>
-              <w:jc w:val="thaiDistribute"/>
-              <w:rPr>
-                <w:sz w:val="32"/>
-              </w:rPr>
-            </w:pPr>
-            <w:r>
-              <w:rPr>
-                <w:rFonts w:hint="cs"/>
-                <w:sz w:val="32"/>
-                <w:cs/>
-              </w:rPr>
-              <w:t>มากที่สุด</w:t>
-            </w:r>
-          </w:p>
-        </w:tc>
-      </w:tr>
-      <w:tr>
-        <w:trPr>
-          <w:trHeight w:val="505"/>
-        </w:trPr>
-        <w:tc>
-          <w:tcPr>
-            <w:tcW w:w="5523" w:type="dxa"/>
-            <w:vAlign w:val="center"/>
-          </w:tcPr>
-          <w:p>
-            <w:pPr>
-              <w:tabs>
-                <w:tab w:val="left" w:pos="540"/>
-              </w:tabs>
-              <w:jc w:val="thaiDistribute"/>
-              <w:rPr>
-                <w:sz w:val="32"/>
-                <w:cs/>
-              </w:rPr>
-            </w:pPr>
-            <w:r>
-              <w:rPr>
-                <w:sz w:val="32"/>
-              </w:rPr>
-              <w:t>14.</w:t>
-            </w:r>
-            <w:r>
-              <w:rPr>
-                <w:color w:val="FFFFFF" w:themeColor="background1"/>
-                <w:sz w:val="32"/>
-              </w:rPr>
-              <w:t>*</w:t>
-            </w:r>
-            <w:r>
-              <w:rPr>
-                <w:sz w:val="32"/>
-                <w:cs/>
-              </w:rPr>
-              <w:t>ขั้นตอนการใช้งานไม่ซับซ้อนและเข้าใจได้ง่าย</w:t>
-            </w:r>
-          </w:p>
-        </w:tc>
-        <w:tc>
-          <w:tcPr>
-            <w:tcW w:w="709" w:type="dxa"/>
-            <w:vAlign w:val="center"/>
-          </w:tcPr>
-          <w:p>
-            <w:pPr>
-              <w:tabs>
-                <w:tab w:val="left" w:pos="540"/>
-              </w:tabs>
-              <w:jc w:val="thaiDistribute"/>
-              <w:rPr>
-                <w:sz w:val="32"/>
-              </w:rPr>
-            </w:pPr>
-            <w:r>
-              <w:rPr>
-                <w:sz w:val="32"/>
-              </w:rPr>
-              <w:t>4.67</w:t>
-            </w:r>
-          </w:p>
-        </w:tc>
-        <w:tc>
-          <w:tcPr>
-            <w:tcW w:w="709" w:type="dxa"/>
-            <w:vAlign w:val="center"/>
-          </w:tcPr>
-          <w:p>
-            <w:pPr>
-              <w:tabs>
-                <w:tab w:val="left" w:pos="540"/>
-              </w:tabs>
-              <w:jc w:val="thaiDistribute"/>
-              <w:rPr>
-                <w:sz w:val="32"/>
-              </w:rPr>
-            </w:pPr>
-            <w:r>
-              <w:rPr>
-                <w:sz w:val="32"/>
-              </w:rPr>
-              <w:t>0.48</w:t>
-            </w:r>
-          </w:p>
-        </w:tc>
-        <w:tc>
-          <w:tcPr>
-            <w:tcW w:w="1689" w:type="dxa"/>
-            <w:vAlign w:val="center"/>
-          </w:tcPr>
-          <w:p>
-            <w:pPr>
-              <w:tabs>
-                <w:tab w:val="left" w:pos="540"/>
-              </w:tabs>
-              <w:jc w:val="thaiDistribute"/>
-              <w:rPr>
-                <w:sz w:val="32"/>
               </w:rPr>
             </w:pPr>
             <w:r>
@@ -20202,64 +17304,1085 @@
     </w:tbl>
     <w:p>
       <w:pPr>
+        <w:spacing w:after="0" w:line="240" w:lineRule="auto"/>
+        <w:rPr>
+          <w:rFonts w:hint="cs"/>
+          <w:sz w:val="32"/>
+          <w:cs/>
+        </w:rPr>
+      </w:pPr>
+    </w:p>
+    <w:p>
+      <w:pPr>
+        <w:tabs>
+          <w:tab w:val="left" w:pos="567"/>
+        </w:tabs>
+        <w:spacing w:after="0" w:line="240" w:lineRule="auto"/>
+        <w:jc w:val="thaiDistribute"/>
+        <w:rPr>
+          <w:rFonts w:eastAsia="Times New Roman"/>
+          <w:kern w:val="0"/>
+          <w:sz w:val="32"/>
+          <w14:ligatures w14:val="none"/>
+        </w:rPr>
+      </w:pPr>
+      <w:r>
+        <w:rPr>
+          <w:rFonts w:eastAsia="Times New Roman"/>
+          <w:kern w:val="0"/>
+          <w:sz w:val="32"/>
+          <w:cs/>
+          <w14:ligatures w14:val="none"/>
+        </w:rPr>
+        <w:tab/>
+      </w:r>
+      <w:r>
+        <w:rPr>
+          <w:rFonts w:eastAsia="Times New Roman"/>
+          <w:kern w:val="0"/>
+          <w:sz w:val="32"/>
+          <w:cs/>
+          <w14:ligatures w14:val="none"/>
+        </w:rPr>
+        <w:t xml:space="preserve">จากตารางที่ </w:t>
+      </w:r>
+      <w:r>
+        <w:rPr>
+          <w:rFonts w:eastAsia="Times New Roman"/>
+          <w:kern w:val="0"/>
+          <w:sz w:val="32"/>
+          <w14:ligatures w14:val="none"/>
+        </w:rPr>
+        <w:t xml:space="preserve">4-1 </w:t>
+      </w:r>
+      <w:r>
+        <w:rPr>
+          <w:rFonts w:eastAsia="Times New Roman"/>
+          <w:kern w:val="0"/>
+          <w:sz w:val="32"/>
+          <w:cs/>
+          <w14:ligatures w14:val="none"/>
+        </w:rPr>
+        <w:t>ผลการหาประสิทธิภาพของระบบผู้ช่วยแบบตัวแทนเชิงปัญญาประดิษฐ์สำหรับองค์กร พบว่า ประสิทธิภาพของระบบโดยรวมอยู่ในระดับ</w:t>
+      </w:r>
+      <w:r>
+        <w:rPr>
+          <w:rFonts w:eastAsia="Times New Roman"/>
+          <w:kern w:val="0"/>
+          <w:sz w:val="32"/>
+          <w14:ligatures w14:val="none"/>
+        </w:rPr>
+        <w:t xml:space="preserve"> </w:t>
+      </w:r>
+      <w:r>
+        <w:rPr>
+          <w:rFonts w:eastAsia="Times New Roman"/>
+          <w:kern w:val="0"/>
+          <w:sz w:val="32"/>
+          <w:cs/>
+          <w14:ligatures w14:val="none"/>
+        </w:rPr>
+        <w:t>มากที่สุด</w:t>
+      </w:r>
+      <w:r>
+        <w:rPr>
+          <w:rFonts w:eastAsia="Times New Roman"/>
+          <w:kern w:val="0"/>
+          <w:sz w:val="32"/>
+          <w14:ligatures w14:val="none"/>
+        </w:rPr>
+        <w:t xml:space="preserve"> (</w:t>
+      </w:r>
+      <m:oMath>
+        <m:acc>
+          <m:accPr>
+            <m:chr m:val="̅"/>
+            <m:ctrlPr>
+              <w:rPr>
+                <w:rFonts w:ascii="Cambria Math" w:hAnsi="Cambria Math"/>
+                <w:i/>
+                <w:sz w:val="32"/>
+              </w:rPr>
+            </m:ctrlPr>
+          </m:accPr>
+          <m:e>
+            <m:r>
+              <w:rPr>
+                <w:rFonts w:ascii="Cambria Math" w:hAnsi="Cambria Math"/>
+                <w:sz w:val="32"/>
+              </w:rPr>
+              <m:t>x</m:t>
+            </m:r>
+          </m:e>
+        </m:acc>
+        <m:r>
+          <w:rPr>
+            <w:rFonts w:ascii="Cambria Math" w:eastAsia="Times New Roman" w:hAnsi="Cambria Math"/>
+            <w:kern w:val="0"/>
+            <w:sz w:val="32"/>
+            <w14:ligatures w14:val="none"/>
+          </w:rPr>
+          <m:t xml:space="preserve"> </m:t>
+        </m:r>
+      </m:oMath>
+      <w:r>
+        <w:rPr>
+          <w:rFonts w:eastAsia="Times New Roman"/>
+          <w:kern w:val="0"/>
+          <w:sz w:val="32"/>
+          <w14:ligatures w14:val="none"/>
+        </w:rPr>
+        <w:t>= 4.53, S.D. = 0.7</w:t>
+      </w:r>
+      <w:r>
+        <w:rPr>
+          <w:rFonts w:eastAsia="Times New Roman" w:hint="cs"/>
+          <w:kern w:val="0"/>
+          <w:sz w:val="32"/>
+          <w:cs/>
+          <w14:ligatures w14:val="none"/>
+        </w:rPr>
+        <w:t>4</w:t>
+      </w:r>
+      <w:r>
+        <w:rPr>
+          <w:rFonts w:eastAsia="Times New Roman"/>
+          <w:kern w:val="0"/>
+          <w:sz w:val="32"/>
+          <w14:ligatures w14:val="none"/>
+        </w:rPr>
+        <w:t xml:space="preserve">) </w:t>
+      </w:r>
+      <w:r>
+        <w:rPr>
+          <w:rFonts w:eastAsia="Times New Roman"/>
+          <w:kern w:val="0"/>
+          <w:sz w:val="32"/>
+          <w:cs/>
+          <w14:ligatures w14:val="none"/>
+        </w:rPr>
+        <w:t>เมื่อวิเคราะห์เป็นรายด้านพบว่า ด้านที่มีประสิทธิภาพสูงสุด ได้แก่</w:t>
+      </w:r>
+      <w:r>
+        <w:rPr>
+          <w:rFonts w:eastAsia="Times New Roman"/>
+          <w:kern w:val="0"/>
+          <w:sz w:val="32"/>
+          <w14:ligatures w14:val="none"/>
+        </w:rPr>
+        <w:t xml:space="preserve"> </w:t>
+      </w:r>
+      <w:r>
+        <w:rPr>
+          <w:rFonts w:eastAsia="Times New Roman"/>
+          <w:kern w:val="0"/>
+          <w:sz w:val="32"/>
+          <w:cs/>
+          <w14:ligatures w14:val="none"/>
+        </w:rPr>
+        <w:t xml:space="preserve">ด้านที่ </w:t>
+      </w:r>
+      <w:r>
+        <w:rPr>
+          <w:rFonts w:eastAsia="Times New Roman"/>
+          <w:kern w:val="0"/>
+          <w:sz w:val="32"/>
+          <w14:ligatures w14:val="none"/>
+        </w:rPr>
+        <w:t xml:space="preserve">1 </w:t>
+      </w:r>
+      <w:r>
+        <w:rPr>
+          <w:rFonts w:eastAsia="Times New Roman"/>
+          <w:kern w:val="0"/>
+          <w:sz w:val="32"/>
+          <w:cs/>
+          <w14:ligatures w14:val="none"/>
+        </w:rPr>
+        <w:t>ข้อมูลระดับความคิดเห็นเกี่ยวกับ การตอบสนองต่อความต้องการใช้งานของผู้ใช้ (</w:t>
+      </w:r>
+      <w:r>
+        <w:rPr>
+          <w:rFonts w:eastAsia="Times New Roman"/>
+          <w:kern w:val="0"/>
+          <w:sz w:val="32"/>
+          <w14:ligatures w14:val="none"/>
+        </w:rPr>
+        <w:t xml:space="preserve">Functional Requirement Test) </w:t>
+      </w:r>
+      <w:r>
+        <w:rPr>
+          <w:rFonts w:eastAsia="Times New Roman"/>
+          <w:kern w:val="0"/>
+          <w:sz w:val="32"/>
+          <w:cs/>
+          <w14:ligatures w14:val="none"/>
+        </w:rPr>
+        <w:t>มีประสิทธิภาพอยู่ในระดับ</w:t>
+      </w:r>
+      <w:r>
+        <w:rPr>
+          <w:rFonts w:eastAsia="Times New Roman"/>
+          <w:kern w:val="0"/>
+          <w:sz w:val="32"/>
+          <w14:ligatures w14:val="none"/>
+        </w:rPr>
+        <w:t xml:space="preserve"> </w:t>
+      </w:r>
+      <w:r>
+        <w:rPr>
+          <w:rFonts w:eastAsia="Times New Roman"/>
+          <w:kern w:val="0"/>
+          <w:sz w:val="32"/>
+          <w:cs/>
+          <w14:ligatures w14:val="none"/>
+        </w:rPr>
+        <w:t>มากที่สุด</w:t>
+      </w:r>
+      <w:r>
+        <w:rPr>
+          <w:rFonts w:eastAsia="Times New Roman"/>
+          <w:kern w:val="0"/>
+          <w:sz w:val="32"/>
+          <w14:ligatures w14:val="none"/>
+        </w:rPr>
+        <w:t xml:space="preserve"> (</w:t>
+      </w:r>
+      <m:oMath>
+        <m:acc>
+          <m:accPr>
+            <m:chr m:val="̅"/>
+            <m:ctrlPr>
+              <w:rPr>
+                <w:rFonts w:ascii="Cambria Math" w:hAnsi="Cambria Math"/>
+                <w:i/>
+                <w:sz w:val="32"/>
+              </w:rPr>
+            </m:ctrlPr>
+          </m:accPr>
+          <m:e>
+            <m:r>
+              <w:rPr>
+                <w:rFonts w:ascii="Cambria Math" w:hAnsi="Cambria Math"/>
+                <w:sz w:val="32"/>
+              </w:rPr>
+              <m:t>x</m:t>
+            </m:r>
+          </m:e>
+        </m:acc>
+      </m:oMath>
+      <w:r>
+        <w:rPr>
+          <w:rFonts w:eastAsia="Times New Roman"/>
+          <w:kern w:val="0"/>
+          <w:sz w:val="32"/>
+          <w14:ligatures w14:val="none"/>
+        </w:rPr>
+        <w:t xml:space="preserve"> = 4.67, S.D. = 0.58) </w:t>
+      </w:r>
+      <w:r>
+        <w:rPr>
+          <w:rFonts w:eastAsia="Times New Roman"/>
+          <w:kern w:val="0"/>
+          <w:sz w:val="32"/>
+          <w:cs/>
+          <w14:ligatures w14:val="none"/>
+        </w:rPr>
+        <w:t>รองลงมาคือ</w:t>
+      </w:r>
+      <w:r>
+        <w:rPr>
+          <w:rFonts w:eastAsia="Times New Roman"/>
+          <w:kern w:val="0"/>
+          <w:sz w:val="32"/>
+          <w14:ligatures w14:val="none"/>
+        </w:rPr>
+        <w:t xml:space="preserve"> </w:t>
+      </w:r>
+      <w:r>
+        <w:rPr>
+          <w:rFonts w:eastAsia="Times New Roman"/>
+          <w:kern w:val="0"/>
+          <w:sz w:val="32"/>
+          <w:cs/>
+          <w14:ligatures w14:val="none"/>
+        </w:rPr>
+        <w:t xml:space="preserve">ด้านที่ </w:t>
+      </w:r>
+      <w:r>
+        <w:rPr>
+          <w:rFonts w:eastAsia="Times New Roman"/>
+          <w:kern w:val="0"/>
+          <w:sz w:val="32"/>
+          <w14:ligatures w14:val="none"/>
+        </w:rPr>
+        <w:t xml:space="preserve">4 </w:t>
+      </w:r>
+      <w:r>
+        <w:rPr>
+          <w:rFonts w:eastAsia="Times New Roman"/>
+          <w:kern w:val="0"/>
+          <w:sz w:val="32"/>
+          <w:cs/>
+          <w14:ligatures w14:val="none"/>
+        </w:rPr>
+        <w:t>ข้อมูลระดับความคิดเห็นเกี่ยวกับความสามารถและความสะดวกในการใช้งาน (</w:t>
+      </w:r>
+      <w:r>
+        <w:rPr>
+          <w:rFonts w:eastAsia="Times New Roman"/>
+          <w:kern w:val="0"/>
+          <w:sz w:val="32"/>
+          <w14:ligatures w14:val="none"/>
+        </w:rPr>
+        <w:t xml:space="preserve">Usability Test) </w:t>
+      </w:r>
+      <w:r>
+        <w:rPr>
+          <w:rFonts w:eastAsia="Times New Roman"/>
+          <w:kern w:val="0"/>
+          <w:sz w:val="32"/>
+          <w:cs/>
+          <w14:ligatures w14:val="none"/>
+        </w:rPr>
+        <w:t>มีประสิทธิภาพอยู่ในระดับ</w:t>
+      </w:r>
+      <w:r>
+        <w:rPr>
+          <w:rFonts w:eastAsia="Times New Roman"/>
+          <w:kern w:val="0"/>
+          <w:sz w:val="32"/>
+          <w14:ligatures w14:val="none"/>
+        </w:rPr>
+        <w:t xml:space="preserve"> </w:t>
+      </w:r>
+      <w:r>
+        <w:rPr>
+          <w:rFonts w:eastAsia="Times New Roman"/>
+          <w:kern w:val="0"/>
+          <w:sz w:val="32"/>
+          <w:cs/>
+          <w14:ligatures w14:val="none"/>
+        </w:rPr>
+        <w:t>มากที่สุด</w:t>
+      </w:r>
+      <w:r>
+        <w:rPr>
+          <w:rFonts w:eastAsia="Times New Roman"/>
+          <w:kern w:val="0"/>
+          <w:sz w:val="32"/>
+          <w14:ligatures w14:val="none"/>
+        </w:rPr>
+        <w:t xml:space="preserve"> (</w:t>
+      </w:r>
+      <m:oMath>
+        <m:acc>
+          <m:accPr>
+            <m:chr m:val="̅"/>
+            <m:ctrlPr>
+              <w:rPr>
+                <w:rFonts w:ascii="Cambria Math" w:hAnsi="Cambria Math"/>
+                <w:i/>
+                <w:sz w:val="32"/>
+              </w:rPr>
+            </m:ctrlPr>
+          </m:accPr>
+          <m:e>
+            <m:r>
+              <w:rPr>
+                <w:rFonts w:ascii="Cambria Math" w:hAnsi="Cambria Math"/>
+                <w:sz w:val="32"/>
+              </w:rPr>
+              <m:t>x</m:t>
+            </m:r>
+          </m:e>
+        </m:acc>
+      </m:oMath>
+      <w:r>
+        <w:rPr>
+          <w:rFonts w:eastAsia="Times New Roman"/>
+          <w:kern w:val="0"/>
+          <w:sz w:val="32"/>
+          <w14:ligatures w14:val="none"/>
+        </w:rPr>
+        <w:t xml:space="preserve"> = 4.60, S.D. = 0.63) </w:t>
+      </w:r>
+      <w:r>
+        <w:rPr>
+          <w:rFonts w:eastAsia="Times New Roman"/>
+          <w:kern w:val="0"/>
+          <w:sz w:val="32"/>
+          <w:cs/>
+          <w14:ligatures w14:val="none"/>
+        </w:rPr>
+        <w:t>ถัดมาคือ</w:t>
+      </w:r>
+      <w:r>
+        <w:rPr>
+          <w:rFonts w:eastAsia="Times New Roman"/>
+          <w:kern w:val="0"/>
+          <w:sz w:val="32"/>
+          <w14:ligatures w14:val="none"/>
+        </w:rPr>
+        <w:t xml:space="preserve"> </w:t>
+      </w:r>
+      <w:r>
+        <w:rPr>
+          <w:rFonts w:eastAsia="Times New Roman"/>
+          <w:kern w:val="0"/>
+          <w:sz w:val="32"/>
+          <w:cs/>
+          <w14:ligatures w14:val="none"/>
+        </w:rPr>
+        <w:t xml:space="preserve">ด้านที่ </w:t>
+      </w:r>
+      <w:r>
+        <w:rPr>
+          <w:rFonts w:eastAsia="Times New Roman"/>
+          <w:kern w:val="0"/>
+          <w:sz w:val="32"/>
+          <w14:ligatures w14:val="none"/>
+        </w:rPr>
+        <w:t xml:space="preserve">2 </w:t>
+      </w:r>
+      <w:r>
+        <w:rPr>
+          <w:rFonts w:eastAsia="Times New Roman"/>
+          <w:kern w:val="0"/>
+          <w:sz w:val="32"/>
+          <w:cs/>
+          <w14:ligatures w14:val="none"/>
+        </w:rPr>
+        <w:t>ข้อมูลระดับความคิดเห็นเกี่ยวกับ ความถูกต้องด้านการทำงานฟังก์ชันต่าง ๆ ในระบบ (</w:t>
+      </w:r>
+      <w:r>
+        <w:rPr>
+          <w:rFonts w:eastAsia="Times New Roman"/>
+          <w:kern w:val="0"/>
+          <w:sz w:val="32"/>
+          <w14:ligatures w14:val="none"/>
+        </w:rPr>
+        <w:t xml:space="preserve">Functional Test) </w:t>
+      </w:r>
+      <w:r>
+        <w:rPr>
+          <w:rFonts w:eastAsia="Times New Roman"/>
+          <w:kern w:val="0"/>
+          <w:sz w:val="32"/>
+          <w:cs/>
+          <w14:ligatures w14:val="none"/>
+        </w:rPr>
+        <w:t>มีประสิทธิภาพอยู่ในระดับ</w:t>
+      </w:r>
+      <w:r>
+        <w:rPr>
+          <w:rFonts w:eastAsia="Times New Roman"/>
+          <w:kern w:val="0"/>
+          <w:sz w:val="32"/>
+          <w14:ligatures w14:val="none"/>
+        </w:rPr>
+        <w:t xml:space="preserve"> </w:t>
+      </w:r>
+      <w:r>
+        <w:rPr>
+          <w:rFonts w:eastAsia="Times New Roman"/>
+          <w:kern w:val="0"/>
+          <w:sz w:val="32"/>
+          <w:cs/>
+          <w14:ligatures w14:val="none"/>
+        </w:rPr>
+        <w:t>มากที่สุด</w:t>
+      </w:r>
+      <w:r>
+        <w:rPr>
+          <w:rFonts w:eastAsia="Times New Roman"/>
+          <w:kern w:val="0"/>
+          <w:sz w:val="32"/>
+          <w14:ligatures w14:val="none"/>
+        </w:rPr>
+        <w:t xml:space="preserve"> (</w:t>
+      </w:r>
+      <m:oMath>
+        <m:acc>
+          <m:accPr>
+            <m:chr m:val="̅"/>
+            <m:ctrlPr>
+              <w:rPr>
+                <w:rFonts w:ascii="Cambria Math" w:hAnsi="Cambria Math"/>
+                <w:i/>
+                <w:sz w:val="32"/>
+              </w:rPr>
+            </m:ctrlPr>
+          </m:accPr>
+          <m:e>
+            <m:r>
+              <w:rPr>
+                <w:rFonts w:ascii="Cambria Math" w:hAnsi="Cambria Math"/>
+                <w:sz w:val="32"/>
+              </w:rPr>
+              <m:t>x</m:t>
+            </m:r>
+          </m:e>
+        </m:acc>
+      </m:oMath>
+      <w:r>
+        <w:rPr>
+          <w:rFonts w:eastAsia="Times New Roman"/>
+          <w:kern w:val="0"/>
+          <w:sz w:val="32"/>
+          <w14:ligatures w14:val="none"/>
+        </w:rPr>
+        <w:t xml:space="preserve"> = 4.53, S.D. = 0.74) </w:t>
+      </w:r>
+      <w:r>
+        <w:rPr>
+          <w:rFonts w:eastAsia="Times New Roman"/>
+          <w:kern w:val="0"/>
+          <w:sz w:val="32"/>
+          <w:cs/>
+          <w14:ligatures w14:val="none"/>
+        </w:rPr>
+        <w:t>รองลงมาคือ</w:t>
+      </w:r>
+      <w:r>
+        <w:rPr>
+          <w:rFonts w:eastAsia="Times New Roman"/>
+          <w:kern w:val="0"/>
+          <w:sz w:val="32"/>
+          <w14:ligatures w14:val="none"/>
+        </w:rPr>
+        <w:t xml:space="preserve"> </w:t>
+      </w:r>
+      <w:r>
+        <w:rPr>
+          <w:rFonts w:eastAsia="Times New Roman"/>
+          <w:kern w:val="0"/>
+          <w:sz w:val="32"/>
+          <w:cs/>
+          <w14:ligatures w14:val="none"/>
+        </w:rPr>
+        <w:t xml:space="preserve">ด้านที่ </w:t>
+      </w:r>
+      <w:r>
+        <w:rPr>
+          <w:rFonts w:eastAsia="Times New Roman"/>
+          <w:kern w:val="0"/>
+          <w:sz w:val="32"/>
+          <w14:ligatures w14:val="none"/>
+        </w:rPr>
+        <w:t xml:space="preserve">5 </w:t>
+      </w:r>
+      <w:r>
+        <w:rPr>
+          <w:rFonts w:eastAsia="Times New Roman"/>
+          <w:kern w:val="0"/>
+          <w:sz w:val="32"/>
+          <w:cs/>
+          <w14:ligatures w14:val="none"/>
+        </w:rPr>
+        <w:t>ข้อมูลระดับความคิดเห็นเกี่ยวกับ การตรวจสอบและความปลอดภัยในการใช้งาน (</w:t>
+      </w:r>
+      <w:r>
+        <w:rPr>
+          <w:rFonts w:eastAsia="Times New Roman"/>
+          <w:kern w:val="0"/>
+          <w:sz w:val="32"/>
+          <w14:ligatures w14:val="none"/>
+        </w:rPr>
+        <w:t xml:space="preserve">Security Test) </w:t>
+      </w:r>
+      <w:r>
+        <w:rPr>
+          <w:rFonts w:eastAsia="Times New Roman"/>
+          <w:kern w:val="0"/>
+          <w:sz w:val="32"/>
+          <w:cs/>
+          <w14:ligatures w14:val="none"/>
+        </w:rPr>
+        <w:t>มีประสิทธิภาพอยู่ในระดับ</w:t>
+      </w:r>
+      <w:r>
+        <w:rPr>
+          <w:rFonts w:eastAsia="Times New Roman"/>
+          <w:kern w:val="0"/>
+          <w:sz w:val="32"/>
+          <w14:ligatures w14:val="none"/>
+        </w:rPr>
+        <w:t xml:space="preserve"> </w:t>
+      </w:r>
+      <w:r>
+        <w:rPr>
+          <w:rFonts w:eastAsia="Times New Roman"/>
+          <w:kern w:val="0"/>
+          <w:sz w:val="32"/>
+          <w:cs/>
+          <w14:ligatures w14:val="none"/>
+        </w:rPr>
+        <w:t>มาก</w:t>
+      </w:r>
+      <w:r>
+        <w:rPr>
+          <w:rFonts w:eastAsia="Times New Roman"/>
+          <w:kern w:val="0"/>
+          <w:sz w:val="32"/>
+          <w14:ligatures w14:val="none"/>
+        </w:rPr>
+        <w:t xml:space="preserve"> (</w:t>
+      </w:r>
+      <m:oMath>
+        <m:acc>
+          <m:accPr>
+            <m:chr m:val="̅"/>
+            <m:ctrlPr>
+              <w:rPr>
+                <w:rFonts w:ascii="Cambria Math" w:hAnsi="Cambria Math"/>
+                <w:i/>
+                <w:sz w:val="32"/>
+              </w:rPr>
+            </m:ctrlPr>
+          </m:accPr>
+          <m:e>
+            <m:r>
+              <w:rPr>
+                <w:rFonts w:ascii="Cambria Math" w:hAnsi="Cambria Math"/>
+                <w:sz w:val="32"/>
+              </w:rPr>
+              <m:t>x</m:t>
+            </m:r>
+          </m:e>
+        </m:acc>
+        <m:r>
+          <w:rPr>
+            <w:rFonts w:ascii="Cambria Math" w:hAnsi="Cambria Math"/>
+            <w:sz w:val="32"/>
+          </w:rPr>
+          <m:t xml:space="preserve"> </m:t>
+        </m:r>
+      </m:oMath>
+      <w:r>
+        <w:rPr>
+          <w:rFonts w:eastAsia="Times New Roman"/>
+          <w:kern w:val="0"/>
+          <w:sz w:val="32"/>
+          <w14:ligatures w14:val="none"/>
+        </w:rPr>
+        <w:t xml:space="preserve">= 4.44, S.D. = 0.88) </w:t>
+      </w:r>
+      <w:r>
+        <w:rPr>
+          <w:rFonts w:eastAsia="Times New Roman"/>
+          <w:kern w:val="0"/>
+          <w:sz w:val="32"/>
+          <w:cs/>
+          <w14:ligatures w14:val="none"/>
+        </w:rPr>
+        <w:t>และสุดท้ายคือ</w:t>
+      </w:r>
+      <w:r>
+        <w:rPr>
+          <w:rFonts w:eastAsia="Times New Roman"/>
+          <w:kern w:val="0"/>
+          <w:sz w:val="32"/>
+          <w14:ligatures w14:val="none"/>
+        </w:rPr>
+        <w:t xml:space="preserve"> </w:t>
+      </w:r>
+      <w:r>
+        <w:rPr>
+          <w:rFonts w:eastAsia="Times New Roman"/>
+          <w:kern w:val="0"/>
+          <w:sz w:val="32"/>
+          <w:cs/>
+          <w14:ligatures w14:val="none"/>
+        </w:rPr>
+        <w:t xml:space="preserve">ด้านที่ </w:t>
+      </w:r>
+      <w:r>
+        <w:rPr>
+          <w:rFonts w:eastAsia="Times New Roman"/>
+          <w:kern w:val="0"/>
+          <w:sz w:val="32"/>
+          <w14:ligatures w14:val="none"/>
+        </w:rPr>
+        <w:t xml:space="preserve">3 </w:t>
+      </w:r>
+      <w:r>
+        <w:rPr>
+          <w:rFonts w:eastAsia="Times New Roman"/>
+          <w:kern w:val="0"/>
+          <w:sz w:val="32"/>
+          <w:cs/>
+          <w14:ligatures w14:val="none"/>
+        </w:rPr>
+        <w:t>ข้อมูลระดับความคิดเห็นเกี่ยวกับผลลัพธ์ที่ได้จากระบบ (</w:t>
+      </w:r>
+      <w:r>
+        <w:rPr>
+          <w:rFonts w:eastAsia="Times New Roman"/>
+          <w:kern w:val="0"/>
+          <w:sz w:val="32"/>
+          <w14:ligatures w14:val="none"/>
+        </w:rPr>
+        <w:t xml:space="preserve">Output Validation Test) </w:t>
+      </w:r>
+      <w:r>
+        <w:rPr>
+          <w:rFonts w:eastAsia="Times New Roman"/>
+          <w:kern w:val="0"/>
+          <w:sz w:val="32"/>
+          <w:cs/>
+          <w14:ligatures w14:val="none"/>
+        </w:rPr>
+        <w:t>มีประสิทธิภาพอยู่ในระดับ</w:t>
+      </w:r>
+      <w:r>
+        <w:rPr>
+          <w:rFonts w:eastAsia="Times New Roman"/>
+          <w:kern w:val="0"/>
+          <w:sz w:val="32"/>
+          <w14:ligatures w14:val="none"/>
+        </w:rPr>
+        <w:t xml:space="preserve"> </w:t>
+      </w:r>
+      <w:r>
+        <w:rPr>
+          <w:rFonts w:eastAsia="Times New Roman"/>
+          <w:kern w:val="0"/>
+          <w:sz w:val="32"/>
+          <w:cs/>
+          <w14:ligatures w14:val="none"/>
+        </w:rPr>
+        <w:t>มาก</w:t>
+      </w:r>
+      <w:r>
+        <w:rPr>
+          <w:rFonts w:eastAsia="Times New Roman"/>
+          <w:kern w:val="0"/>
+          <w:sz w:val="32"/>
+          <w14:ligatures w14:val="none"/>
+        </w:rPr>
+        <w:t xml:space="preserve"> (</w:t>
+      </w:r>
+      <m:oMath>
+        <m:acc>
+          <m:accPr>
+            <m:chr m:val="̅"/>
+            <m:ctrlPr>
+              <w:rPr>
+                <w:rFonts w:ascii="Cambria Math" w:hAnsi="Cambria Math"/>
+                <w:i/>
+                <w:sz w:val="32"/>
+              </w:rPr>
+            </m:ctrlPr>
+          </m:accPr>
+          <m:e>
+            <m:r>
+              <w:rPr>
+                <w:rFonts w:ascii="Cambria Math" w:hAnsi="Cambria Math"/>
+                <w:sz w:val="32"/>
+              </w:rPr>
+              <m:t>x</m:t>
+            </m:r>
+          </m:e>
+        </m:acc>
+      </m:oMath>
+      <w:r>
+        <w:rPr>
+          <w:rFonts w:eastAsia="Times New Roman"/>
+          <w:kern w:val="0"/>
+          <w:sz w:val="32"/>
+          <w14:ligatures w14:val="none"/>
+        </w:rPr>
+        <w:t xml:space="preserve"> = 4.40, S.D. = 0.74)</w:t>
+      </w:r>
+    </w:p>
+    <w:p>
+      <w:pPr>
+        <w:spacing w:after="0" w:line="240" w:lineRule="auto"/>
+        <w:jc w:val="thaiDistribute"/>
+        <w:rPr>
+          <w:rFonts w:eastAsia="Times New Roman"/>
+          <w:kern w:val="0"/>
+          <w:sz w:val="32"/>
+          <w14:ligatures w14:val="none"/>
+        </w:rPr>
+      </w:pPr>
+    </w:p>
+    <w:p>
+      <w:pPr>
+        <w:spacing w:after="0" w:line="240" w:lineRule="auto"/>
+        <w:jc w:val="thaiDistribute"/>
+        <w:rPr>
+          <w:rFonts w:eastAsia="Times New Roman"/>
+          <w:kern w:val="0"/>
+          <w:sz w:val="32"/>
+          <w14:ligatures w14:val="none"/>
+        </w:rPr>
+      </w:pPr>
+    </w:p>
+    <w:p>
+      <w:pPr>
+        <w:spacing w:after="0" w:line="240" w:lineRule="auto"/>
+        <w:jc w:val="thaiDistribute"/>
+        <w:rPr>
+          <w:rFonts w:eastAsia="Times New Roman"/>
+          <w:kern w:val="0"/>
+          <w:sz w:val="32"/>
+          <w14:ligatures w14:val="none"/>
+        </w:rPr>
+      </w:pPr>
+    </w:p>
+    <w:p>
+      <w:pPr>
+        <w:spacing w:after="0" w:line="240" w:lineRule="auto"/>
+        <w:jc w:val="thaiDistribute"/>
+        <w:rPr>
+          <w:rFonts w:eastAsia="Times New Roman"/>
+          <w:kern w:val="0"/>
+          <w:sz w:val="32"/>
+          <w14:ligatures w14:val="none"/>
+        </w:rPr>
+      </w:pPr>
+    </w:p>
+    <w:p>
+      <w:pPr>
+        <w:spacing w:after="0" w:line="240" w:lineRule="auto"/>
+        <w:jc w:val="thaiDistribute"/>
+        <w:rPr>
+          <w:rFonts w:eastAsia="Times New Roman"/>
+          <w:kern w:val="0"/>
+          <w:sz w:val="32"/>
+          <w14:ligatures w14:val="none"/>
+        </w:rPr>
+      </w:pPr>
+    </w:p>
+    <w:p>
+      <w:pPr>
+        <w:spacing w:after="0" w:line="240" w:lineRule="auto"/>
+        <w:jc w:val="thaiDistribute"/>
+        <w:rPr>
+          <w:rFonts w:eastAsia="Times New Roman"/>
+          <w:kern w:val="0"/>
+          <w:sz w:val="32"/>
+          <w14:ligatures w14:val="none"/>
+        </w:rPr>
+      </w:pPr>
+    </w:p>
+    <w:p>
+      <w:pPr>
+        <w:spacing w:after="0" w:line="240" w:lineRule="auto"/>
+        <w:jc w:val="thaiDistribute"/>
+        <w:rPr>
+          <w:rFonts w:eastAsia="Times New Roman"/>
+          <w:kern w:val="0"/>
+          <w:sz w:val="32"/>
+          <w14:ligatures w14:val="none"/>
+        </w:rPr>
+      </w:pPr>
+    </w:p>
+    <w:p>
+      <w:pPr>
+        <w:spacing w:after="0" w:line="240" w:lineRule="auto"/>
+        <w:jc w:val="thaiDistribute"/>
+        <w:rPr>
+          <w:rFonts w:eastAsia="Times New Roman"/>
+          <w:kern w:val="0"/>
+          <w:sz w:val="32"/>
+          <w14:ligatures w14:val="none"/>
+        </w:rPr>
+      </w:pPr>
+    </w:p>
+    <w:p>
+      <w:pPr>
+        <w:spacing w:after="0" w:line="240" w:lineRule="auto"/>
+        <w:jc w:val="thaiDistribute"/>
+        <w:rPr>
+          <w:rFonts w:eastAsia="Times New Roman"/>
+          <w:kern w:val="0"/>
+          <w:sz w:val="32"/>
+          <w14:ligatures w14:val="none"/>
+        </w:rPr>
+      </w:pPr>
+    </w:p>
+    <w:p>
+      <w:pPr>
+        <w:spacing w:after="0" w:line="240" w:lineRule="auto"/>
+        <w:jc w:val="thaiDistribute"/>
+        <w:rPr>
+          <w:rFonts w:eastAsia="Times New Roman"/>
+          <w:kern w:val="0"/>
+          <w:sz w:val="32"/>
+          <w14:ligatures w14:val="none"/>
+        </w:rPr>
+      </w:pPr>
+    </w:p>
+    <w:p>
+      <w:pPr>
+        <w:spacing w:after="0" w:line="240" w:lineRule="auto"/>
+        <w:jc w:val="thaiDistribute"/>
+        <w:rPr>
+          <w:rFonts w:eastAsia="Times New Roman"/>
+          <w:kern w:val="0"/>
+          <w:sz w:val="32"/>
+          <w14:ligatures w14:val="none"/>
+        </w:rPr>
+      </w:pPr>
+    </w:p>
+    <w:p>
+      <w:pPr>
+        <w:spacing w:after="0" w:line="240" w:lineRule="auto"/>
+        <w:jc w:val="thaiDistribute"/>
+        <w:rPr>
+          <w:rFonts w:eastAsia="Times New Roman"/>
+          <w:kern w:val="0"/>
+          <w:sz w:val="32"/>
+          <w14:ligatures w14:val="none"/>
+        </w:rPr>
+      </w:pPr>
+    </w:p>
+    <w:p>
+      <w:pPr>
+        <w:spacing w:after="0" w:line="240" w:lineRule="auto"/>
+        <w:jc w:val="thaiDistribute"/>
+        <w:rPr>
+          <w:rFonts w:eastAsia="Times New Roman" w:hint="cs"/>
+          <w:kern w:val="0"/>
+          <w:sz w:val="32"/>
+          <w14:ligatures w14:val="none"/>
+        </w:rPr>
+      </w:pPr>
+    </w:p>
+    <w:p>
+      <w:pPr>
+        <w:spacing w:after="0" w:line="240" w:lineRule="auto"/>
+        <w:jc w:val="thaiDistribute"/>
+        <w:rPr>
+          <w:rFonts w:eastAsia="Times New Roman" w:hint="cs"/>
+          <w:kern w:val="0"/>
+          <w:sz w:val="32"/>
+          <w14:ligatures w14:val="none"/>
+        </w:rPr>
+      </w:pPr>
+    </w:p>
+    <w:p>
+      <w:pPr>
+        <w:rPr>
+          <w:sz w:val="32"/>
+        </w:rPr>
+      </w:pPr>
+      <w:r>
         <w:rPr>
           <w:b/>
           <w:bCs/>
           <w:sz w:val="32"/>
         </w:rPr>
-      </w:pPr>
-    </w:p>
-    <w:p>
-      <w:pPr>
+        <w:lastRenderedPageBreak/>
+        <w:t>4.</w:t>
+      </w:r>
+      <w:r>
         <w:rPr>
           <w:b/>
           <w:bCs/>
           <w:sz w:val="32"/>
         </w:rPr>
-      </w:pPr>
-      <w:r>
-        <w:rPr>
+        <w:t>3</w:t>
+      </w:r>
+      <w:r>
+        <w:rPr>
+          <w:color w:val="FFFFFF" w:themeColor="background1"/>
+          <w:sz w:val="28"/>
+          <w:szCs w:val="28"/>
+        </w:rPr>
+        <w:t>**</w:t>
+      </w:r>
+      <w:r>
+        <w:rPr>
+          <w:rFonts w:hint="cs"/>
           <w:b/>
           <w:bCs/>
           <w:sz w:val="32"/>
           <w:cs/>
         </w:rPr>
-        <w:t xml:space="preserve">ตารางที่ </w:t>
+        <w:t>แบบประเมินการวิเคราะห์</w:t>
       </w:r>
       <w:r>
         <w:rPr>
           <w:b/>
           <w:bCs/>
           <w:sz w:val="32"/>
-        </w:rPr>
-        <w:t>4-</w:t>
-      </w:r>
-      <w:r>
-        <w:rPr>
-          <w:rFonts w:hint="cs"/>
+          <w:cs/>
+        </w:rPr>
+        <w:t>ความพึงพอใจระบบผู้ช่วยแบบตัวแทนเชิงปัญญาประดิษฐ์สำหรับองค์กร</w:t>
+      </w:r>
+    </w:p>
+    <w:p>
+      <w:pPr>
+        <w:tabs>
+          <w:tab w:val="left" w:pos="540"/>
+        </w:tabs>
+        <w:spacing w:after="0" w:line="240" w:lineRule="auto"/>
+        <w:jc w:val="thaiDistribute"/>
+        <w:rPr>
           <w:b/>
           <w:bCs/>
           <w:sz w:val="32"/>
-          <w:cs/>
-        </w:rPr>
-        <w:t>2</w:t>
-      </w:r>
+        </w:rPr>
+      </w:pPr>
       <w:r>
         <w:rPr>
           <w:b/>
           <w:bCs/>
           <w:sz w:val="32"/>
-        </w:rPr>
-        <w:t xml:space="preserve"> (</w:t>
-      </w:r>
-      <w:r>
-        <w:rPr>
+          <w:cs/>
+        </w:rPr>
+        <w:t>ตารางที่</w:t>
+      </w:r>
+      <w:r>
+        <w:rPr>
+          <w:rFonts w:hint="cs"/>
           <w:b/>
           <w:bCs/>
-          <w:sz w:val="32"/>
-          <w:cs/>
-        </w:rPr>
-        <w:t>ต่อ)</w:t>
+          <w:color w:val="FFFFFF" w:themeColor="background1"/>
+          <w:sz w:val="32"/>
+          <w:cs/>
+        </w:rPr>
+        <w:t xml:space="preserve"> </w:t>
+      </w:r>
+      <w:r>
+        <w:rPr>
+          <w:b/>
+          <w:bCs/>
+          <w:sz w:val="32"/>
+        </w:rPr>
+        <w:t>4-</w:t>
+      </w:r>
+      <w:r>
+        <w:rPr>
+          <w:b/>
+          <w:bCs/>
+          <w:sz w:val="32"/>
+        </w:rPr>
+        <w:t>2</w:t>
+      </w:r>
+      <w:r>
+        <w:rPr>
+          <w:rFonts w:hint="cs"/>
+          <w:b/>
+          <w:bCs/>
+          <w:color w:val="FFFFFF" w:themeColor="background1"/>
+          <w:sz w:val="32"/>
+          <w:cs/>
+        </w:rPr>
+        <w:t xml:space="preserve"> </w:t>
+      </w:r>
+      <w:r>
+        <w:rPr>
+          <w:b/>
+          <w:bCs/>
+          <w:sz w:val="32"/>
+          <w:cs/>
+        </w:rPr>
+        <w:t>ผลการประเมินความพึงพอใจของผู้ช่วยแบบตัวแทนเชิงปัญญาประดิษฐ์สำหรับองค์กร</w:t>
       </w:r>
     </w:p>
     <w:tbl>
@@ -20421,115 +18544,43 @@
       </w:tr>
       <w:tr>
         <w:trPr>
-          <w:trHeight w:val="505"/>
+          <w:trHeight w:val="422"/>
         </w:trPr>
         <w:tc>
           <w:tcPr>
-            <w:tcW w:w="5523" w:type="dxa"/>
-            <w:vAlign w:val="center"/>
-          </w:tcPr>
-          <w:p>
-            <w:pPr>
-              <w:tabs>
-                <w:tab w:val="left" w:pos="540"/>
-              </w:tabs>
-              <w:rPr>
+            <w:tcW w:w="8630" w:type="dxa"/>
+            <w:gridSpan w:val="4"/>
+            <w:shd w:val="clear" w:color="auto" w:fill="C5E0B3" w:themeFill="accent6" w:themeFillTint="66"/>
+          </w:tcPr>
+          <w:p>
+            <w:pPr>
+              <w:shd w:val="clear" w:color="auto" w:fill="C5E0B3" w:themeFill="accent6" w:themeFillTint="66"/>
+              <w:tabs>
+                <w:tab w:val="left" w:pos="540"/>
+              </w:tabs>
+              <w:jc w:val="thaiDistribute"/>
+              <w:rPr>
+                <w:b/>
+                <w:bCs/>
+                <w:sz w:val="32"/>
+              </w:rPr>
+            </w:pPr>
+            <w:r>
+              <w:rPr>
+                <w:b/>
+                <w:bCs/>
                 <w:sz w:val="32"/>
                 <w:cs/>
               </w:rPr>
-            </w:pPr>
-            <w:r>
-              <w:rPr>
-                <w:sz w:val="32"/>
-              </w:rPr>
-              <w:t>15.</w:t>
-            </w:r>
-            <w:r>
-              <w:rPr>
-                <w:color w:val="FFFFFF" w:themeColor="background1"/>
-                <w:sz w:val="32"/>
-              </w:rPr>
-              <w:t>*</w:t>
-            </w:r>
-            <w:r>
-              <w:rPr>
-                <w:sz w:val="32"/>
-                <w:cs/>
-              </w:rPr>
-              <w:t>ความสามารถในการเรียนรู้วิธีใช้งานได้ด้วยตนเอง</w:t>
-            </w:r>
-          </w:p>
-        </w:tc>
-        <w:tc>
-          <w:tcPr>
-            <w:tcW w:w="709" w:type="dxa"/>
-            <w:vAlign w:val="center"/>
-          </w:tcPr>
-          <w:p>
-            <w:pPr>
-              <w:tabs>
-                <w:tab w:val="left" w:pos="540"/>
-              </w:tabs>
-              <w:jc w:val="thaiDistribute"/>
-              <w:rPr>
-                <w:sz w:val="32"/>
-              </w:rPr>
-            </w:pPr>
-            <w:r>
-              <w:rPr>
-                <w:sz w:val="32"/>
-              </w:rPr>
-              <w:t>4.73</w:t>
-            </w:r>
-          </w:p>
-        </w:tc>
-        <w:tc>
-          <w:tcPr>
-            <w:tcW w:w="709" w:type="dxa"/>
-            <w:vAlign w:val="center"/>
-          </w:tcPr>
-          <w:p>
-            <w:pPr>
-              <w:tabs>
-                <w:tab w:val="left" w:pos="540"/>
-              </w:tabs>
-              <w:jc w:val="thaiDistribute"/>
-              <w:rPr>
-                <w:sz w:val="32"/>
-              </w:rPr>
-            </w:pPr>
-            <w:r>
-              <w:rPr>
-                <w:sz w:val="32"/>
-              </w:rPr>
-              <w:t>0.45</w:t>
-            </w:r>
-          </w:p>
-        </w:tc>
-        <w:tc>
-          <w:tcPr>
-            <w:tcW w:w="1689" w:type="dxa"/>
-            <w:vAlign w:val="center"/>
-          </w:tcPr>
-          <w:p>
-            <w:pPr>
-              <w:tabs>
-                <w:tab w:val="left" w:pos="540"/>
-              </w:tabs>
-              <w:jc w:val="thaiDistribute"/>
-              <w:rPr>
-                <w:rFonts w:hint="cs"/>
-                <w:sz w:val="32"/>
-                <w:cs/>
-              </w:rPr>
-            </w:pPr>
-            <w:r>
-              <w:rPr>
-                <w:rFonts w:hint="cs"/>
-                <w:sz w:val="32"/>
-                <w:cs/>
-              </w:rPr>
-              <w:t>มากที่สุด</w:t>
+              <w:t>ด้านการออกแบบ (</w:t>
+            </w:r>
+            <w:r>
+              <w:rPr>
+                <w:b/>
+                <w:bCs/>
+                <w:sz w:val="32"/>
+              </w:rPr>
+              <w:t>Design)</w:t>
             </w:r>
           </w:p>
         </w:tc>
@@ -20548,6 +18599,571 @@
               <w:tabs>
                 <w:tab w:val="left" w:pos="540"/>
               </w:tabs>
+              <w:jc w:val="thaiDistribute"/>
+              <w:rPr>
+                <w:sz w:val="32"/>
+              </w:rPr>
+            </w:pPr>
+            <w:r>
+              <w:rPr>
+                <w:sz w:val="32"/>
+              </w:rPr>
+              <w:t>1.</w:t>
+            </w:r>
+            <w:r>
+              <w:rPr>
+                <w:color w:val="FFFFFF" w:themeColor="background1"/>
+                <w:sz w:val="32"/>
+              </w:rPr>
+              <w:t>*</w:t>
+            </w:r>
+            <w:r>
+              <w:rPr>
+                <w:cs/>
+              </w:rPr>
+              <w:t>ความสวยงามและทันสมัยของหน้าจอการใช้งาน</w:t>
+            </w:r>
+          </w:p>
+        </w:tc>
+        <w:tc>
+          <w:tcPr>
+            <w:tcW w:w="709" w:type="dxa"/>
+            <w:vAlign w:val="center"/>
+          </w:tcPr>
+          <w:p>
+            <w:pPr>
+              <w:tabs>
+                <w:tab w:val="left" w:pos="540"/>
+              </w:tabs>
+              <w:jc w:val="thaiDistribute"/>
+              <w:rPr>
+                <w:sz w:val="32"/>
+              </w:rPr>
+            </w:pPr>
+            <w:r>
+              <w:rPr>
+                <w:sz w:val="32"/>
+              </w:rPr>
+              <w:t>4.80</w:t>
+            </w:r>
+          </w:p>
+        </w:tc>
+        <w:tc>
+          <w:tcPr>
+            <w:tcW w:w="709" w:type="dxa"/>
+            <w:vAlign w:val="center"/>
+          </w:tcPr>
+          <w:p>
+            <w:pPr>
+              <w:tabs>
+                <w:tab w:val="left" w:pos="540"/>
+              </w:tabs>
+              <w:jc w:val="thaiDistribute"/>
+              <w:rPr>
+                <w:sz w:val="32"/>
+              </w:rPr>
+            </w:pPr>
+            <w:r>
+              <w:rPr>
+                <w:sz w:val="32"/>
+              </w:rPr>
+              <w:t>0.41</w:t>
+            </w:r>
+          </w:p>
+        </w:tc>
+        <w:tc>
+          <w:tcPr>
+            <w:tcW w:w="1689" w:type="dxa"/>
+            <w:vAlign w:val="center"/>
+          </w:tcPr>
+          <w:p>
+            <w:pPr>
+              <w:tabs>
+                <w:tab w:val="left" w:pos="540"/>
+              </w:tabs>
+              <w:jc w:val="thaiDistribute"/>
+              <w:rPr>
+                <w:sz w:val="32"/>
+                <w:cs/>
+              </w:rPr>
+            </w:pPr>
+            <w:r>
+              <w:rPr>
+                <w:rFonts w:hint="cs"/>
+                <w:sz w:val="32"/>
+                <w:cs/>
+              </w:rPr>
+              <w:t>มากที่สุด</w:t>
+            </w:r>
+          </w:p>
+        </w:tc>
+      </w:tr>
+      <w:tr>
+        <w:trPr>
+          <w:trHeight w:val="505"/>
+        </w:trPr>
+        <w:tc>
+          <w:tcPr>
+            <w:tcW w:w="5523" w:type="dxa"/>
+            <w:vAlign w:val="center"/>
+          </w:tcPr>
+          <w:p>
+            <w:pPr>
+              <w:tabs>
+                <w:tab w:val="left" w:pos="540"/>
+              </w:tabs>
+              <w:jc w:val="thaiDistribute"/>
+              <w:rPr>
+                <w:sz w:val="32"/>
+              </w:rPr>
+            </w:pPr>
+            <w:r>
+              <w:rPr>
+                <w:sz w:val="32"/>
+              </w:rPr>
+              <w:t>2.</w:t>
+            </w:r>
+            <w:r>
+              <w:rPr>
+                <w:color w:val="FFFFFF" w:themeColor="background1"/>
+                <w:sz w:val="32"/>
+              </w:rPr>
+              <w:t>*</w:t>
+            </w:r>
+            <w:r>
+              <w:rPr>
+                <w:sz w:val="32"/>
+                <w:cs/>
+              </w:rPr>
+              <w:t>การจัดวางเมนูและปุ่มต่าง ๆ เป็นระเบียบ สบายตา</w:t>
+            </w:r>
+          </w:p>
+        </w:tc>
+        <w:tc>
+          <w:tcPr>
+            <w:tcW w:w="709" w:type="dxa"/>
+            <w:vAlign w:val="center"/>
+          </w:tcPr>
+          <w:p>
+            <w:pPr>
+              <w:tabs>
+                <w:tab w:val="left" w:pos="540"/>
+              </w:tabs>
+              <w:jc w:val="thaiDistribute"/>
+              <w:rPr>
+                <w:sz w:val="32"/>
+              </w:rPr>
+            </w:pPr>
+            <w:r>
+              <w:rPr>
+                <w:sz w:val="32"/>
+              </w:rPr>
+              <w:t>4.70</w:t>
+            </w:r>
+          </w:p>
+        </w:tc>
+        <w:tc>
+          <w:tcPr>
+            <w:tcW w:w="709" w:type="dxa"/>
+            <w:vAlign w:val="center"/>
+          </w:tcPr>
+          <w:p>
+            <w:pPr>
+              <w:tabs>
+                <w:tab w:val="left" w:pos="540"/>
+              </w:tabs>
+              <w:jc w:val="thaiDistribute"/>
+              <w:rPr>
+                <w:sz w:val="32"/>
+              </w:rPr>
+            </w:pPr>
+            <w:r>
+              <w:rPr>
+                <w:sz w:val="32"/>
+              </w:rPr>
+              <w:t>0.47</w:t>
+            </w:r>
+          </w:p>
+        </w:tc>
+        <w:tc>
+          <w:tcPr>
+            <w:tcW w:w="1689" w:type="dxa"/>
+            <w:vAlign w:val="center"/>
+          </w:tcPr>
+          <w:p>
+            <w:pPr>
+              <w:tabs>
+                <w:tab w:val="left" w:pos="540"/>
+              </w:tabs>
+              <w:jc w:val="thaiDistribute"/>
+              <w:rPr>
+                <w:sz w:val="32"/>
+              </w:rPr>
+            </w:pPr>
+            <w:r>
+              <w:rPr>
+                <w:rFonts w:hint="cs"/>
+                <w:sz w:val="32"/>
+                <w:cs/>
+              </w:rPr>
+              <w:t>มากที่สุด</w:t>
+            </w:r>
+          </w:p>
+        </w:tc>
+      </w:tr>
+      <w:tr>
+        <w:trPr>
+          <w:trHeight w:val="505"/>
+        </w:trPr>
+        <w:tc>
+          <w:tcPr>
+            <w:tcW w:w="5523" w:type="dxa"/>
+            <w:vAlign w:val="center"/>
+          </w:tcPr>
+          <w:p>
+            <w:pPr>
+              <w:tabs>
+                <w:tab w:val="left" w:pos="540"/>
+              </w:tabs>
+              <w:jc w:val="thaiDistribute"/>
+              <w:rPr>
+                <w:sz w:val="32"/>
+              </w:rPr>
+            </w:pPr>
+            <w:r>
+              <w:rPr>
+                <w:sz w:val="32"/>
+              </w:rPr>
+              <w:t>3.</w:t>
+            </w:r>
+            <w:r>
+              <w:rPr>
+                <w:color w:val="FFFFFF" w:themeColor="background1"/>
+                <w:sz w:val="32"/>
+              </w:rPr>
+              <w:t>*</w:t>
+            </w:r>
+            <w:r>
+              <w:rPr>
+                <w:sz w:val="32"/>
+                <w:cs/>
+              </w:rPr>
+              <w:t>ความเหมาะสมของสีสันและขนาดตัวอักษร</w:t>
+            </w:r>
+          </w:p>
+        </w:tc>
+        <w:tc>
+          <w:tcPr>
+            <w:tcW w:w="709" w:type="dxa"/>
+            <w:vAlign w:val="center"/>
+          </w:tcPr>
+          <w:p>
+            <w:pPr>
+              <w:tabs>
+                <w:tab w:val="left" w:pos="540"/>
+              </w:tabs>
+              <w:jc w:val="thaiDistribute"/>
+              <w:rPr>
+                <w:sz w:val="32"/>
+              </w:rPr>
+            </w:pPr>
+            <w:r>
+              <w:rPr>
+                <w:sz w:val="32"/>
+              </w:rPr>
+              <w:t>4.70</w:t>
+            </w:r>
+          </w:p>
+        </w:tc>
+        <w:tc>
+          <w:tcPr>
+            <w:tcW w:w="709" w:type="dxa"/>
+            <w:vAlign w:val="center"/>
+          </w:tcPr>
+          <w:p>
+            <w:pPr>
+              <w:tabs>
+                <w:tab w:val="left" w:pos="540"/>
+              </w:tabs>
+              <w:jc w:val="thaiDistribute"/>
+              <w:rPr>
+                <w:sz w:val="32"/>
+              </w:rPr>
+            </w:pPr>
+            <w:r>
+              <w:rPr>
+                <w:sz w:val="32"/>
+              </w:rPr>
+              <w:t>0.41</w:t>
+            </w:r>
+          </w:p>
+        </w:tc>
+        <w:tc>
+          <w:tcPr>
+            <w:tcW w:w="1689" w:type="dxa"/>
+            <w:vAlign w:val="center"/>
+          </w:tcPr>
+          <w:p>
+            <w:pPr>
+              <w:tabs>
+                <w:tab w:val="left" w:pos="540"/>
+              </w:tabs>
+              <w:jc w:val="thaiDistribute"/>
+              <w:rPr>
+                <w:sz w:val="32"/>
+              </w:rPr>
+            </w:pPr>
+            <w:r>
+              <w:rPr>
+                <w:rFonts w:hint="cs"/>
+                <w:sz w:val="32"/>
+                <w:cs/>
+              </w:rPr>
+              <w:t>มากที่สุด</w:t>
+            </w:r>
+          </w:p>
+        </w:tc>
+      </w:tr>
+      <w:tr>
+        <w:trPr>
+          <w:trHeight w:val="505"/>
+        </w:trPr>
+        <w:tc>
+          <w:tcPr>
+            <w:tcW w:w="5523" w:type="dxa"/>
+            <w:vAlign w:val="center"/>
+          </w:tcPr>
+          <w:p>
+            <w:pPr>
+              <w:tabs>
+                <w:tab w:val="left" w:pos="540"/>
+              </w:tabs>
+              <w:jc w:val="thaiDistribute"/>
+              <w:rPr>
+                <w:sz w:val="32"/>
+              </w:rPr>
+            </w:pPr>
+            <w:r>
+              <w:rPr>
+                <w:sz w:val="32"/>
+              </w:rPr>
+              <w:t>4.</w:t>
+            </w:r>
+            <w:r>
+              <w:rPr>
+                <w:color w:val="FFFFFF" w:themeColor="background1"/>
+                <w:sz w:val="32"/>
+              </w:rPr>
+              <w:t>*</w:t>
+            </w:r>
+            <w:r>
+              <w:rPr>
+                <w:sz w:val="32"/>
+                <w:cs/>
+              </w:rPr>
+              <w:t>ความสวยงามและอ่านง่ายของรูปแบบข้อความ</w:t>
+            </w:r>
+          </w:p>
+        </w:tc>
+        <w:tc>
+          <w:tcPr>
+            <w:tcW w:w="709" w:type="dxa"/>
+            <w:vAlign w:val="center"/>
+          </w:tcPr>
+          <w:p>
+            <w:pPr>
+              <w:tabs>
+                <w:tab w:val="left" w:pos="540"/>
+              </w:tabs>
+              <w:jc w:val="thaiDistribute"/>
+              <w:rPr>
+                <w:sz w:val="32"/>
+              </w:rPr>
+            </w:pPr>
+            <w:r>
+              <w:rPr>
+                <w:sz w:val="32"/>
+              </w:rPr>
+              <w:t>4.80</w:t>
+            </w:r>
+          </w:p>
+        </w:tc>
+        <w:tc>
+          <w:tcPr>
+            <w:tcW w:w="709" w:type="dxa"/>
+            <w:vAlign w:val="center"/>
+          </w:tcPr>
+          <w:p>
+            <w:pPr>
+              <w:tabs>
+                <w:tab w:val="left" w:pos="540"/>
+              </w:tabs>
+              <w:jc w:val="thaiDistribute"/>
+              <w:rPr>
+                <w:sz w:val="32"/>
+              </w:rPr>
+            </w:pPr>
+            <w:r>
+              <w:rPr>
+                <w:sz w:val="32"/>
+              </w:rPr>
+              <w:t>0.45</w:t>
+            </w:r>
+          </w:p>
+        </w:tc>
+        <w:tc>
+          <w:tcPr>
+            <w:tcW w:w="1689" w:type="dxa"/>
+            <w:vAlign w:val="center"/>
+          </w:tcPr>
+          <w:p>
+            <w:pPr>
+              <w:tabs>
+                <w:tab w:val="left" w:pos="540"/>
+              </w:tabs>
+              <w:jc w:val="thaiDistribute"/>
+              <w:rPr>
+                <w:sz w:val="32"/>
+              </w:rPr>
+            </w:pPr>
+            <w:r>
+              <w:rPr>
+                <w:rFonts w:hint="cs"/>
+                <w:sz w:val="32"/>
+                <w:cs/>
+              </w:rPr>
+              <w:t>มากที่สุด</w:t>
+            </w:r>
+          </w:p>
+        </w:tc>
+      </w:tr>
+      <w:tr>
+        <w:trPr>
+          <w:trHeight w:val="505"/>
+        </w:trPr>
+        <w:tc>
+          <w:tcPr>
+            <w:tcW w:w="5523" w:type="dxa"/>
+            <w:vAlign w:val="center"/>
+          </w:tcPr>
+          <w:p>
+            <w:pPr>
+              <w:tabs>
+                <w:tab w:val="left" w:pos="540"/>
+              </w:tabs>
+              <w:jc w:val="thaiDistribute"/>
+              <w:rPr>
+                <w:sz w:val="32"/>
+              </w:rPr>
+            </w:pPr>
+            <w:r>
+              <w:rPr>
+                <w:sz w:val="32"/>
+              </w:rPr>
+              <w:t>5.</w:t>
+            </w:r>
+            <w:r>
+              <w:rPr>
+                <w:color w:val="FFFFFF" w:themeColor="background1"/>
+                <w:sz w:val="32"/>
+              </w:rPr>
+              <w:t>*</w:t>
+            </w:r>
+            <w:r>
+              <w:rPr>
+                <w:sz w:val="32"/>
+                <w:cs/>
+              </w:rPr>
+              <w:t>ความกลมกลืนและสม่ำเสมอของการออกแบบทั้งระบบ</w:t>
+            </w:r>
+          </w:p>
+        </w:tc>
+        <w:tc>
+          <w:tcPr>
+            <w:tcW w:w="709" w:type="dxa"/>
+            <w:vAlign w:val="center"/>
+          </w:tcPr>
+          <w:p>
+            <w:pPr>
+              <w:tabs>
+                <w:tab w:val="left" w:pos="540"/>
+              </w:tabs>
+              <w:jc w:val="thaiDistribute"/>
+              <w:rPr>
+                <w:sz w:val="32"/>
+              </w:rPr>
+            </w:pPr>
+            <w:r>
+              <w:rPr>
+                <w:sz w:val="32"/>
+              </w:rPr>
+              <w:t>4.73</w:t>
+            </w:r>
+          </w:p>
+        </w:tc>
+        <w:tc>
+          <w:tcPr>
+            <w:tcW w:w="709" w:type="dxa"/>
+            <w:vAlign w:val="center"/>
+          </w:tcPr>
+          <w:p>
+            <w:pPr>
+              <w:tabs>
+                <w:tab w:val="left" w:pos="540"/>
+              </w:tabs>
+              <w:jc w:val="thaiDistribute"/>
+              <w:rPr>
+                <w:sz w:val="32"/>
+              </w:rPr>
+            </w:pPr>
+            <w:r>
+              <w:rPr>
+                <w:sz w:val="32"/>
+              </w:rPr>
+              <w:t>0.44</w:t>
+            </w:r>
+          </w:p>
+        </w:tc>
+        <w:tc>
+          <w:tcPr>
+            <w:tcW w:w="1689" w:type="dxa"/>
+            <w:vAlign w:val="center"/>
+          </w:tcPr>
+          <w:p>
+            <w:pPr>
+              <w:tabs>
+                <w:tab w:val="left" w:pos="540"/>
+              </w:tabs>
+              <w:jc w:val="thaiDistribute"/>
+              <w:rPr>
+                <w:sz w:val="32"/>
+              </w:rPr>
+            </w:pPr>
+            <w:r>
+              <w:rPr>
+                <w:rFonts w:hint="cs"/>
+                <w:sz w:val="32"/>
+                <w:cs/>
+              </w:rPr>
+              <w:t>มากที่สุด</w:t>
+            </w:r>
+          </w:p>
+        </w:tc>
+      </w:tr>
+      <w:tr>
+        <w:trPr>
+          <w:trHeight w:val="505"/>
+        </w:trPr>
+        <w:tc>
+          <w:tcPr>
+            <w:tcW w:w="5523" w:type="dxa"/>
+            <w:vAlign w:val="center"/>
+          </w:tcPr>
+          <w:p>
+            <w:pPr>
+              <w:tabs>
+                <w:tab w:val="left" w:pos="540"/>
+              </w:tabs>
               <w:jc w:val="right"/>
               <w:rPr>
                 <w:b/>
@@ -20584,7 +19200,7 @@
               <w:rPr>
                 <w:sz w:val="32"/>
               </w:rPr>
-              <w:t>4.67</w:t>
+              <w:t>4.75</w:t>
             </w:r>
           </w:p>
         </w:tc>
@@ -20607,7 +19223,7 @@
               <w:rPr>
                 <w:sz w:val="32"/>
               </w:rPr>
-              <w:t>0.51</w:t>
+              <w:t>0.44</w:t>
             </w:r>
           </w:p>
         </w:tc>
@@ -20667,7 +19283,7 @@
                 <w:sz w:val="32"/>
                 <w:cs/>
               </w:rPr>
-              <w:t>ด้านภาพรวมของระบบ (</w:t>
+              <w:t>ด้านคุณภาพของระบบ (</w:t>
             </w:r>
             <w:r>
               <w:rPr>
@@ -20675,7 +19291,7 @@
                 <w:bCs/>
                 <w:sz w:val="32"/>
               </w:rPr>
-              <w:t>Overall System)</w:t>
+              <w:t>System Quality)</w:t>
             </w:r>
           </w:p>
         </w:tc>
@@ -20703,13 +19319,7 @@
               <w:rPr>
                 <w:sz w:val="32"/>
               </w:rPr>
-              <w:t>16</w:t>
-            </w:r>
-            <w:r>
-              <w:rPr>
-                <w:sz w:val="32"/>
-              </w:rPr>
-              <w:t>.</w:t>
+              <w:t>6.</w:t>
             </w:r>
             <w:r>
               <w:rPr>
@@ -20722,7 +19332,20 @@
               <w:rPr>
                 <w:cs/>
               </w:rPr>
-              <w:t>ความพึงพอใจโดยรวมต่อการใช้งานระบบ</w:t>
+              <w:t>ความถูกต้องและแม่นยำในการตอบคำถามของ</w:t>
+            </w:r>
+            <w:r>
+              <w:rPr>
+                <w:sz w:val="32"/>
+                <w:cs/>
+              </w:rPr>
+              <w:t xml:space="preserve"> </w:t>
+            </w:r>
+            <w:r>
+              <w:rPr>
+                <w:sz w:val="32"/>
+              </w:rPr>
+              <w:t>AI</w:t>
             </w:r>
           </w:p>
         </w:tc>
@@ -20822,7 +19445,7 @@
               <w:rPr>
                 <w:sz w:val="32"/>
               </w:rPr>
-              <w:t>17.</w:t>
+              <w:t>7.</w:t>
             </w:r>
             <w:r>
               <w:rPr>
@@ -20836,7 +19459,7 @@
                 <w:sz w:val="32"/>
                 <w:cs/>
               </w:rPr>
-              <w:t>ความสามารถในการช่วยลดขั้นตอนและเวลาทำงาน</w:t>
+              <w:t>ความเสถียรและความรวดเร็วในการประมวลผลของระบบ</w:t>
             </w:r>
           </w:p>
         </w:tc>
@@ -20859,7 +19482,7 @@
               <w:rPr>
                 <w:sz w:val="32"/>
               </w:rPr>
-              <w:t>4.73</w:t>
+              <w:t>4.70</w:t>
             </w:r>
           </w:p>
         </w:tc>
@@ -20882,7 +19505,7 @@
               <w:rPr>
                 <w:sz w:val="32"/>
               </w:rPr>
-              <w:t>0.45</w:t>
+              <w:t>0.53</w:t>
             </w:r>
           </w:p>
         </w:tc>
@@ -20935,7 +19558,7 @@
               <w:rPr>
                 <w:sz w:val="32"/>
               </w:rPr>
-              <w:t>18.</w:t>
+              <w:t>8.</w:t>
             </w:r>
             <w:r>
               <w:rPr>
@@ -20949,7 +19572,7 @@
                 <w:sz w:val="32"/>
                 <w:cs/>
               </w:rPr>
-              <w:t>ประโยชน์ที่ได้รับจากการใช้งานระบบนี้</w:t>
+              <w:t>ความแม่นยำและตรงเวลาของระบบแจ้งเตือนต่าง ๆ</w:t>
             </w:r>
           </w:p>
         </w:tc>
@@ -20972,7 +19595,7 @@
               <w:rPr>
                 <w:sz w:val="32"/>
               </w:rPr>
-              <w:t>4.90</w:t>
+              <w:t>4.73</w:t>
             </w:r>
           </w:p>
         </w:tc>
@@ -20995,7 +19618,7 @@
               <w:rPr>
                 <w:sz w:val="32"/>
               </w:rPr>
-              <w:t>0.31</w:t>
+              <w:t>0.45</w:t>
             </w:r>
           </w:p>
         </w:tc>
@@ -21049,7 +19672,7 @@
               <w:rPr>
                 <w:sz w:val="32"/>
               </w:rPr>
-              <w:t>19.</w:t>
+              <w:t>9.</w:t>
             </w:r>
             <w:r>
               <w:rPr>
@@ -21063,7 +19686,7 @@
                 <w:sz w:val="32"/>
                 <w:cs/>
               </w:rPr>
-              <w:t>ความเหมาะสมของระบบต่อการนำมาใช้งานจริงในองค์กร</w:t>
+              <w:t>ความถูกต้องในการบันทึกและแสดงผลข้อมูล</w:t>
             </w:r>
           </w:p>
         </w:tc>
@@ -21162,7 +19785,7 @@
               <w:rPr>
                 <w:sz w:val="32"/>
               </w:rPr>
-              <w:t>20.</w:t>
+              <w:t>10.</w:t>
             </w:r>
             <w:r>
               <w:rPr>
@@ -21176,7 +19799,7 @@
                 <w:sz w:val="32"/>
                 <w:cs/>
               </w:rPr>
-              <w:t>ความต้องการให้ใช้งานระบบนี้อย่างต่อเนื่องต่อไป</w:t>
+              <w:t>ความปลอดภัยในการจัดการและการเข้าถึงข้อมูลส่วนบุคคล</w:t>
             </w:r>
           </w:p>
         </w:tc>
@@ -21199,7 +19822,7 @@
               <w:rPr>
                 <w:sz w:val="32"/>
               </w:rPr>
-              <w:t>4.77</w:t>
+              <w:t>4.67</w:t>
             </w:r>
           </w:p>
         </w:tc>
@@ -21222,7 +19845,7 @@
               <w:rPr>
                 <w:sz w:val="32"/>
               </w:rPr>
-              <w:t>0.43</w:t>
+              <w:t>0.55</w:t>
             </w:r>
           </w:p>
         </w:tc>
@@ -21302,7 +19925,7 @@
               <w:rPr>
                 <w:sz w:val="32"/>
               </w:rPr>
-              <w:t>4.79</w:t>
+              <w:t>4.73</w:t>
             </w:r>
           </w:p>
         </w:tc>
@@ -21325,7 +19948,521 @@
               <w:rPr>
                 <w:sz w:val="32"/>
               </w:rPr>
-              <w:t>0.41</w:t>
+              <w:t>0.47</w:t>
+            </w:r>
+          </w:p>
+        </w:tc>
+        <w:tc>
+          <w:tcPr>
+            <w:tcW w:w="1689" w:type="dxa"/>
+            <w:vAlign w:val="center"/>
+          </w:tcPr>
+          <w:p>
+            <w:pPr>
+              <w:tabs>
+                <w:tab w:val="left" w:pos="540"/>
+              </w:tabs>
+              <w:jc w:val="thaiDistribute"/>
+              <w:rPr>
+                <w:sz w:val="32"/>
+              </w:rPr>
+            </w:pPr>
+            <w:r>
+              <w:rPr>
+                <w:rFonts w:hint="cs"/>
+                <w:sz w:val="32"/>
+                <w:cs/>
+              </w:rPr>
+              <w:t>มากที่สุด</w:t>
+            </w:r>
+          </w:p>
+        </w:tc>
+      </w:tr>
+      <w:tr>
+        <w:trPr>
+          <w:trHeight w:val="422"/>
+        </w:trPr>
+        <w:tc>
+          <w:tcPr>
+            <w:tcW w:w="8630" w:type="dxa"/>
+            <w:gridSpan w:val="4"/>
+            <w:shd w:val="clear" w:color="auto" w:fill="C5E0B3" w:themeFill="accent6" w:themeFillTint="66"/>
+          </w:tcPr>
+          <w:p>
+            <w:pPr>
+              <w:shd w:val="clear" w:color="auto" w:fill="C5E0B3" w:themeFill="accent6" w:themeFillTint="66"/>
+              <w:tabs>
+                <w:tab w:val="left" w:pos="540"/>
+              </w:tabs>
+              <w:jc w:val="thaiDistribute"/>
+              <w:rPr>
+                <w:b/>
+                <w:bCs/>
+                <w:sz w:val="32"/>
+              </w:rPr>
+            </w:pPr>
+            <w:r>
+              <w:rPr>
+                <w:b/>
+                <w:bCs/>
+                <w:sz w:val="32"/>
+                <w:cs/>
+              </w:rPr>
+              <w:t>ด้านความสะดวกในการใช้งาน (</w:t>
+            </w:r>
+            <w:r>
+              <w:rPr>
+                <w:b/>
+                <w:bCs/>
+                <w:sz w:val="32"/>
+              </w:rPr>
+              <w:t>Usability)</w:t>
+            </w:r>
+          </w:p>
+        </w:tc>
+      </w:tr>
+      <w:tr>
+        <w:trPr>
+          <w:trHeight w:val="505"/>
+        </w:trPr>
+        <w:tc>
+          <w:tcPr>
+            <w:tcW w:w="5523" w:type="dxa"/>
+            <w:vAlign w:val="center"/>
+          </w:tcPr>
+          <w:p>
+            <w:pPr>
+              <w:tabs>
+                <w:tab w:val="left" w:pos="540"/>
+              </w:tabs>
+              <w:jc w:val="thaiDistribute"/>
+              <w:rPr>
+                <w:sz w:val="32"/>
+              </w:rPr>
+            </w:pPr>
+            <w:r>
+              <w:rPr>
+                <w:sz w:val="32"/>
+              </w:rPr>
+              <w:t>11.</w:t>
+            </w:r>
+            <w:r>
+              <w:rPr>
+                <w:color w:val="FFFFFF" w:themeColor="background1"/>
+                <w:sz w:val="32"/>
+              </w:rPr>
+              <w:t>*</w:t>
+            </w:r>
+            <w:r>
+              <w:rPr>
+                <w:cs/>
+              </w:rPr>
+              <w:t xml:space="preserve">ความสะดวกและรวดเร็วในการเข้าสู่ระบบ </w:t>
+            </w:r>
+            <w:r>
+              <w:rPr>
+                <w:sz w:val="32"/>
+                <w:cs/>
+              </w:rPr>
+              <w:t>(</w:t>
+            </w:r>
+            <w:r>
+              <w:rPr>
+                <w:sz w:val="32"/>
+              </w:rPr>
+              <w:t>Login / OTP)</w:t>
+            </w:r>
+          </w:p>
+        </w:tc>
+        <w:tc>
+          <w:tcPr>
+            <w:tcW w:w="709" w:type="dxa"/>
+            <w:vAlign w:val="center"/>
+          </w:tcPr>
+          <w:p>
+            <w:pPr>
+              <w:tabs>
+                <w:tab w:val="left" w:pos="540"/>
+              </w:tabs>
+              <w:jc w:val="thaiDistribute"/>
+              <w:rPr>
+                <w:sz w:val="32"/>
+              </w:rPr>
+            </w:pPr>
+            <w:r>
+              <w:rPr>
+                <w:sz w:val="32"/>
+              </w:rPr>
+              <w:t>4.77</w:t>
+            </w:r>
+          </w:p>
+        </w:tc>
+        <w:tc>
+          <w:tcPr>
+            <w:tcW w:w="709" w:type="dxa"/>
+            <w:vAlign w:val="center"/>
+          </w:tcPr>
+          <w:p>
+            <w:pPr>
+              <w:tabs>
+                <w:tab w:val="left" w:pos="540"/>
+              </w:tabs>
+              <w:jc w:val="thaiDistribute"/>
+              <w:rPr>
+                <w:sz w:val="32"/>
+              </w:rPr>
+            </w:pPr>
+            <w:r>
+              <w:rPr>
+                <w:sz w:val="32"/>
+              </w:rPr>
+              <w:t>0.50</w:t>
+            </w:r>
+          </w:p>
+        </w:tc>
+        <w:tc>
+          <w:tcPr>
+            <w:tcW w:w="1689" w:type="dxa"/>
+            <w:vAlign w:val="center"/>
+          </w:tcPr>
+          <w:p>
+            <w:pPr>
+              <w:tabs>
+                <w:tab w:val="left" w:pos="540"/>
+              </w:tabs>
+              <w:jc w:val="thaiDistribute"/>
+              <w:rPr>
+                <w:sz w:val="32"/>
+              </w:rPr>
+            </w:pPr>
+            <w:r>
+              <w:rPr>
+                <w:rFonts w:hint="cs"/>
+                <w:sz w:val="32"/>
+                <w:cs/>
+              </w:rPr>
+              <w:t>มากที่สุด</w:t>
+            </w:r>
+          </w:p>
+        </w:tc>
+      </w:tr>
+      <w:tr>
+        <w:trPr>
+          <w:trHeight w:val="505"/>
+        </w:trPr>
+        <w:tc>
+          <w:tcPr>
+            <w:tcW w:w="5523" w:type="dxa"/>
+            <w:vAlign w:val="center"/>
+          </w:tcPr>
+          <w:p>
+            <w:pPr>
+              <w:tabs>
+                <w:tab w:val="left" w:pos="540"/>
+              </w:tabs>
+              <w:jc w:val="thaiDistribute"/>
+              <w:rPr>
+                <w:sz w:val="32"/>
+              </w:rPr>
+            </w:pPr>
+            <w:r>
+              <w:rPr>
+                <w:sz w:val="32"/>
+              </w:rPr>
+              <w:t>12.</w:t>
+            </w:r>
+            <w:r>
+              <w:rPr>
+                <w:color w:val="FFFFFF" w:themeColor="background1"/>
+                <w:sz w:val="32"/>
+              </w:rPr>
+              <w:t>*</w:t>
+            </w:r>
+            <w:r>
+              <w:rPr>
+                <w:sz w:val="32"/>
+                <w:cs/>
+              </w:rPr>
+              <w:t xml:space="preserve">ความคล่องตัวในการใช้งานผ่านแอปพลิเคชัน </w:t>
+            </w:r>
+            <w:r>
+              <w:rPr>
+                <w:sz w:val="32"/>
+              </w:rPr>
+              <w:t>LINE</w:t>
+            </w:r>
+          </w:p>
+        </w:tc>
+        <w:tc>
+          <w:tcPr>
+            <w:tcW w:w="709" w:type="dxa"/>
+            <w:vAlign w:val="center"/>
+          </w:tcPr>
+          <w:p>
+            <w:pPr>
+              <w:tabs>
+                <w:tab w:val="left" w:pos="540"/>
+              </w:tabs>
+              <w:jc w:val="thaiDistribute"/>
+              <w:rPr>
+                <w:sz w:val="32"/>
+              </w:rPr>
+            </w:pPr>
+            <w:r>
+              <w:rPr>
+                <w:sz w:val="32"/>
+              </w:rPr>
+              <w:t>4.53</w:t>
+            </w:r>
+          </w:p>
+        </w:tc>
+        <w:tc>
+          <w:tcPr>
+            <w:tcW w:w="709" w:type="dxa"/>
+            <w:vAlign w:val="center"/>
+          </w:tcPr>
+          <w:p>
+            <w:pPr>
+              <w:tabs>
+                <w:tab w:val="left" w:pos="540"/>
+              </w:tabs>
+              <w:jc w:val="thaiDistribute"/>
+              <w:rPr>
+                <w:sz w:val="32"/>
+              </w:rPr>
+            </w:pPr>
+            <w:r>
+              <w:rPr>
+                <w:sz w:val="32"/>
+              </w:rPr>
+              <w:t>0.63</w:t>
+            </w:r>
+          </w:p>
+        </w:tc>
+        <w:tc>
+          <w:tcPr>
+            <w:tcW w:w="1689" w:type="dxa"/>
+            <w:vAlign w:val="center"/>
+          </w:tcPr>
+          <w:p>
+            <w:pPr>
+              <w:tabs>
+                <w:tab w:val="left" w:pos="540"/>
+              </w:tabs>
+              <w:jc w:val="thaiDistribute"/>
+              <w:rPr>
+                <w:sz w:val="32"/>
+              </w:rPr>
+            </w:pPr>
+            <w:r>
+              <w:rPr>
+                <w:rFonts w:hint="cs"/>
+                <w:sz w:val="32"/>
+                <w:cs/>
+              </w:rPr>
+              <w:t>มากที่สุด</w:t>
+            </w:r>
+          </w:p>
+        </w:tc>
+      </w:tr>
+      <w:tr>
+        <w:trPr>
+          <w:trHeight w:val="505"/>
+        </w:trPr>
+        <w:tc>
+          <w:tcPr>
+            <w:tcW w:w="5523" w:type="dxa"/>
+            <w:vAlign w:val="center"/>
+          </w:tcPr>
+          <w:p>
+            <w:pPr>
+              <w:tabs>
+                <w:tab w:val="left" w:pos="540"/>
+              </w:tabs>
+              <w:jc w:val="thaiDistribute"/>
+              <w:rPr>
+                <w:sz w:val="32"/>
+              </w:rPr>
+            </w:pPr>
+            <w:r>
+              <w:rPr>
+                <w:sz w:val="32"/>
+              </w:rPr>
+              <w:t>13.</w:t>
+            </w:r>
+            <w:r>
+              <w:rPr>
+                <w:color w:val="FFFFFF" w:themeColor="background1"/>
+                <w:sz w:val="32"/>
+              </w:rPr>
+              <w:t>*</w:t>
+            </w:r>
+            <w:r>
+              <w:rPr>
+                <w:sz w:val="32"/>
+                <w:cs/>
+              </w:rPr>
+              <w:t>ความง่ายในการค้นหาเมนูและฟังก์ชันที่ต้องการ</w:t>
+            </w:r>
+          </w:p>
+        </w:tc>
+        <w:tc>
+          <w:tcPr>
+            <w:tcW w:w="709" w:type="dxa"/>
+            <w:vAlign w:val="center"/>
+          </w:tcPr>
+          <w:p>
+            <w:pPr>
+              <w:tabs>
+                <w:tab w:val="left" w:pos="540"/>
+              </w:tabs>
+              <w:jc w:val="thaiDistribute"/>
+              <w:rPr>
+                <w:sz w:val="32"/>
+              </w:rPr>
+            </w:pPr>
+            <w:r>
+              <w:rPr>
+                <w:sz w:val="32"/>
+              </w:rPr>
+              <w:t>4.63</w:t>
+            </w:r>
+          </w:p>
+        </w:tc>
+        <w:tc>
+          <w:tcPr>
+            <w:tcW w:w="709" w:type="dxa"/>
+            <w:vAlign w:val="center"/>
+          </w:tcPr>
+          <w:p>
+            <w:pPr>
+              <w:tabs>
+                <w:tab w:val="left" w:pos="540"/>
+              </w:tabs>
+              <w:jc w:val="thaiDistribute"/>
+              <w:rPr>
+                <w:sz w:val="32"/>
+              </w:rPr>
+            </w:pPr>
+            <w:r>
+              <w:rPr>
+                <w:sz w:val="32"/>
+              </w:rPr>
+              <w:t>0.49</w:t>
+            </w:r>
+          </w:p>
+        </w:tc>
+        <w:tc>
+          <w:tcPr>
+            <w:tcW w:w="1689" w:type="dxa"/>
+            <w:vAlign w:val="center"/>
+          </w:tcPr>
+          <w:p>
+            <w:pPr>
+              <w:tabs>
+                <w:tab w:val="left" w:pos="540"/>
+              </w:tabs>
+              <w:jc w:val="thaiDistribute"/>
+              <w:rPr>
+                <w:sz w:val="32"/>
+              </w:rPr>
+            </w:pPr>
+            <w:r>
+              <w:rPr>
+                <w:rFonts w:hint="cs"/>
+                <w:sz w:val="32"/>
+                <w:cs/>
+              </w:rPr>
+              <w:t>มากที่สุด</w:t>
+            </w:r>
+          </w:p>
+        </w:tc>
+      </w:tr>
+      <w:tr>
+        <w:trPr>
+          <w:trHeight w:val="505"/>
+        </w:trPr>
+        <w:tc>
+          <w:tcPr>
+            <w:tcW w:w="5523" w:type="dxa"/>
+            <w:vAlign w:val="center"/>
+          </w:tcPr>
+          <w:p>
+            <w:pPr>
+              <w:tabs>
+                <w:tab w:val="left" w:pos="540"/>
+              </w:tabs>
+              <w:jc w:val="thaiDistribute"/>
+              <w:rPr>
+                <w:sz w:val="32"/>
+                <w:cs/>
+              </w:rPr>
+            </w:pPr>
+            <w:r>
+              <w:rPr>
+                <w:sz w:val="32"/>
+              </w:rPr>
+              <w:t>14.</w:t>
+            </w:r>
+            <w:r>
+              <w:rPr>
+                <w:color w:val="FFFFFF" w:themeColor="background1"/>
+                <w:sz w:val="32"/>
+              </w:rPr>
+              <w:t>*</w:t>
+            </w:r>
+            <w:r>
+              <w:rPr>
+                <w:sz w:val="32"/>
+                <w:cs/>
+              </w:rPr>
+              <w:t>ขั้นตอนการใช้งานไม่ซับซ้อนและเข้าใจได้ง่าย</w:t>
+            </w:r>
+          </w:p>
+        </w:tc>
+        <w:tc>
+          <w:tcPr>
+            <w:tcW w:w="709" w:type="dxa"/>
+            <w:vAlign w:val="center"/>
+          </w:tcPr>
+          <w:p>
+            <w:pPr>
+              <w:tabs>
+                <w:tab w:val="left" w:pos="540"/>
+              </w:tabs>
+              <w:jc w:val="thaiDistribute"/>
+              <w:rPr>
+                <w:sz w:val="32"/>
+              </w:rPr>
+            </w:pPr>
+            <w:r>
+              <w:rPr>
+                <w:sz w:val="32"/>
+              </w:rPr>
+              <w:t>4.67</w:t>
+            </w:r>
+          </w:p>
+        </w:tc>
+        <w:tc>
+          <w:tcPr>
+            <w:tcW w:w="709" w:type="dxa"/>
+            <w:vAlign w:val="center"/>
+          </w:tcPr>
+          <w:p>
+            <w:pPr>
+              <w:tabs>
+                <w:tab w:val="left" w:pos="540"/>
+              </w:tabs>
+              <w:jc w:val="thaiDistribute"/>
+              <w:rPr>
+                <w:sz w:val="32"/>
+              </w:rPr>
+            </w:pPr>
+            <w:r>
+              <w:rPr>
+                <w:sz w:val="32"/>
+              </w:rPr>
+              <w:t>0.48</w:t>
             </w:r>
           </w:p>
         </w:tc>
@@ -21358,6 +20495,1289 @@
     </w:tbl>
     <w:p>
       <w:pPr>
+        <w:rPr>
+          <w:b/>
+          <w:bCs/>
+          <w:sz w:val="32"/>
+        </w:rPr>
+      </w:pPr>
+    </w:p>
+    <w:p>
+      <w:pPr>
+        <w:rPr>
+          <w:b/>
+          <w:bCs/>
+          <w:sz w:val="32"/>
+        </w:rPr>
+      </w:pPr>
+      <w:r>
+        <w:rPr>
+          <w:b/>
+          <w:bCs/>
+          <w:sz w:val="32"/>
+          <w:cs/>
+        </w:rPr>
+        <w:lastRenderedPageBreak/>
+        <w:t xml:space="preserve">ตารางที่ </w:t>
+      </w:r>
+      <w:r>
+        <w:rPr>
+          <w:b/>
+          <w:bCs/>
+          <w:sz w:val="32"/>
+        </w:rPr>
+        <w:t>4-</w:t>
+      </w:r>
+      <w:r>
+        <w:rPr>
+          <w:rFonts w:hint="cs"/>
+          <w:b/>
+          <w:bCs/>
+          <w:sz w:val="32"/>
+          <w:cs/>
+        </w:rPr>
+        <w:t>2</w:t>
+      </w:r>
+      <w:r>
+        <w:rPr>
+          <w:b/>
+          <w:bCs/>
+          <w:sz w:val="32"/>
+        </w:rPr>
+        <w:t xml:space="preserve"> (</w:t>
+      </w:r>
+      <w:r>
+        <w:rPr>
+          <w:b/>
+          <w:bCs/>
+          <w:sz w:val="32"/>
+          <w:cs/>
+        </w:rPr>
+        <w:t>ต่อ)</w:t>
+      </w:r>
+    </w:p>
+    <w:tbl>
+      <w:tblPr>
+        <w:tblStyle w:val="TableGrid"/>
+        <w:tblW w:w="0" w:type="auto"/>
+        <w:tblLook w:val="04A0" w:firstRow="1" w:lastRow="0" w:firstColumn="1" w:lastColumn="0" w:noHBand="0" w:noVBand="1"/>
+      </w:tblPr>
+      <w:tblGrid>
+        <w:gridCol w:w="5523"/>
+        <w:gridCol w:w="709"/>
+        <w:gridCol w:w="709"/>
+        <w:gridCol w:w="1689"/>
+      </w:tblGrid>
+      <w:tr>
+        <w:trPr>
+          <w:trHeight w:val="905"/>
+        </w:trPr>
+        <w:tc>
+          <w:tcPr>
+            <w:tcW w:w="5523" w:type="dxa"/>
+            <w:shd w:val="clear" w:color="auto" w:fill="E7E6E6" w:themeFill="background2"/>
+            <w:vAlign w:val="center"/>
+          </w:tcPr>
+          <w:p>
+            <w:pPr>
+              <w:tabs>
+                <w:tab w:val="left" w:pos="540"/>
+              </w:tabs>
+              <w:jc w:val="center"/>
+              <w:rPr>
+                <w:b/>
+                <w:bCs/>
+                <w:sz w:val="32"/>
+              </w:rPr>
+            </w:pPr>
+            <w:r>
+              <w:rPr>
+                <w:rFonts w:hint="cs"/>
+                <w:b/>
+                <w:bCs/>
+                <w:sz w:val="32"/>
+                <w:cs/>
+              </w:rPr>
+              <w:t>รายการ</w:t>
+            </w:r>
+          </w:p>
+        </w:tc>
+        <w:tc>
+          <w:tcPr>
+            <w:tcW w:w="709" w:type="dxa"/>
+            <w:shd w:val="clear" w:color="auto" w:fill="E7E6E6" w:themeFill="background2"/>
+            <w:vAlign w:val="center"/>
+          </w:tcPr>
+          <w:p>
+            <w:pPr>
+              <w:tabs>
+                <w:tab w:val="left" w:pos="540"/>
+              </w:tabs>
+              <w:jc w:val="center"/>
+              <w:rPr>
+                <w:sz w:val="32"/>
+              </w:rPr>
+            </w:pPr>
+            <m:oMathPara>
+              <m:oMath>
+                <m:acc>
+                  <m:accPr>
+                    <m:chr m:val="̅"/>
+                    <m:ctrlPr>
+                      <w:rPr>
+                        <w:rFonts w:ascii="Cambria Math" w:hAnsi="Cambria Math"/>
+                        <w:i/>
+                        <w:sz w:val="32"/>
+                      </w:rPr>
+                    </m:ctrlPr>
+                  </m:accPr>
+                  <m:e>
+                    <m:r>
+                      <w:rPr>
+                        <w:rFonts w:ascii="Cambria Math" w:hAnsi="Cambria Math"/>
+                        <w:sz w:val="32"/>
+                      </w:rPr>
+                      <m:t>x</m:t>
+                    </m:r>
+                  </m:e>
+                </m:acc>
+              </m:oMath>
+            </m:oMathPara>
+          </w:p>
+        </w:tc>
+        <w:tc>
+          <w:tcPr>
+            <w:tcW w:w="709" w:type="dxa"/>
+            <w:shd w:val="clear" w:color="auto" w:fill="E7E6E6" w:themeFill="background2"/>
+            <w:vAlign w:val="center"/>
+          </w:tcPr>
+          <w:p>
+            <w:pPr>
+              <w:tabs>
+                <w:tab w:val="left" w:pos="540"/>
+              </w:tabs>
+              <w:jc w:val="center"/>
+              <w:rPr>
+                <w:b/>
+                <w:bCs/>
+                <w:sz w:val="32"/>
+              </w:rPr>
+            </w:pPr>
+            <w:r>
+              <w:rPr>
+                <w:b/>
+                <w:bCs/>
+                <w:sz w:val="32"/>
+              </w:rPr>
+              <w:t>S.D</w:t>
+            </w:r>
+            <w:r>
+              <w:rPr>
+                <w:b/>
+                <w:bCs/>
+                <w:sz w:val="32"/>
+              </w:rPr>
+              <w:t>.</w:t>
+            </w:r>
+          </w:p>
+        </w:tc>
+        <w:tc>
+          <w:tcPr>
+            <w:tcW w:w="1689" w:type="dxa"/>
+            <w:shd w:val="clear" w:color="auto" w:fill="E7E6E6" w:themeFill="background2"/>
+            <w:vAlign w:val="center"/>
+          </w:tcPr>
+          <w:p>
+            <w:pPr>
+              <w:tabs>
+                <w:tab w:val="left" w:pos="540"/>
+              </w:tabs>
+              <w:jc w:val="center"/>
+              <w:rPr>
+                <w:b/>
+                <w:bCs/>
+                <w:sz w:val="32"/>
+                <w:cs/>
+              </w:rPr>
+            </w:pPr>
+            <w:r>
+              <w:rPr>
+                <w:rFonts w:hint="cs"/>
+                <w:b/>
+                <w:bCs/>
+                <w:sz w:val="32"/>
+                <w:cs/>
+              </w:rPr>
+              <w:t>แปลความหมาย</w:t>
+            </w:r>
+          </w:p>
+        </w:tc>
+      </w:tr>
+      <w:tr>
+        <w:trPr>
+          <w:trHeight w:val="505"/>
+        </w:trPr>
+        <w:tc>
+          <w:tcPr>
+            <w:tcW w:w="5523" w:type="dxa"/>
+            <w:vAlign w:val="center"/>
+          </w:tcPr>
+          <w:p>
+            <w:pPr>
+              <w:tabs>
+                <w:tab w:val="left" w:pos="540"/>
+              </w:tabs>
+              <w:rPr>
+                <w:sz w:val="32"/>
+                <w:cs/>
+              </w:rPr>
+            </w:pPr>
+            <w:r>
+              <w:rPr>
+                <w:sz w:val="32"/>
+              </w:rPr>
+              <w:t>15.</w:t>
+            </w:r>
+            <w:r>
+              <w:rPr>
+                <w:color w:val="FFFFFF" w:themeColor="background1"/>
+                <w:sz w:val="32"/>
+              </w:rPr>
+              <w:t>*</w:t>
+            </w:r>
+            <w:r>
+              <w:rPr>
+                <w:sz w:val="32"/>
+                <w:cs/>
+              </w:rPr>
+              <w:t>ความสามารถในการเรียนรู้วิธีใช้งานได้ด้วยตนเอง</w:t>
+            </w:r>
+          </w:p>
+        </w:tc>
+        <w:tc>
+          <w:tcPr>
+            <w:tcW w:w="709" w:type="dxa"/>
+            <w:vAlign w:val="center"/>
+          </w:tcPr>
+          <w:p>
+            <w:pPr>
+              <w:tabs>
+                <w:tab w:val="left" w:pos="540"/>
+              </w:tabs>
+              <w:jc w:val="thaiDistribute"/>
+              <w:rPr>
+                <w:sz w:val="32"/>
+              </w:rPr>
+            </w:pPr>
+            <w:r>
+              <w:rPr>
+                <w:sz w:val="32"/>
+              </w:rPr>
+              <w:t>4.73</w:t>
+            </w:r>
+          </w:p>
+        </w:tc>
+        <w:tc>
+          <w:tcPr>
+            <w:tcW w:w="709" w:type="dxa"/>
+            <w:vAlign w:val="center"/>
+          </w:tcPr>
+          <w:p>
+            <w:pPr>
+              <w:tabs>
+                <w:tab w:val="left" w:pos="540"/>
+              </w:tabs>
+              <w:jc w:val="thaiDistribute"/>
+              <w:rPr>
+                <w:sz w:val="32"/>
+              </w:rPr>
+            </w:pPr>
+            <w:r>
+              <w:rPr>
+                <w:sz w:val="32"/>
+              </w:rPr>
+              <w:t>0.45</w:t>
+            </w:r>
+          </w:p>
+        </w:tc>
+        <w:tc>
+          <w:tcPr>
+            <w:tcW w:w="1689" w:type="dxa"/>
+            <w:vAlign w:val="center"/>
+          </w:tcPr>
+          <w:p>
+            <w:pPr>
+              <w:tabs>
+                <w:tab w:val="left" w:pos="540"/>
+              </w:tabs>
+              <w:jc w:val="thaiDistribute"/>
+              <w:rPr>
+                <w:sz w:val="32"/>
+                <w:cs/>
+              </w:rPr>
+            </w:pPr>
+            <w:r>
+              <w:rPr>
+                <w:rFonts w:hint="cs"/>
+                <w:sz w:val="32"/>
+                <w:cs/>
+              </w:rPr>
+              <w:t>มากที่สุด</w:t>
+            </w:r>
+          </w:p>
+        </w:tc>
+      </w:tr>
+      <w:tr>
+        <w:trPr>
+          <w:trHeight w:val="505"/>
+        </w:trPr>
+        <w:tc>
+          <w:tcPr>
+            <w:tcW w:w="5523" w:type="dxa"/>
+            <w:vAlign w:val="center"/>
+          </w:tcPr>
+          <w:p>
+            <w:pPr>
+              <w:tabs>
+                <w:tab w:val="left" w:pos="540"/>
+              </w:tabs>
+              <w:jc w:val="right"/>
+              <w:rPr>
+                <w:b/>
+                <w:bCs/>
+                <w:sz w:val="32"/>
+              </w:rPr>
+            </w:pPr>
+            <w:r>
+              <w:rPr>
+                <w:b/>
+                <w:bCs/>
+                <w:cs/>
+              </w:rPr>
+              <w:t>ค่าเฉลี่ยโดยรวมด้านความสะดวกในการใช้งาน</w:t>
+            </w:r>
+          </w:p>
+        </w:tc>
+        <w:tc>
+          <w:tcPr>
+            <w:tcW w:w="709" w:type="dxa"/>
+            <w:vAlign w:val="center"/>
+          </w:tcPr>
+          <w:p>
+            <w:pPr>
+              <w:tabs>
+                <w:tab w:val="left" w:pos="540"/>
+              </w:tabs>
+              <w:jc w:val="thaiDistribute"/>
+              <w:rPr>
+                <w:sz w:val="32"/>
+              </w:rPr>
+            </w:pPr>
+            <w:r>
+              <w:rPr>
+                <w:sz w:val="32"/>
+              </w:rPr>
+              <w:t>4.67</w:t>
+            </w:r>
+          </w:p>
+        </w:tc>
+        <w:tc>
+          <w:tcPr>
+            <w:tcW w:w="709" w:type="dxa"/>
+            <w:vAlign w:val="center"/>
+          </w:tcPr>
+          <w:p>
+            <w:pPr>
+              <w:tabs>
+                <w:tab w:val="left" w:pos="540"/>
+              </w:tabs>
+              <w:jc w:val="thaiDistribute"/>
+              <w:rPr>
+                <w:sz w:val="32"/>
+              </w:rPr>
+            </w:pPr>
+            <w:r>
+              <w:rPr>
+                <w:sz w:val="32"/>
+              </w:rPr>
+              <w:t>0.51</w:t>
+            </w:r>
+          </w:p>
+        </w:tc>
+        <w:tc>
+          <w:tcPr>
+            <w:tcW w:w="1689" w:type="dxa"/>
+            <w:vAlign w:val="center"/>
+          </w:tcPr>
+          <w:p>
+            <w:pPr>
+              <w:tabs>
+                <w:tab w:val="left" w:pos="540"/>
+              </w:tabs>
+              <w:jc w:val="thaiDistribute"/>
+              <w:rPr>
+                <w:sz w:val="32"/>
+              </w:rPr>
+            </w:pPr>
+            <w:r>
+              <w:rPr>
+                <w:rFonts w:hint="cs"/>
+                <w:sz w:val="32"/>
+                <w:cs/>
+              </w:rPr>
+              <w:t>มากที่สุด</w:t>
+            </w:r>
+          </w:p>
+        </w:tc>
+      </w:tr>
+      <w:tr>
+        <w:trPr>
+          <w:trHeight w:val="422"/>
+        </w:trPr>
+        <w:tc>
+          <w:tcPr>
+            <w:tcW w:w="8630" w:type="dxa"/>
+            <w:gridSpan w:val="4"/>
+            <w:shd w:val="clear" w:color="auto" w:fill="C5E0B3" w:themeFill="accent6" w:themeFillTint="66"/>
+          </w:tcPr>
+          <w:p>
+            <w:pPr>
+              <w:shd w:val="clear" w:color="auto" w:fill="C5E0B3" w:themeFill="accent6" w:themeFillTint="66"/>
+              <w:tabs>
+                <w:tab w:val="left" w:pos="540"/>
+              </w:tabs>
+              <w:jc w:val="thaiDistribute"/>
+              <w:rPr>
+                <w:b/>
+                <w:bCs/>
+                <w:sz w:val="32"/>
+              </w:rPr>
+            </w:pPr>
+            <w:r>
+              <w:rPr>
+                <w:b/>
+                <w:bCs/>
+                <w:sz w:val="32"/>
+                <w:cs/>
+              </w:rPr>
+              <w:t>ด้านภาพรวมของระบบ (</w:t>
+            </w:r>
+            <w:r>
+              <w:rPr>
+                <w:b/>
+                <w:bCs/>
+                <w:sz w:val="32"/>
+              </w:rPr>
+              <w:t>Overall System)</w:t>
+            </w:r>
+          </w:p>
+        </w:tc>
+      </w:tr>
+      <w:tr>
+        <w:trPr>
+          <w:trHeight w:val="505"/>
+        </w:trPr>
+        <w:tc>
+          <w:tcPr>
+            <w:tcW w:w="5523" w:type="dxa"/>
+            <w:vAlign w:val="center"/>
+          </w:tcPr>
+          <w:p>
+            <w:pPr>
+              <w:tabs>
+                <w:tab w:val="left" w:pos="540"/>
+              </w:tabs>
+              <w:jc w:val="thaiDistribute"/>
+              <w:rPr>
+                <w:sz w:val="32"/>
+              </w:rPr>
+            </w:pPr>
+            <w:r>
+              <w:rPr>
+                <w:sz w:val="32"/>
+              </w:rPr>
+              <w:t>16</w:t>
+            </w:r>
+            <w:r>
+              <w:rPr>
+                <w:sz w:val="32"/>
+              </w:rPr>
+              <w:t>.</w:t>
+            </w:r>
+            <w:r>
+              <w:rPr>
+                <w:color w:val="FFFFFF" w:themeColor="background1"/>
+                <w:sz w:val="32"/>
+              </w:rPr>
+              <w:t>*</w:t>
+            </w:r>
+            <w:r>
+              <w:rPr>
+                <w:cs/>
+              </w:rPr>
+              <w:t>ความพึงพอใจโดยรวมต่อการใช้งานระบบ</w:t>
+            </w:r>
+          </w:p>
+        </w:tc>
+        <w:tc>
+          <w:tcPr>
+            <w:tcW w:w="709" w:type="dxa"/>
+            <w:vAlign w:val="center"/>
+          </w:tcPr>
+          <w:p>
+            <w:pPr>
+              <w:tabs>
+                <w:tab w:val="left" w:pos="540"/>
+              </w:tabs>
+              <w:jc w:val="thaiDistribute"/>
+              <w:rPr>
+                <w:sz w:val="32"/>
+              </w:rPr>
+            </w:pPr>
+            <w:r>
+              <w:rPr>
+                <w:sz w:val="32"/>
+              </w:rPr>
+              <w:t>4.80</w:t>
+            </w:r>
+          </w:p>
+        </w:tc>
+        <w:tc>
+          <w:tcPr>
+            <w:tcW w:w="709" w:type="dxa"/>
+            <w:vAlign w:val="center"/>
+          </w:tcPr>
+          <w:p>
+            <w:pPr>
+              <w:tabs>
+                <w:tab w:val="left" w:pos="540"/>
+              </w:tabs>
+              <w:jc w:val="thaiDistribute"/>
+              <w:rPr>
+                <w:sz w:val="32"/>
+              </w:rPr>
+            </w:pPr>
+            <w:r>
+              <w:rPr>
+                <w:sz w:val="32"/>
+              </w:rPr>
+              <w:t>0.41</w:t>
+            </w:r>
+          </w:p>
+        </w:tc>
+        <w:tc>
+          <w:tcPr>
+            <w:tcW w:w="1689" w:type="dxa"/>
+            <w:vAlign w:val="center"/>
+          </w:tcPr>
+          <w:p>
+            <w:pPr>
+              <w:tabs>
+                <w:tab w:val="left" w:pos="540"/>
+              </w:tabs>
+              <w:jc w:val="thaiDistribute"/>
+              <w:rPr>
+                <w:sz w:val="32"/>
+                <w:cs/>
+              </w:rPr>
+            </w:pPr>
+            <w:r>
+              <w:rPr>
+                <w:rFonts w:hint="cs"/>
+                <w:sz w:val="32"/>
+                <w:cs/>
+              </w:rPr>
+              <w:t>มากที่สุด</w:t>
+            </w:r>
+          </w:p>
+        </w:tc>
+      </w:tr>
+      <w:tr>
+        <w:trPr>
+          <w:trHeight w:val="505"/>
+        </w:trPr>
+        <w:tc>
+          <w:tcPr>
+            <w:tcW w:w="5523" w:type="dxa"/>
+            <w:vAlign w:val="center"/>
+          </w:tcPr>
+          <w:p>
+            <w:pPr>
+              <w:tabs>
+                <w:tab w:val="left" w:pos="540"/>
+              </w:tabs>
+              <w:jc w:val="thaiDistribute"/>
+              <w:rPr>
+                <w:sz w:val="32"/>
+              </w:rPr>
+            </w:pPr>
+            <w:r>
+              <w:rPr>
+                <w:sz w:val="32"/>
+              </w:rPr>
+              <w:t>17.</w:t>
+            </w:r>
+            <w:r>
+              <w:rPr>
+                <w:color w:val="FFFFFF" w:themeColor="background1"/>
+                <w:sz w:val="32"/>
+              </w:rPr>
+              <w:t>*</w:t>
+            </w:r>
+            <w:r>
+              <w:rPr>
+                <w:sz w:val="32"/>
+                <w:cs/>
+              </w:rPr>
+              <w:t>ความสามารถในการช่วยลดขั้นตอนและเวลาทำงาน</w:t>
+            </w:r>
+          </w:p>
+        </w:tc>
+        <w:tc>
+          <w:tcPr>
+            <w:tcW w:w="709" w:type="dxa"/>
+            <w:vAlign w:val="center"/>
+          </w:tcPr>
+          <w:p>
+            <w:pPr>
+              <w:tabs>
+                <w:tab w:val="left" w:pos="540"/>
+              </w:tabs>
+              <w:jc w:val="thaiDistribute"/>
+              <w:rPr>
+                <w:sz w:val="32"/>
+              </w:rPr>
+            </w:pPr>
+            <w:r>
+              <w:rPr>
+                <w:sz w:val="32"/>
+              </w:rPr>
+              <w:t>4.73</w:t>
+            </w:r>
+          </w:p>
+        </w:tc>
+        <w:tc>
+          <w:tcPr>
+            <w:tcW w:w="709" w:type="dxa"/>
+            <w:vAlign w:val="center"/>
+          </w:tcPr>
+          <w:p>
+            <w:pPr>
+              <w:tabs>
+                <w:tab w:val="left" w:pos="540"/>
+              </w:tabs>
+              <w:jc w:val="thaiDistribute"/>
+              <w:rPr>
+                <w:sz w:val="32"/>
+              </w:rPr>
+            </w:pPr>
+            <w:r>
+              <w:rPr>
+                <w:sz w:val="32"/>
+              </w:rPr>
+              <w:t>0.45</w:t>
+            </w:r>
+          </w:p>
+        </w:tc>
+        <w:tc>
+          <w:tcPr>
+            <w:tcW w:w="1689" w:type="dxa"/>
+            <w:vAlign w:val="center"/>
+          </w:tcPr>
+          <w:p>
+            <w:pPr>
+              <w:tabs>
+                <w:tab w:val="left" w:pos="540"/>
+              </w:tabs>
+              <w:jc w:val="thaiDistribute"/>
+              <w:rPr>
+                <w:sz w:val="32"/>
+              </w:rPr>
+            </w:pPr>
+            <w:r>
+              <w:rPr>
+                <w:rFonts w:hint="cs"/>
+                <w:sz w:val="32"/>
+                <w:cs/>
+              </w:rPr>
+              <w:t>มากที่สุด</w:t>
+            </w:r>
+          </w:p>
+        </w:tc>
+      </w:tr>
+      <w:tr>
+        <w:trPr>
+          <w:trHeight w:val="505"/>
+        </w:trPr>
+        <w:tc>
+          <w:tcPr>
+            <w:tcW w:w="5523" w:type="dxa"/>
+            <w:vAlign w:val="center"/>
+          </w:tcPr>
+          <w:p>
+            <w:pPr>
+              <w:tabs>
+                <w:tab w:val="left" w:pos="540"/>
+              </w:tabs>
+              <w:jc w:val="thaiDistribute"/>
+              <w:rPr>
+                <w:sz w:val="32"/>
+              </w:rPr>
+            </w:pPr>
+            <w:r>
+              <w:rPr>
+                <w:sz w:val="32"/>
+              </w:rPr>
+              <w:t>18.</w:t>
+            </w:r>
+            <w:r>
+              <w:rPr>
+                <w:color w:val="FFFFFF" w:themeColor="background1"/>
+                <w:sz w:val="32"/>
+              </w:rPr>
+              <w:t>*</w:t>
+            </w:r>
+            <w:r>
+              <w:rPr>
+                <w:sz w:val="32"/>
+                <w:cs/>
+              </w:rPr>
+              <w:t>ประโยชน์ที่ได้รับจากการใช้งานระบบนี้</w:t>
+            </w:r>
+          </w:p>
+        </w:tc>
+        <w:tc>
+          <w:tcPr>
+            <w:tcW w:w="709" w:type="dxa"/>
+            <w:vAlign w:val="center"/>
+          </w:tcPr>
+          <w:p>
+            <w:pPr>
+              <w:tabs>
+                <w:tab w:val="left" w:pos="540"/>
+              </w:tabs>
+              <w:jc w:val="thaiDistribute"/>
+              <w:rPr>
+                <w:sz w:val="32"/>
+              </w:rPr>
+            </w:pPr>
+            <w:r>
+              <w:rPr>
+                <w:sz w:val="32"/>
+              </w:rPr>
+              <w:t>4.90</w:t>
+            </w:r>
+          </w:p>
+        </w:tc>
+        <w:tc>
+          <w:tcPr>
+            <w:tcW w:w="709" w:type="dxa"/>
+            <w:vAlign w:val="center"/>
+          </w:tcPr>
+          <w:p>
+            <w:pPr>
+              <w:tabs>
+                <w:tab w:val="left" w:pos="540"/>
+              </w:tabs>
+              <w:jc w:val="thaiDistribute"/>
+              <w:rPr>
+                <w:sz w:val="32"/>
+              </w:rPr>
+            </w:pPr>
+            <w:r>
+              <w:rPr>
+                <w:sz w:val="32"/>
+              </w:rPr>
+              <w:t>0.31</w:t>
+            </w:r>
+          </w:p>
+        </w:tc>
+        <w:tc>
+          <w:tcPr>
+            <w:tcW w:w="1689" w:type="dxa"/>
+            <w:vAlign w:val="center"/>
+          </w:tcPr>
+          <w:p>
+            <w:pPr>
+              <w:tabs>
+                <w:tab w:val="left" w:pos="540"/>
+              </w:tabs>
+              <w:jc w:val="thaiDistribute"/>
+              <w:rPr>
+                <w:sz w:val="32"/>
+              </w:rPr>
+            </w:pPr>
+            <w:r>
+              <w:rPr>
+                <w:rFonts w:hint="cs"/>
+                <w:sz w:val="32"/>
+                <w:cs/>
+              </w:rPr>
+              <w:t>มากที่สุด</w:t>
+            </w:r>
+          </w:p>
+        </w:tc>
+      </w:tr>
+      <w:tr>
+        <w:trPr>
+          <w:trHeight w:val="505"/>
+        </w:trPr>
+        <w:tc>
+          <w:tcPr>
+            <w:tcW w:w="5523" w:type="dxa"/>
+            <w:vAlign w:val="center"/>
+          </w:tcPr>
+          <w:p>
+            <w:pPr>
+              <w:tabs>
+                <w:tab w:val="left" w:pos="540"/>
+              </w:tabs>
+              <w:jc w:val="thaiDistribute"/>
+              <w:rPr>
+                <w:sz w:val="32"/>
+                <w:cs/>
+              </w:rPr>
+            </w:pPr>
+            <w:r>
+              <w:rPr>
+                <w:sz w:val="32"/>
+              </w:rPr>
+              <w:t>19.</w:t>
+            </w:r>
+            <w:r>
+              <w:rPr>
+                <w:color w:val="FFFFFF" w:themeColor="background1"/>
+                <w:sz w:val="32"/>
+              </w:rPr>
+              <w:t>*</w:t>
+            </w:r>
+            <w:r>
+              <w:rPr>
+                <w:sz w:val="32"/>
+                <w:cs/>
+              </w:rPr>
+              <w:t>ความเหมาะสมของระบบต่อการนำมาใช้งานจริงในองค์กร</w:t>
+            </w:r>
+          </w:p>
+        </w:tc>
+        <w:tc>
+          <w:tcPr>
+            <w:tcW w:w="709" w:type="dxa"/>
+            <w:vAlign w:val="center"/>
+          </w:tcPr>
+          <w:p>
+            <w:pPr>
+              <w:tabs>
+                <w:tab w:val="left" w:pos="540"/>
+              </w:tabs>
+              <w:jc w:val="thaiDistribute"/>
+              <w:rPr>
+                <w:sz w:val="32"/>
+              </w:rPr>
+            </w:pPr>
+            <w:r>
+              <w:rPr>
+                <w:sz w:val="32"/>
+              </w:rPr>
+              <w:t>4.77</w:t>
+            </w:r>
+          </w:p>
+        </w:tc>
+        <w:tc>
+          <w:tcPr>
+            <w:tcW w:w="709" w:type="dxa"/>
+            <w:vAlign w:val="center"/>
+          </w:tcPr>
+          <w:p>
+            <w:pPr>
+              <w:tabs>
+                <w:tab w:val="left" w:pos="540"/>
+              </w:tabs>
+              <w:jc w:val="thaiDistribute"/>
+              <w:rPr>
+                <w:sz w:val="32"/>
+              </w:rPr>
+            </w:pPr>
+            <w:r>
+              <w:rPr>
+                <w:sz w:val="32"/>
+              </w:rPr>
+              <w:t>0.43</w:t>
+            </w:r>
+          </w:p>
+        </w:tc>
+        <w:tc>
+          <w:tcPr>
+            <w:tcW w:w="1689" w:type="dxa"/>
+            <w:vAlign w:val="center"/>
+          </w:tcPr>
+          <w:p>
+            <w:pPr>
+              <w:tabs>
+                <w:tab w:val="left" w:pos="540"/>
+              </w:tabs>
+              <w:jc w:val="thaiDistribute"/>
+              <w:rPr>
+                <w:sz w:val="32"/>
+              </w:rPr>
+            </w:pPr>
+            <w:r>
+              <w:rPr>
+                <w:rFonts w:hint="cs"/>
+                <w:sz w:val="32"/>
+                <w:cs/>
+              </w:rPr>
+              <w:t>มากที่สุด</w:t>
+            </w:r>
+          </w:p>
+        </w:tc>
+      </w:tr>
+      <w:tr>
+        <w:trPr>
+          <w:trHeight w:val="505"/>
+        </w:trPr>
+        <w:tc>
+          <w:tcPr>
+            <w:tcW w:w="5523" w:type="dxa"/>
+            <w:vAlign w:val="center"/>
+          </w:tcPr>
+          <w:p>
+            <w:pPr>
+              <w:tabs>
+                <w:tab w:val="left" w:pos="540"/>
+              </w:tabs>
+              <w:jc w:val="thaiDistribute"/>
+              <w:rPr>
+                <w:sz w:val="32"/>
+              </w:rPr>
+            </w:pPr>
+            <w:r>
+              <w:rPr>
+                <w:sz w:val="32"/>
+              </w:rPr>
+              <w:t>20.</w:t>
+            </w:r>
+            <w:r>
+              <w:rPr>
+                <w:color w:val="FFFFFF" w:themeColor="background1"/>
+                <w:sz w:val="32"/>
+              </w:rPr>
+              <w:t>*</w:t>
+            </w:r>
+            <w:r>
+              <w:rPr>
+                <w:sz w:val="32"/>
+                <w:cs/>
+              </w:rPr>
+              <w:t>ความต้องการให้ใช้งานระบบนี้อย่างต่อเนื่องต่อไป</w:t>
+            </w:r>
+          </w:p>
+        </w:tc>
+        <w:tc>
+          <w:tcPr>
+            <w:tcW w:w="709" w:type="dxa"/>
+            <w:vAlign w:val="center"/>
+          </w:tcPr>
+          <w:p>
+            <w:pPr>
+              <w:tabs>
+                <w:tab w:val="left" w:pos="540"/>
+              </w:tabs>
+              <w:jc w:val="thaiDistribute"/>
+              <w:rPr>
+                <w:sz w:val="32"/>
+              </w:rPr>
+            </w:pPr>
+            <w:r>
+              <w:rPr>
+                <w:sz w:val="32"/>
+              </w:rPr>
+              <w:t>4.77</w:t>
+            </w:r>
+          </w:p>
+        </w:tc>
+        <w:tc>
+          <w:tcPr>
+            <w:tcW w:w="709" w:type="dxa"/>
+            <w:vAlign w:val="center"/>
+          </w:tcPr>
+          <w:p>
+            <w:pPr>
+              <w:tabs>
+                <w:tab w:val="left" w:pos="540"/>
+              </w:tabs>
+              <w:jc w:val="thaiDistribute"/>
+              <w:rPr>
+                <w:sz w:val="32"/>
+              </w:rPr>
+            </w:pPr>
+            <w:r>
+              <w:rPr>
+                <w:sz w:val="32"/>
+              </w:rPr>
+              <w:t>0.43</w:t>
+            </w:r>
+          </w:p>
+        </w:tc>
+        <w:tc>
+          <w:tcPr>
+            <w:tcW w:w="1689" w:type="dxa"/>
+            <w:vAlign w:val="center"/>
+          </w:tcPr>
+          <w:p>
+            <w:pPr>
+              <w:tabs>
+                <w:tab w:val="left" w:pos="540"/>
+              </w:tabs>
+              <w:jc w:val="thaiDistribute"/>
+              <w:rPr>
+                <w:sz w:val="32"/>
+              </w:rPr>
+            </w:pPr>
+            <w:r>
+              <w:rPr>
+                <w:rFonts w:hint="cs"/>
+                <w:sz w:val="32"/>
+                <w:cs/>
+              </w:rPr>
+              <w:t>มากที่สุด</w:t>
+            </w:r>
+          </w:p>
+        </w:tc>
+      </w:tr>
+      <w:tr>
+        <w:trPr>
+          <w:trHeight w:val="505"/>
+        </w:trPr>
+        <w:tc>
+          <w:tcPr>
+            <w:tcW w:w="5523" w:type="dxa"/>
+            <w:vAlign w:val="center"/>
+          </w:tcPr>
+          <w:p>
+            <w:pPr>
+              <w:tabs>
+                <w:tab w:val="left" w:pos="540"/>
+              </w:tabs>
+              <w:jc w:val="right"/>
+              <w:rPr>
+                <w:b/>
+                <w:bCs/>
+                <w:sz w:val="32"/>
+              </w:rPr>
+            </w:pPr>
+            <w:r>
+              <w:rPr>
+                <w:b/>
+                <w:bCs/>
+                <w:cs/>
+              </w:rPr>
+              <w:t>ค่าเฉลี่ยโดยรวมด้านความสะดวกในการใช้งาน</w:t>
+            </w:r>
+          </w:p>
+        </w:tc>
+        <w:tc>
+          <w:tcPr>
+            <w:tcW w:w="709" w:type="dxa"/>
+            <w:vAlign w:val="center"/>
+          </w:tcPr>
+          <w:p>
+            <w:pPr>
+              <w:tabs>
+                <w:tab w:val="left" w:pos="540"/>
+              </w:tabs>
+              <w:jc w:val="thaiDistribute"/>
+              <w:rPr>
+                <w:sz w:val="32"/>
+              </w:rPr>
+            </w:pPr>
+            <w:r>
+              <w:rPr>
+                <w:sz w:val="32"/>
+              </w:rPr>
+              <w:t>4.79</w:t>
+            </w:r>
+          </w:p>
+        </w:tc>
+        <w:tc>
+          <w:tcPr>
+            <w:tcW w:w="709" w:type="dxa"/>
+            <w:vAlign w:val="center"/>
+          </w:tcPr>
+          <w:p>
+            <w:pPr>
+              <w:tabs>
+                <w:tab w:val="left" w:pos="540"/>
+              </w:tabs>
+              <w:jc w:val="thaiDistribute"/>
+              <w:rPr>
+                <w:sz w:val="32"/>
+              </w:rPr>
+            </w:pPr>
+            <w:r>
+              <w:rPr>
+                <w:sz w:val="32"/>
+              </w:rPr>
+              <w:t>0.41</w:t>
+            </w:r>
+          </w:p>
+        </w:tc>
+        <w:tc>
+          <w:tcPr>
+            <w:tcW w:w="1689" w:type="dxa"/>
+            <w:vAlign w:val="center"/>
+          </w:tcPr>
+          <w:p>
+            <w:pPr>
+              <w:tabs>
+                <w:tab w:val="left" w:pos="540"/>
+              </w:tabs>
+              <w:jc w:val="thaiDistribute"/>
+              <w:rPr>
+                <w:sz w:val="32"/>
+              </w:rPr>
+            </w:pPr>
+            <w:r>
+              <w:rPr>
+                <w:rFonts w:hint="cs"/>
+                <w:sz w:val="32"/>
+                <w:cs/>
+              </w:rPr>
+              <w:t>มากที่สุด</w:t>
+            </w:r>
+          </w:p>
+        </w:tc>
+      </w:tr>
+      <w:tr>
+        <w:trPr>
+          <w:trHeight w:val="505"/>
+        </w:trPr>
+        <w:tc>
+          <w:tcPr>
+            <w:tcW w:w="5523" w:type="dxa"/>
+            <w:vAlign w:val="center"/>
+          </w:tcPr>
+          <w:p>
+            <w:pPr>
+              <w:tabs>
+                <w:tab w:val="left" w:pos="540"/>
+              </w:tabs>
+              <w:jc w:val="right"/>
+              <w:rPr>
+                <w:rFonts w:hint="cs"/>
+                <w:b/>
+                <w:bCs/>
+                <w:cs/>
+              </w:rPr>
+            </w:pPr>
+            <w:r>
+              <w:rPr>
+                <w:b/>
+                <w:bCs/>
+                <w:cs/>
+              </w:rPr>
+              <w:t>ค่าเฉลี่ย</w:t>
+            </w:r>
+            <w:r>
+              <w:rPr>
+                <w:b/>
+                <w:bCs/>
+                <w:sz w:val="32"/>
+                <w:cs/>
+              </w:rPr>
+              <w:t>ความพึงพอใจ</w:t>
+            </w:r>
+            <w:r>
+              <w:rPr>
+                <w:b/>
+                <w:bCs/>
+                <w:cs/>
+              </w:rPr>
+              <w:t>ของระบบโดยรวมทั้งหมด</w:t>
+            </w:r>
+          </w:p>
+        </w:tc>
+        <w:tc>
+          <w:tcPr>
+            <w:tcW w:w="709" w:type="dxa"/>
+            <w:vAlign w:val="center"/>
+          </w:tcPr>
+          <w:p>
+            <w:pPr>
+              <w:tabs>
+                <w:tab w:val="left" w:pos="540"/>
+              </w:tabs>
+              <w:jc w:val="thaiDistribute"/>
+              <w:rPr>
+                <w:sz w:val="32"/>
+              </w:rPr>
+            </w:pPr>
+            <w:r>
+              <w:rPr>
+                <w:rFonts w:hint="cs"/>
+                <w:sz w:val="32"/>
+                <w:cs/>
+              </w:rPr>
+              <w:t>4.74</w:t>
+            </w:r>
+          </w:p>
+        </w:tc>
+        <w:tc>
+          <w:tcPr>
+            <w:tcW w:w="709" w:type="dxa"/>
+            <w:vAlign w:val="center"/>
+          </w:tcPr>
+          <w:p>
+            <w:pPr>
+              <w:tabs>
+                <w:tab w:val="left" w:pos="540"/>
+              </w:tabs>
+              <w:jc w:val="thaiDistribute"/>
+              <w:rPr>
+                <w:sz w:val="32"/>
+              </w:rPr>
+            </w:pPr>
+            <w:r>
+              <w:rPr>
+                <w:rFonts w:hint="cs"/>
+                <w:sz w:val="32"/>
+                <w:cs/>
+              </w:rPr>
+              <w:t>0.46</w:t>
+            </w:r>
+          </w:p>
+        </w:tc>
+        <w:tc>
+          <w:tcPr>
+            <w:tcW w:w="1689" w:type="dxa"/>
+            <w:vAlign w:val="center"/>
+          </w:tcPr>
+          <w:p>
+            <w:pPr>
+              <w:tabs>
+                <w:tab w:val="left" w:pos="540"/>
+              </w:tabs>
+              <w:jc w:val="thaiDistribute"/>
+              <w:rPr>
+                <w:rFonts w:hint="cs"/>
+                <w:sz w:val="32"/>
+                <w:cs/>
+              </w:rPr>
+            </w:pPr>
+            <w:r>
+              <w:rPr>
+                <w:rFonts w:hint="cs"/>
+                <w:sz w:val="32"/>
+                <w:cs/>
+              </w:rPr>
+              <w:t>มากที่สุด</w:t>
+            </w:r>
+          </w:p>
+        </w:tc>
+      </w:tr>
+    </w:tbl>
+    <w:p>
+      <w:pPr>
         <w:tabs>
           <w:tab w:val="left" w:pos="540"/>
         </w:tabs>
@@ -21372,6 +21792,9 @@
     </w:p>
     <w:p>
       <w:pPr>
+        <w:tabs>
+          <w:tab w:val="left" w:pos="567"/>
+        </w:tabs>
         <w:spacing w:after="0" w:line="240" w:lineRule="auto"/>
         <w:jc w:val="thaiDistribute"/>
         <w:rPr>
@@ -21381,6 +21804,16 @@
           <w14:ligatures w14:val="none"/>
         </w:rPr>
       </w:pPr>
+      <w:r>
+        <w:rPr>
+          <w:rFonts w:eastAsia="Times New Roman"/>
+          <w:kern w:val="0"/>
+          <w:sz w:val="32"/>
+          <w:cs/>
+          <w14:ligatures w14:val="none"/>
+        </w:rPr>
+        <w:tab/>
+      </w:r>
       <w:r>
         <w:rPr>
           <w:rFonts w:eastAsia="Times New Roman"/>
@@ -22045,6 +22478,7 @@
     <w:lsdException w:name="HTML Sample" w:semiHidden="1" w:unhideWhenUsed="1"/>
     <w:lsdException w:name="HTML Typewriter" w:semiHidden="1" w:unhideWhenUsed="1"/>
     <w:lsdException w:name="HTML Variable" w:semiHidden="1" w:unhideWhenUsed="1"/>
+    <w:lsdException w:name="Normal Table" w:semiHidden="1" w:unhideWhenUsed="1"/>
     <w:lsdException w:name="annotation subject" w:semiHidden="1" w:unhideWhenUsed="1"/>
     <w:lsdException w:name="No List" w:semiHidden="1" w:unhideWhenUsed="1"/>
     <w:lsdException w:name="Outline List 1" w:semiHidden="1" w:unhideWhenUsed="1"/>
@@ -22091,8 +22525,10 @@
     <w:lsdException w:name="Table Subtle 2" w:semiHidden="1" w:unhideWhenUsed="1"/>
     <w:lsdException w:name="Table Web 1" w:semiHidden="1" w:unhideWhenUsed="1"/>
     <w:lsdException w:name="Table Web 2" w:semiHidden="1" w:unhideWhenUsed="1"/>
+    <w:lsdException w:name="Table Web 3" w:semiHidden="1" w:unhideWhenUsed="1"/>
     <w:lsdException w:name="Balloon Text" w:semiHidden="1" w:unhideWhenUsed="1"/>
     <w:lsdException w:name="Table Grid" w:uiPriority="39"/>
+    <w:lsdException w:name="Table Theme" w:semiHidden="1" w:unhideWhenUsed="1"/>
     <w:lsdException w:name="Placeholder Text" w:semiHidden="1"/>
     <w:lsdException w:name="No Spacing" w:uiPriority="1" w:qFormat="1"/>
     <w:lsdException w:name="Light Shading" w:uiPriority="60"/>
@@ -22317,7 +22753,7 @@
   <w:style w:type="paragraph" w:default="1" w:styleId="Normal">
     <w:name w:val="Normal"/>
     <w:qFormat/>
-    <w:rsid w:val="000B666A"/>
+    <w:rsid w:val="00813EA8"/>
   </w:style>
   <w:style w:type="character" w:default="1" w:styleId="DefaultParagraphFont">
     <w:name w:val="Default Paragraph Font"/>

--- a/บทที่ 4 ผลการดำเนินงาน.docx
+++ b/บทที่ 4 ผลการดำเนินงาน.docx
@@ -652,6 +652,7 @@
     <w:bookmarkEnd w:id="2"/>
     <w:p>
       <w:pPr>
+        <w:spacing w:line="240" w:lineRule="auto"/>
         <w:rPr>
           <w:sz w:val="32"/>
           <w:cs/>
@@ -3701,27 +3702,31 @@
     </w:p>
     <w:p>
       <w:pPr>
-        <w:rPr>
-          <w:sz w:val="32"/>
-        </w:rPr>
-      </w:pPr>
-    </w:p>
-    <w:p>
-      <w:pPr>
-        <w:rPr>
-          <w:sz w:val="32"/>
-        </w:rPr>
-      </w:pPr>
-    </w:p>
-    <w:p>
-      <w:pPr>
-        <w:rPr>
-          <w:sz w:val="32"/>
-        </w:rPr>
-      </w:pPr>
-    </w:p>
-    <w:p>
-      <w:pPr>
+        <w:spacing w:line="240" w:lineRule="auto"/>
+        <w:rPr>
+          <w:sz w:val="32"/>
+        </w:rPr>
+      </w:pPr>
+    </w:p>
+    <w:p>
+      <w:pPr>
+        <w:spacing w:line="240" w:lineRule="auto"/>
+        <w:rPr>
+          <w:sz w:val="32"/>
+        </w:rPr>
+      </w:pPr>
+    </w:p>
+    <w:p>
+      <w:pPr>
+        <w:spacing w:line="240" w:lineRule="auto"/>
+        <w:rPr>
+          <w:sz w:val="32"/>
+        </w:rPr>
+      </w:pPr>
+    </w:p>
+    <w:p>
+      <w:pPr>
+        <w:spacing w:line="240" w:lineRule="auto"/>
         <w:rPr>
           <w:sz w:val="32"/>
         </w:rPr>
@@ -3914,7 +3919,6 @@
         <w:rPr>
           <w:noProof/>
         </w:rPr>
-        <w:lastRenderedPageBreak/>
         <w:drawing>
           <wp:anchor distT="0" distB="0" distL="114300" distR="114300" simplePos="0" relativeHeight="251661312" behindDoc="0" locked="0" layoutInCell="1" allowOverlap="1" wp14:anchorId="0594B445" wp14:editId="1637A7BB">
             <wp:simplePos x="0" y="0"/>
@@ -4097,6 +4101,7 @@
         <w:tabs>
           <w:tab w:val="left" w:pos="2459"/>
         </w:tabs>
+        <w:spacing w:line="240" w:lineRule="auto"/>
         <w:rPr>
           <w:sz w:val="32"/>
         </w:rPr>
@@ -4247,6 +4252,7 @@
         <w:tabs>
           <w:tab w:val="left" w:pos="2459"/>
         </w:tabs>
+        <w:spacing w:line="240" w:lineRule="auto"/>
         <w:rPr>
           <w:sz w:val="32"/>
         </w:rPr>
@@ -4317,6 +4323,7 @@
         <w:tabs>
           <w:tab w:val="left" w:pos="2459"/>
         </w:tabs>
+        <w:spacing w:line="240" w:lineRule="auto"/>
         <w:rPr>
           <w:sz w:val="32"/>
         </w:rPr>
@@ -4327,6 +4334,7 @@
         <w:tabs>
           <w:tab w:val="left" w:pos="2459"/>
         </w:tabs>
+        <w:spacing w:line="240" w:lineRule="auto"/>
         <w:rPr>
           <w:sz w:val="32"/>
         </w:rPr>
@@ -4337,6 +4345,7 @@
         <w:tabs>
           <w:tab w:val="left" w:pos="2459"/>
         </w:tabs>
+        <w:spacing w:line="240" w:lineRule="auto"/>
         <w:rPr>
           <w:sz w:val="32"/>
         </w:rPr>
@@ -4347,6 +4356,7 @@
         <w:tabs>
           <w:tab w:val="left" w:pos="2459"/>
         </w:tabs>
+        <w:spacing w:line="240" w:lineRule="auto"/>
         <w:rPr>
           <w:sz w:val="32"/>
         </w:rPr>
@@ -4357,6 +4367,7 @@
         <w:tabs>
           <w:tab w:val="left" w:pos="2459"/>
         </w:tabs>
+        <w:spacing w:line="240" w:lineRule="auto"/>
         <w:rPr>
           <w:sz w:val="32"/>
         </w:rPr>
@@ -4367,20 +4378,23 @@
         <w:tabs>
           <w:tab w:val="left" w:pos="2459"/>
         </w:tabs>
-        <w:rPr>
-          <w:sz w:val="32"/>
-        </w:rPr>
-      </w:pPr>
-    </w:p>
-    <w:p>
-      <w:pPr>
-        <w:rPr>
-          <w:sz w:val="32"/>
-        </w:rPr>
-      </w:pPr>
-    </w:p>
-    <w:p>
-      <w:pPr>
+        <w:spacing w:line="240" w:lineRule="auto"/>
+        <w:rPr>
+          <w:sz w:val="32"/>
+        </w:rPr>
+      </w:pPr>
+    </w:p>
+    <w:p>
+      <w:pPr>
+        <w:spacing w:line="240" w:lineRule="auto"/>
+        <w:rPr>
+          <w:sz w:val="32"/>
+        </w:rPr>
+      </w:pPr>
+    </w:p>
+    <w:p>
+      <w:pPr>
+        <w:spacing w:line="240" w:lineRule="auto"/>
         <w:rPr>
           <w:sz w:val="32"/>
         </w:rPr>
@@ -4577,7 +4591,6 @@
         <w:rPr>
           <w:noProof/>
         </w:rPr>
-        <w:lastRenderedPageBreak/>
         <w:drawing>
           <wp:anchor distT="0" distB="0" distL="114300" distR="114300" simplePos="0" relativeHeight="251663360" behindDoc="0" locked="0" layoutInCell="1" allowOverlap="1" wp14:anchorId="37D876F0" wp14:editId="2D0A7E03">
             <wp:simplePos x="0" y="0"/>
@@ -4772,13 +4785,15 @@
         <w:tabs>
           <w:tab w:val="left" w:pos="1721"/>
         </w:tabs>
-        <w:rPr>
-          <w:sz w:val="32"/>
-        </w:rPr>
-      </w:pPr>
-    </w:p>
-    <w:p>
-      <w:pPr>
+        <w:spacing w:line="240" w:lineRule="auto"/>
+        <w:rPr>
+          <w:sz w:val="32"/>
+        </w:rPr>
+      </w:pPr>
+    </w:p>
+    <w:p>
+      <w:pPr>
+        <w:spacing w:line="240" w:lineRule="auto"/>
         <w:rPr>
           <w:sz w:val="32"/>
         </w:rPr>
@@ -5189,6 +5204,7 @@
     </w:p>
     <w:p>
       <w:pPr>
+        <w:spacing w:line="240" w:lineRule="auto"/>
         <w:jc w:val="thaiDistribute"/>
         <w:rPr>
           <w:sz w:val="32"/>
@@ -6341,6 +6357,7 @@
     </w:p>
     <w:p>
       <w:pPr>
+        <w:spacing w:line="240" w:lineRule="auto"/>
         <w:rPr>
           <w:sz w:val="32"/>
         </w:rPr>
@@ -7143,6 +7160,7 @@
     </w:p>
     <w:p>
       <w:pPr>
+        <w:spacing w:line="240" w:lineRule="auto"/>
         <w:ind w:left="3240"/>
         <w:rPr>
           <w:sz w:val="32"/>
@@ -9677,6 +9695,7 @@
     </w:p>
     <w:p>
       <w:pPr>
+        <w:spacing w:line="240" w:lineRule="auto"/>
         <w:rPr>
           <w:b/>
           <w:bCs/>
@@ -12728,9 +12747,14 @@
         </w:tc>
       </w:tr>
     </w:tbl>
-    <w:p/>
-    <w:p>
-      <w:pPr>
+    <w:p>
+      <w:pPr>
+        <w:spacing w:line="240" w:lineRule="auto"/>
+      </w:pPr>
+    </w:p>
+    <w:p>
+      <w:pPr>
+        <w:spacing w:line="240" w:lineRule="auto"/>
         <w:rPr>
           <w:b/>
           <w:bCs/>
@@ -14533,6 +14557,7 @@
     </w:tbl>
     <w:p>
       <w:pPr>
+        <w:spacing w:line="240" w:lineRule="auto"/>
         <w:rPr>
           <w:b/>
           <w:bCs/>
@@ -14542,6 +14567,7 @@
     </w:p>
     <w:p>
       <w:pPr>
+        <w:spacing w:line="240" w:lineRule="auto"/>
         <w:rPr>
           <w:b/>
           <w:bCs/>
@@ -14551,6 +14577,7 @@
     </w:p>
     <w:p>
       <w:pPr>
+        <w:spacing w:line="240" w:lineRule="auto"/>
         <w:rPr>
           <w:b/>
           <w:bCs/>
@@ -14560,6 +14587,7 @@
     </w:p>
     <w:p>
       <w:pPr>
+        <w:spacing w:line="240" w:lineRule="auto"/>
         <w:rPr>
           <w:b/>
           <w:bCs/>
@@ -14569,6 +14597,7 @@
     </w:p>
     <w:p>
       <w:pPr>
+        <w:spacing w:line="240" w:lineRule="auto"/>
         <w:rPr>
           <w:b/>
           <w:bCs/>
@@ -17306,7 +17335,6 @@
       <w:pPr>
         <w:spacing w:after="0" w:line="240" w:lineRule="auto"/>
         <w:rPr>
-          <w:rFonts w:hint="cs"/>
           <w:sz w:val="32"/>
           <w:cs/>
         </w:rPr>
@@ -18245,7 +18273,7 @@
         <w:spacing w:after="0" w:line="240" w:lineRule="auto"/>
         <w:jc w:val="thaiDistribute"/>
         <w:rPr>
-          <w:rFonts w:eastAsia="Times New Roman" w:hint="cs"/>
+          <w:rFonts w:eastAsia="Times New Roman"/>
           <w:kern w:val="0"/>
           <w:sz w:val="32"/>
           <w14:ligatures w14:val="none"/>
@@ -18257,7 +18285,7 @@
         <w:spacing w:after="0" w:line="240" w:lineRule="auto"/>
         <w:jc w:val="thaiDistribute"/>
         <w:rPr>
-          <w:rFonts w:eastAsia="Times New Roman" w:hint="cs"/>
+          <w:rFonts w:eastAsia="Times New Roman"/>
           <w:kern w:val="0"/>
           <w:sz w:val="32"/>
           <w14:ligatures w14:val="none"/>
@@ -18266,6 +18294,7 @@
     </w:p>
     <w:p>
       <w:pPr>
+        <w:spacing w:line="240" w:lineRule="auto"/>
         <w:rPr>
           <w:sz w:val="32"/>
         </w:rPr>
@@ -20495,6 +20524,7 @@
     </w:tbl>
     <w:p>
       <w:pPr>
+        <w:spacing w:line="240" w:lineRule="auto"/>
         <w:rPr>
           <w:b/>
           <w:bCs/>
@@ -20504,6 +20534,7 @@
     </w:p>
     <w:p>
       <w:pPr>
+        <w:spacing w:line="240" w:lineRule="auto"/>
         <w:rPr>
           <w:b/>
           <w:bCs/>
@@ -21664,7 +21695,6 @@
               </w:tabs>
               <w:jc w:val="right"/>
               <w:rPr>
-                <w:rFonts w:hint="cs"/>
                 <w:b/>
                 <w:bCs/>
                 <w:cs/>
@@ -21759,7 +21789,6 @@
               </w:tabs>
               <w:jc w:val="thaiDistribute"/>
               <w:rPr>
-                <w:rFonts w:hint="cs"/>
                 <w:sz w:val="32"/>
                 <w:cs/>
               </w:rPr>
@@ -21784,7 +21813,6 @@
         <w:spacing w:after="0" w:line="240" w:lineRule="auto"/>
         <w:jc w:val="thaiDistribute"/>
         <w:rPr>
-          <w:rFonts w:hint="cs"/>
           <w:sz w:val="32"/>
           <w:cs/>
         </w:rPr>

--- a/บทที่ 4 ผลการดำเนินงาน.docx
+++ b/บทที่ 4 ผลการดำเนินงาน.docx
@@ -555,6 +555,12 @@
           <w:sz w:val="32"/>
           <w:cs/>
         </w:rPr>
+        <w:sectPr>
+          <w:pgSz w:w="12240" w:h="15840" w:code="1"/>
+          <w:pgMar w:top="2880" w:right="1440" w:bottom="1440" w:left="2160" w:header="720" w:footer="720" w:gutter="0"/>
+          <w:cols w:space="720"/>
+          <w:docGrid w:linePitch="360"/>
+        </w:sectPr>
       </w:pPr>
       <w:r>
         <w:rPr>
@@ -647,6 +653,20 @@
         </w:rPr>
         <w:t>ประกอบไปด้วยส่วนต่าง ๆ ดังนี้</w:t>
       </w:r>
+    </w:p>
+    <w:p>
+      <w:pPr>
+        <w:tabs>
+          <w:tab w:val="left" w:pos="720"/>
+        </w:tabs>
+        <w:spacing w:after="0" w:line="240" w:lineRule="auto"/>
+        <w:ind w:firstLine="426"/>
+        <w:jc w:val="thaiDistribute"/>
+        <w:rPr>
+          <w:sz w:val="32"/>
+          <w:cs/>
+        </w:rPr>
+      </w:pPr>
     </w:p>
     <w:bookmarkEnd w:id="0"/>
     <w:bookmarkEnd w:id="2"/>
@@ -674,6 +694,7 @@
           <w:sz w:val="32"/>
         </w:rPr>
         <w:sectPr>
+          <w:type w:val="continuous"/>
           <w:pgSz w:w="12240" w:h="15840" w:code="1"/>
           <w:pgMar w:top="2880" w:right="1440" w:bottom="1440" w:left="2160" w:header="720" w:footer="720" w:gutter="0"/>
           <w:cols w:space="720"/>
@@ -3888,6 +3909,7 @@
         </w:tabs>
         <w:spacing w:after="0" w:line="240" w:lineRule="auto"/>
         <w:rPr>
+          <w:rFonts w:hint="cs"/>
           <w:sz w:val="32"/>
         </w:rPr>
       </w:pPr>
@@ -3915,10 +3937,23 @@
           <w:sz w:val="32"/>
         </w:rPr>
       </w:pPr>
+    </w:p>
+    <w:p>
+      <w:pPr>
+        <w:tabs>
+          <w:tab w:val="left" w:pos="567"/>
+          <w:tab w:val="left" w:pos="1980"/>
+        </w:tabs>
+        <w:spacing w:after="0" w:line="240" w:lineRule="auto"/>
+        <w:rPr>
+          <w:sz w:val="32"/>
+        </w:rPr>
+      </w:pPr>
       <w:r>
         <w:rPr>
           <w:noProof/>
         </w:rPr>
+        <w:lastRenderedPageBreak/>
         <w:drawing>
           <wp:anchor distT="0" distB="0" distL="114300" distR="114300" simplePos="0" relativeHeight="251661312" behindDoc="0" locked="0" layoutInCell="1" allowOverlap="1" wp14:anchorId="0594B445" wp14:editId="1637A7BB">
             <wp:simplePos x="0" y="0"/>
@@ -4548,6 +4583,7 @@
         </w:tabs>
         <w:spacing w:after="0" w:line="240" w:lineRule="auto"/>
         <w:rPr>
+          <w:rFonts w:hint="cs"/>
           <w:sz w:val="32"/>
         </w:rPr>
       </w:pPr>
@@ -4587,10 +4623,23 @@
           <w:sz w:val="32"/>
         </w:rPr>
       </w:pPr>
+    </w:p>
+    <w:p>
+      <w:pPr>
+        <w:tabs>
+          <w:tab w:val="left" w:pos="567"/>
+          <w:tab w:val="left" w:pos="1980"/>
+        </w:tabs>
+        <w:spacing w:after="0" w:line="240" w:lineRule="auto"/>
+        <w:rPr>
+          <w:sz w:val="32"/>
+        </w:rPr>
+      </w:pPr>
       <w:r>
         <w:rPr>
           <w:noProof/>
         </w:rPr>
+        <w:lastRenderedPageBreak/>
         <w:drawing>
           <wp:anchor distT="0" distB="0" distL="114300" distR="114300" simplePos="0" relativeHeight="251663360" behindDoc="0" locked="0" layoutInCell="1" allowOverlap="1" wp14:anchorId="37D876F0" wp14:editId="2D0A7E03">
             <wp:simplePos x="0" y="0"/>
@@ -22321,6 +22370,7 @@
       </w:pPr>
     </w:p>
     <w:sectPr>
+      <w:headerReference w:type="first" r:id="rId40"/>
       <w:pgSz w:w="12240" w:h="15840" w:code="1"/>
       <w:pgMar w:top="2160" w:right="1440" w:bottom="1440" w:left="2160" w:header="720" w:footer="720" w:gutter="0"/>
       <w:cols w:space="720"/>
@@ -22379,6 +22429,16 @@
     </w:p>
   </w:footnote>
 </w:footnotes>
+</file>
+
+<file path=word/header1.xml><?xml version="1.0" encoding="utf-8"?>
+<w:hdr xmlns:wpc="http://schemas.microsoft.com/office/word/2010/wordprocessingCanvas" xmlns:cx="http://schemas.microsoft.com/office/drawing/2014/chartex" xmlns:cx1="http://schemas.microsoft.com/office/drawing/2015/9/8/chartex" xmlns:cx2="http://schemas.microsoft.com/office/drawing/2015/10/21/chartex" xmlns:cx3="http://schemas.microsoft.com/office/drawing/2016/5/9/chartex" xmlns:cx4="http://schemas.microsoft.com/office/drawing/2016/5/10/chartex" xmlns:cx5="http://schemas.microsoft.com/office/drawing/2016/5/11/chartex" xmlns:cx6="http://schemas.microsoft.com/office/drawing/2016/5/12/chartex" xmlns:cx7="http://schemas.microsoft.com/office/drawing/2016/5/13/chartex" xmlns:cx8="http://schemas.microsoft.com/office/drawing/2016/5/14/chartex" xmlns:mc="http://schemas.openxmlformats.org/markup-compatibility/2006" xmlns:aink="http://schemas.microsoft.com/office/drawing/2016/ink" xmlns:am3d="http://schemas.microsoft.com/office/drawing/2017/model3d" xmlns:o="urn:schemas-microsoft-com:office:office" xmlns:r="http://schemas.openxmlformats.org/officeDocument/2006/relationships" xmlns:m="http://schemas.openxmlformats.org/officeDocument/2006/math" xmlns:v="urn:schemas-microsoft-com:vml" xmlns:wp14="http://schemas.microsoft.com/office/word/2010/wordprocessingDrawing" xmlns:wp="http://schemas.openxmlformats.org/drawingml/2006/wordprocessingDrawing" xmlns:w10="urn:schemas-microsoft-com:office:word" xmlns:w="http://schemas.openxmlformats.org/wordprocessingml/2006/main" xmlns:w14="http://schemas.microsoft.com/office/word/2010/wordml" xmlns:w15="http://schemas.microsoft.com/office/word/2012/wordml" xmlns:w16cex="http://schemas.microsoft.com/office/word/2018/wordml/cex" xmlns:w16cid="http://schemas.microsoft.com/office/word/2016/wordml/cid" xmlns:w16="http://schemas.microsoft.com/office/word/2018/wordml" xmlns:w16sdtdh="http://schemas.microsoft.com/office/word/2020/wordml/sdtdatahash" xmlns:w16se="http://schemas.microsoft.com/office/word/2015/wordml/symex" xmlns:wpg="http://schemas.microsoft.com/office/word/2010/wordprocessingGroup" xmlns:wpi="http://schemas.microsoft.com/office/word/2010/wordprocessingInk" xmlns:wne="http://schemas.microsoft.com/office/word/2006/wordml" xmlns:wps="http://schemas.microsoft.com/office/word/2010/wordprocessingShape" mc:Ignorable="w14 w15 w16se w16cid w16 w16cex w16sdtdh wp14">
+  <w:p>
+    <w:pPr>
+      <w:pStyle w:val="Header"/>
+    </w:pPr>
+  </w:p>
+</w:hdr>
 </file>
 
 <file path=word/styles.xml><?xml version="1.0" encoding="utf-8"?>
